--- a/deliverables/总体架构方案/北斗B1I基带处理器_总体架构方案.docx
+++ b/deliverables/总体架构方案/北斗B1I基带处理器_总体架构方案.docx
@@ -8531,7 +8531,1000 @@
           <w:b/>
           <w:sz w:val="28"/>
         </w:rPr>
-        <w:t>8　待确认与风险</w:t>
+        <w:t>8　架构补充分析</w:t>
+      </w:r>
+    </w:p>
+    <w:p>
+      <w:r>
+        <w:t>这一章补四件事：SRAM 读带宽够不够用、捕获和跟踪怎么分硬件、12 通道大概占多少资源、以及通道状态机的编码和超时值。数字都按第 0 章的参数基线算，凡依赖配套发布清单的量都标明来源。</w:t>
+      </w:r>
+    </w:p>
+    <w:p>
+      <w:pPr>
+        <w:spacing w:before="120"/>
+        <w:ind w:firstLine="0"/>
+      </w:pPr>
+      <w:r>
+        <w:rPr>
+          <w:rFonts w:ascii="宋体" w:hAnsi="宋体" w:eastAsia="宋体"/>
+          <w:b/>
+          <w:sz w:val="28"/>
+        </w:rPr>
+        <w:t>8.1　SRAM 读带宽与端口冲突</w:t>
+      </w:r>
+    </w:p>
+    <w:p>
+      <w:r>
+        <w:t>12 个通道吃的是同一份样本流，一次读操作能服务全部通道，不需要每通道各读一次。每毫秒要取的新样本固定是 16368 个，所以读次数只取决于 SRAM 字宽。按 2 bit/样本换算，每字样本数 S = 字宽/2。</w:t>
+      </w:r>
+    </w:p>
+    <w:tbl>
+      <w:tblPr>
+        <w:tblStyle w:val="TableGrid"/>
+        <w:tblW w:type="auto" w:w="0"/>
+        <w:tblLook w:firstColumn="1" w:firstRow="1" w:lastColumn="0" w:lastRow="0" w:noHBand="0" w:noVBand="1" w:val="04A0"/>
+      </w:tblPr>
+      <w:tblGrid>
+        <w:gridCol w:w="1440"/>
+        <w:gridCol w:w="1440"/>
+        <w:gridCol w:w="1440"/>
+        <w:gridCol w:w="1440"/>
+        <w:gridCol w:w="1440"/>
+        <w:gridCol w:w="1440"/>
+      </w:tblGrid>
+      <w:tr>
+        <w:tc>
+          <w:tcPr>
+            <w:tcW w:type="dxa" w:w="1440"/>
+          </w:tcPr>
+          <w:p>
+            <w:r/>
+            <w:r>
+              <w:rPr>
+                <w:rFonts w:ascii="宋体" w:hAnsi="宋体" w:eastAsia="宋体"/>
+                <w:b/>
+                <w:sz w:val="21"/>
+              </w:rPr>
+              <w:t>SRAM 字宽</w:t>
+            </w:r>
+          </w:p>
+        </w:tc>
+        <w:tc>
+          <w:tcPr>
+            <w:tcW w:type="dxa" w:w="1440"/>
+          </w:tcPr>
+          <w:p>
+            <w:r/>
+            <w:r>
+              <w:rPr>
+                <w:rFonts w:ascii="宋体" w:hAnsi="宋体" w:eastAsia="宋体"/>
+                <w:b/>
+                <w:sz w:val="21"/>
+              </w:rPr>
+              <w:t>每字样本数 S</w:t>
+            </w:r>
+          </w:p>
+        </w:tc>
+        <w:tc>
+          <w:tcPr>
+            <w:tcW w:type="dxa" w:w="1440"/>
+          </w:tcPr>
+          <w:p>
+            <w:r/>
+            <w:r>
+              <w:rPr>
+                <w:rFonts w:ascii="宋体" w:hAnsi="宋体" w:eastAsia="宋体"/>
+                <w:b/>
+                <w:sz w:val="21"/>
+              </w:rPr>
+              <w:t>跟踪读次数/ms</w:t>
+            </w:r>
+          </w:p>
+        </w:tc>
+        <w:tc>
+          <w:tcPr>
+            <w:tcW w:type="dxa" w:w="1440"/>
+          </w:tcPr>
+          <w:p>
+            <w:r/>
+            <w:r>
+              <w:rPr>
+                <w:rFonts w:ascii="宋体" w:hAnsi="宋体" w:eastAsia="宋体"/>
+                <w:b/>
+                <w:sz w:val="21"/>
+              </w:rPr>
+              <w:t>并发捕获后总读次数/ms</w:t>
+            </w:r>
+          </w:p>
+        </w:tc>
+        <w:tc>
+          <w:tcPr>
+            <w:tcW w:type="dxa" w:w="1440"/>
+          </w:tcPr>
+          <w:p>
+            <w:r/>
+            <w:r>
+              <w:rPr>
+                <w:rFonts w:ascii="宋体" w:hAnsi="宋体" w:eastAsia="宋体"/>
+                <w:b/>
+                <w:sz w:val="21"/>
+              </w:rPr>
+              <w:t>100 MHz 下占用</w:t>
+            </w:r>
+          </w:p>
+        </w:tc>
+        <w:tc>
+          <w:tcPr>
+            <w:tcW w:type="dxa" w:w="1440"/>
+          </w:tcPr>
+          <w:p>
+            <w:r/>
+            <w:r>
+              <w:rPr>
+                <w:rFonts w:ascii="宋体" w:hAnsi="宋体" w:eastAsia="宋体"/>
+                <w:b/>
+                <w:sz w:val="21"/>
+              </w:rPr>
+              <w:t>16.368 MHz 下占用</w:t>
+            </w:r>
+          </w:p>
+        </w:tc>
+      </w:tr>
+      <w:tr>
+        <w:tc>
+          <w:tcPr>
+            <w:tcW w:type="dxa" w:w="1440"/>
+          </w:tcPr>
+          <w:p>
+            <w:r/>
+            <w:r>
+              <w:rPr>
+                <w:rFonts w:ascii="宋体" w:hAnsi="宋体" w:eastAsia="宋体"/>
+                <w:sz w:val="21"/>
+              </w:rPr>
+              <w:t>32 bit</w:t>
+            </w:r>
+          </w:p>
+        </w:tc>
+        <w:tc>
+          <w:tcPr>
+            <w:tcW w:type="dxa" w:w="1440"/>
+          </w:tcPr>
+          <w:p>
+            <w:r/>
+            <w:r>
+              <w:rPr>
+                <w:rFonts w:ascii="宋体" w:hAnsi="宋体" w:eastAsia="宋体"/>
+                <w:sz w:val="21"/>
+              </w:rPr>
+              <w:t>16</w:t>
+            </w:r>
+          </w:p>
+        </w:tc>
+        <w:tc>
+          <w:tcPr>
+            <w:tcW w:type="dxa" w:w="1440"/>
+          </w:tcPr>
+          <w:p>
+            <w:r/>
+            <w:r>
+              <w:rPr>
+                <w:rFonts w:ascii="宋体" w:hAnsi="宋体" w:eastAsia="宋体"/>
+                <w:sz w:val="21"/>
+              </w:rPr>
+              <w:t>1023</w:t>
+            </w:r>
+          </w:p>
+        </w:tc>
+        <w:tc>
+          <w:tcPr>
+            <w:tcW w:type="dxa" w:w="1440"/>
+          </w:tcPr>
+          <w:p>
+            <w:r/>
+            <w:r>
+              <w:rPr>
+                <w:rFonts w:ascii="宋体" w:hAnsi="宋体" w:eastAsia="宋体"/>
+                <w:sz w:val="21"/>
+              </w:rPr>
+              <w:t>2046</w:t>
+            </w:r>
+          </w:p>
+        </w:tc>
+        <w:tc>
+          <w:tcPr>
+            <w:tcW w:type="dxa" w:w="1440"/>
+          </w:tcPr>
+          <w:p>
+            <w:r/>
+            <w:r>
+              <w:rPr>
+                <w:rFonts w:ascii="宋体" w:hAnsi="宋体" w:eastAsia="宋体"/>
+                <w:sz w:val="21"/>
+              </w:rPr>
+              <w:t>2.0%</w:t>
+            </w:r>
+          </w:p>
+        </w:tc>
+        <w:tc>
+          <w:tcPr>
+            <w:tcW w:type="dxa" w:w="1440"/>
+          </w:tcPr>
+          <w:p>
+            <w:r/>
+            <w:r>
+              <w:rPr>
+                <w:rFonts w:ascii="宋体" w:hAnsi="宋体" w:eastAsia="宋体"/>
+                <w:sz w:val="21"/>
+              </w:rPr>
+              <w:t>12.5%</w:t>
+            </w:r>
+          </w:p>
+        </w:tc>
+      </w:tr>
+      <w:tr>
+        <w:tc>
+          <w:tcPr>
+            <w:tcW w:type="dxa" w:w="1440"/>
+          </w:tcPr>
+          <w:p>
+            <w:r/>
+            <w:r>
+              <w:rPr>
+                <w:rFonts w:ascii="宋体" w:hAnsi="宋体" w:eastAsia="宋体"/>
+                <w:sz w:val="21"/>
+              </w:rPr>
+              <w:t>16 bit</w:t>
+            </w:r>
+          </w:p>
+        </w:tc>
+        <w:tc>
+          <w:tcPr>
+            <w:tcW w:type="dxa" w:w="1440"/>
+          </w:tcPr>
+          <w:p>
+            <w:r/>
+            <w:r>
+              <w:rPr>
+                <w:rFonts w:ascii="宋体" w:hAnsi="宋体" w:eastAsia="宋体"/>
+                <w:sz w:val="21"/>
+              </w:rPr>
+              <w:t>8</w:t>
+            </w:r>
+          </w:p>
+        </w:tc>
+        <w:tc>
+          <w:tcPr>
+            <w:tcW w:type="dxa" w:w="1440"/>
+          </w:tcPr>
+          <w:p>
+            <w:r/>
+            <w:r>
+              <w:rPr>
+                <w:rFonts w:ascii="宋体" w:hAnsi="宋体" w:eastAsia="宋体"/>
+                <w:sz w:val="21"/>
+              </w:rPr>
+              <w:t>2046</w:t>
+            </w:r>
+          </w:p>
+        </w:tc>
+        <w:tc>
+          <w:tcPr>
+            <w:tcW w:type="dxa" w:w="1440"/>
+          </w:tcPr>
+          <w:p>
+            <w:r/>
+            <w:r>
+              <w:rPr>
+                <w:rFonts w:ascii="宋体" w:hAnsi="宋体" w:eastAsia="宋体"/>
+                <w:sz w:val="21"/>
+              </w:rPr>
+              <w:t>4092</w:t>
+            </w:r>
+          </w:p>
+        </w:tc>
+        <w:tc>
+          <w:tcPr>
+            <w:tcW w:type="dxa" w:w="1440"/>
+          </w:tcPr>
+          <w:p>
+            <w:r/>
+            <w:r>
+              <w:rPr>
+                <w:rFonts w:ascii="宋体" w:hAnsi="宋体" w:eastAsia="宋体"/>
+                <w:sz w:val="21"/>
+              </w:rPr>
+              <w:t>4.1%</w:t>
+            </w:r>
+          </w:p>
+        </w:tc>
+        <w:tc>
+          <w:tcPr>
+            <w:tcW w:type="dxa" w:w="1440"/>
+          </w:tcPr>
+          <w:p>
+            <w:r/>
+            <w:r>
+              <w:rPr>
+                <w:rFonts w:ascii="宋体" w:hAnsi="宋体" w:eastAsia="宋体"/>
+                <w:sz w:val="21"/>
+              </w:rPr>
+              <w:t>25.0%</w:t>
+            </w:r>
+          </w:p>
+        </w:tc>
+      </w:tr>
+      <w:tr>
+        <w:tc>
+          <w:tcPr>
+            <w:tcW w:type="dxa" w:w="1440"/>
+          </w:tcPr>
+          <w:p>
+            <w:r/>
+            <w:r>
+              <w:rPr>
+                <w:rFonts w:ascii="宋体" w:hAnsi="宋体" w:eastAsia="宋体"/>
+                <w:sz w:val="21"/>
+              </w:rPr>
+              <w:t>8 bit</w:t>
+            </w:r>
+          </w:p>
+        </w:tc>
+        <w:tc>
+          <w:tcPr>
+            <w:tcW w:type="dxa" w:w="1440"/>
+          </w:tcPr>
+          <w:p>
+            <w:r/>
+            <w:r>
+              <w:rPr>
+                <w:rFonts w:ascii="宋体" w:hAnsi="宋体" w:eastAsia="宋体"/>
+                <w:sz w:val="21"/>
+              </w:rPr>
+              <w:t>4</w:t>
+            </w:r>
+          </w:p>
+        </w:tc>
+        <w:tc>
+          <w:tcPr>
+            <w:tcW w:type="dxa" w:w="1440"/>
+          </w:tcPr>
+          <w:p>
+            <w:r/>
+            <w:r>
+              <w:rPr>
+                <w:rFonts w:ascii="宋体" w:hAnsi="宋体" w:eastAsia="宋体"/>
+                <w:sz w:val="21"/>
+              </w:rPr>
+              <w:t>4092</w:t>
+            </w:r>
+          </w:p>
+        </w:tc>
+        <w:tc>
+          <w:tcPr>
+            <w:tcW w:type="dxa" w:w="1440"/>
+          </w:tcPr>
+          <w:p>
+            <w:r/>
+            <w:r>
+              <w:rPr>
+                <w:rFonts w:ascii="宋体" w:hAnsi="宋体" w:eastAsia="宋体"/>
+                <w:sz w:val="21"/>
+              </w:rPr>
+              <w:t>8184</w:t>
+            </w:r>
+          </w:p>
+        </w:tc>
+        <w:tc>
+          <w:tcPr>
+            <w:tcW w:type="dxa" w:w="1440"/>
+          </w:tcPr>
+          <w:p>
+            <w:r/>
+            <w:r>
+              <w:rPr>
+                <w:rFonts w:ascii="宋体" w:hAnsi="宋体" w:eastAsia="宋体"/>
+                <w:sz w:val="21"/>
+              </w:rPr>
+              <w:t>8.2%</w:t>
+            </w:r>
+          </w:p>
+        </w:tc>
+        <w:tc>
+          <w:tcPr>
+            <w:tcW w:type="dxa" w:w="1440"/>
+          </w:tcPr>
+          <w:p>
+            <w:r/>
+            <w:r>
+              <w:rPr>
+                <w:rFonts w:ascii="宋体" w:hAnsi="宋体" w:eastAsia="宋体"/>
+                <w:sz w:val="21"/>
+              </w:rPr>
+              <w:t>50.0%</w:t>
+            </w:r>
+          </w:p>
+        </w:tc>
+      </w:tr>
+      <w:tr>
+        <w:tc>
+          <w:tcPr>
+            <w:tcW w:type="dxa" w:w="1440"/>
+          </w:tcPr>
+          <w:p>
+            <w:r/>
+            <w:r>
+              <w:rPr>
+                <w:rFonts w:ascii="宋体" w:hAnsi="宋体" w:eastAsia="宋体"/>
+                <w:sz w:val="21"/>
+              </w:rPr>
+              <w:t>2 bit</w:t>
+            </w:r>
+          </w:p>
+        </w:tc>
+        <w:tc>
+          <w:tcPr>
+            <w:tcW w:type="dxa" w:w="1440"/>
+          </w:tcPr>
+          <w:p>
+            <w:r/>
+            <w:r>
+              <w:rPr>
+                <w:rFonts w:ascii="宋体" w:hAnsi="宋体" w:eastAsia="宋体"/>
+                <w:sz w:val="21"/>
+              </w:rPr>
+              <w:t>1</w:t>
+            </w:r>
+          </w:p>
+        </w:tc>
+        <w:tc>
+          <w:tcPr>
+            <w:tcW w:type="dxa" w:w="1440"/>
+          </w:tcPr>
+          <w:p>
+            <w:r/>
+            <w:r>
+              <w:rPr>
+                <w:rFonts w:ascii="宋体" w:hAnsi="宋体" w:eastAsia="宋体"/>
+                <w:sz w:val="21"/>
+              </w:rPr>
+              <w:t>16368</w:t>
+            </w:r>
+          </w:p>
+        </w:tc>
+        <w:tc>
+          <w:tcPr>
+            <w:tcW w:type="dxa" w:w="1440"/>
+          </w:tcPr>
+          <w:p>
+            <w:r/>
+            <w:r>
+              <w:rPr>
+                <w:rFonts w:ascii="宋体" w:hAnsi="宋体" w:eastAsia="宋体"/>
+                <w:sz w:val="21"/>
+              </w:rPr>
+              <w:t>32736</w:t>
+            </w:r>
+          </w:p>
+        </w:tc>
+        <w:tc>
+          <w:tcPr>
+            <w:tcW w:type="dxa" w:w="1440"/>
+          </w:tcPr>
+          <w:p>
+            <w:r/>
+            <w:r>
+              <w:rPr>
+                <w:rFonts w:ascii="宋体" w:hAnsi="宋体" w:eastAsia="宋体"/>
+                <w:sz w:val="21"/>
+              </w:rPr>
+              <w:t>32.7%</w:t>
+            </w:r>
+          </w:p>
+        </w:tc>
+        <w:tc>
+          <w:tcPr>
+            <w:tcW w:type="dxa" w:w="1440"/>
+          </w:tcPr>
+          <w:p>
+            <w:r/>
+            <w:r>
+              <w:rPr>
+                <w:rFonts w:ascii="宋体" w:hAnsi="宋体" w:eastAsia="宋体"/>
+                <w:sz w:val="21"/>
+              </w:rPr>
+              <w:t>200%，不可能</w:t>
+            </w:r>
+          </w:p>
+        </w:tc>
+      </w:tr>
+    </w:tbl>
+    <w:p>
+      <w:pPr>
+        <w:jc w:val="center"/>
+      </w:pPr>
+      <w:r>
+        <w:rPr>
+          <w:rFonts w:ascii="宋体" w:hAnsi="宋体" w:eastAsia="宋体"/>
+          <w:b/>
+          <w:sz w:val="21"/>
+        </w:rPr>
+        <w:t>表　SRAM 读带宽与端口占用</w:t>
+      </w:r>
+    </w:p>
+    <w:p>
+      <w:r>
+        <w:t>看最后一列。只要时钟不低于 2 倍采样率、字宽不低于 8 bit，单端口 SRAM 同时喂跟踪和捕获是够的。时钟接近 16.368 MHz 或者字宽只有 2 bit 时，跟踪自己就把带宽占满了，捕获再插进来必然丢样。</w:t>
+      </w:r>
+    </w:p>
+    <w:p>
+      <w:r>
+        <w:t>不管时钟多少，都建议给捕获配一份 1 ms 快照缓冲。捕获做多普勒搜索要反复回放同一段数据，在本地缓冲里回放比反复读 SRAM 省带宽，也容易保证跟踪侧一个样本都不丢。按 32 bit 字算，16368 个样本 × 2 bit = 4092 字节，也就是 1023 个字。</w:t>
+      </w:r>
+    </w:p>
+    <w:p>
+      <w:pPr>
+        <w:spacing w:before="120"/>
+        <w:ind w:firstLine="0"/>
+      </w:pPr>
+      <w:r>
+        <w:rPr>
+          <w:rFonts w:ascii="宋体" w:hAnsi="宋体" w:eastAsia="宋体"/>
+          <w:b/>
+          <w:sz w:val="28"/>
+        </w:rPr>
+        <w:t>8.2　捕获与跟踪的硬件分工</w:t>
+      </w:r>
+    </w:p>
+    <w:p>
+      <w:r>
+        <w:t>复用这个词有两种意思，分开说清楚。</w:t>
+      </w:r>
+    </w:p>
+    <w:p>
+      <w:r>
+        <w:t>第一种是 RTL 模块复用：同一份 carrier_mixer_nco、code_nco、correlator_epl 源码例化两次，一份给 12 个跟踪通道，一份给捕获引擎。代码只有一套，硬件是两套。</w:t>
+      </w:r>
+    </w:p>
+    <w:p>
+      <w:r>
+        <w:t>第二种是运行期时分复用：捕获和跟踪抢同一份混频与相关硬件。这样会打断跟踪的 1 样本每时钟流水，仲裁逻辑也不简单，首版不采用。</w:t>
+      </w:r>
+    </w:p>
+    <w:tbl>
+      <w:tblPr>
+        <w:tblStyle w:val="TableGrid"/>
+        <w:tblW w:type="auto" w:w="0"/>
+        <w:tblLook w:firstColumn="1" w:firstRow="1" w:lastColumn="0" w:lastRow="0" w:noHBand="0" w:noVBand="1" w:val="04A0"/>
+      </w:tblPr>
+      <w:tblGrid>
+        <w:gridCol w:w="1728"/>
+        <w:gridCol w:w="1728"/>
+        <w:gridCol w:w="1728"/>
+        <w:gridCol w:w="1728"/>
+        <w:gridCol w:w="1728"/>
+      </w:tblGrid>
+      <w:tr>
+        <w:tc>
+          <w:tcPr>
+            <w:tcW w:type="dxa" w:w="1728"/>
+          </w:tcPr>
+          <w:p>
+            <w:r/>
+            <w:r>
+              <w:rPr>
+                <w:rFonts w:ascii="宋体" w:hAnsi="宋体" w:eastAsia="宋体"/>
+                <w:b/>
+                <w:sz w:val="21"/>
+              </w:rPr>
+              <w:t>方案</w:t>
+            </w:r>
+          </w:p>
+        </w:tc>
+        <w:tc>
+          <w:tcPr>
+            <w:tcW w:type="dxa" w:w="1728"/>
+          </w:tcPr>
+          <w:p>
+            <w:r/>
+            <w:r>
+              <w:rPr>
+                <w:rFonts w:ascii="宋体" w:hAnsi="宋体" w:eastAsia="宋体"/>
+                <w:b/>
+                <w:sz w:val="21"/>
+              </w:rPr>
+              <w:t>混频乘法器</w:t>
+            </w:r>
+          </w:p>
+        </w:tc>
+        <w:tc>
+          <w:tcPr>
+            <w:tcW w:type="dxa" w:w="1728"/>
+          </w:tcPr>
+          <w:p>
+            <w:r/>
+            <w:r>
+              <w:rPr>
+                <w:rFonts w:ascii="宋体" w:hAnsi="宋体" w:eastAsia="宋体"/>
+                <w:b/>
+                <w:sz w:val="21"/>
+              </w:rPr>
+              <w:t>累加器端口</w:t>
+            </w:r>
+          </w:p>
+        </w:tc>
+        <w:tc>
+          <w:tcPr>
+            <w:tcW w:type="dxa" w:w="1728"/>
+          </w:tcPr>
+          <w:p>
+            <w:r/>
+            <w:r>
+              <w:rPr>
+                <w:rFonts w:ascii="宋体" w:hAnsi="宋体" w:eastAsia="宋体"/>
+                <w:b/>
+                <w:sz w:val="21"/>
+              </w:rPr>
+              <w:t>控制复杂度</w:t>
+            </w:r>
+          </w:p>
+        </w:tc>
+        <w:tc>
+          <w:tcPr>
+            <w:tcW w:type="dxa" w:w="1728"/>
+          </w:tcPr>
+          <w:p>
+            <w:r/>
+            <w:r>
+              <w:rPr>
+                <w:rFonts w:ascii="宋体" w:hAnsi="宋体" w:eastAsia="宋体"/>
+                <w:b/>
+                <w:sz w:val="21"/>
+              </w:rPr>
+              <w:t>首版取舍</w:t>
+            </w:r>
+          </w:p>
+        </w:tc>
+      </w:tr>
+      <w:tr>
+        <w:tc>
+          <w:tcPr>
+            <w:tcW w:type="dxa" w:w="1728"/>
+          </w:tcPr>
+          <w:p>
+            <w:r/>
+            <w:r>
+              <w:rPr>
+                <w:rFonts w:ascii="宋体" w:hAnsi="宋体" w:eastAsia="宋体"/>
+                <w:sz w:val="21"/>
+              </w:rPr>
+              <w:t>12 通道全并行，捕获独立例化（同一份 RTL）</w:t>
+            </w:r>
+          </w:p>
+        </w:tc>
+        <w:tc>
+          <w:tcPr>
+            <w:tcW w:type="dxa" w:w="1728"/>
+          </w:tcPr>
+          <w:p>
+            <w:r/>
+            <w:r>
+              <w:rPr>
+                <w:rFonts w:ascii="宋体" w:hAnsi="宋体" w:eastAsia="宋体"/>
+                <w:sz w:val="21"/>
+              </w:rPr>
+              <w:t>24 + 2</w:t>
+            </w:r>
+          </w:p>
+        </w:tc>
+        <w:tc>
+          <w:tcPr>
+            <w:tcW w:type="dxa" w:w="1728"/>
+          </w:tcPr>
+          <w:p>
+            <w:r/>
+            <w:r>
+              <w:rPr>
+                <w:rFonts w:ascii="宋体" w:hAnsi="宋体" w:eastAsia="宋体"/>
+                <w:sz w:val="21"/>
+              </w:rPr>
+              <w:t>72 个触发器累加器，无端口竞争</w:t>
+            </w:r>
+          </w:p>
+        </w:tc>
+        <w:tc>
+          <w:tcPr>
+            <w:tcW w:type="dxa" w:w="1728"/>
+          </w:tcPr>
+          <w:p>
+            <w:r/>
+            <w:r>
+              <w:rPr>
+                <w:rFonts w:ascii="宋体" w:hAnsi="宋体" w:eastAsia="宋体"/>
+                <w:sz w:val="21"/>
+              </w:rPr>
+              <w:t>低</w:t>
+            </w:r>
+          </w:p>
+        </w:tc>
+        <w:tc>
+          <w:tcPr>
+            <w:tcW w:type="dxa" w:w="1728"/>
+          </w:tcPr>
+          <w:p>
+            <w:r/>
+            <w:r>
+              <w:rPr>
+                <w:rFonts w:ascii="宋体" w:hAnsi="宋体" w:eastAsia="宋体"/>
+                <w:sz w:val="21"/>
+              </w:rPr>
+              <w:t>采用</w:t>
+            </w:r>
+          </w:p>
+        </w:tc>
+      </w:tr>
+      <w:tr>
+        <w:tc>
+          <w:tcPr>
+            <w:tcW w:type="dxa" w:w="1728"/>
+          </w:tcPr>
+          <w:p>
+            <w:r/>
+            <w:r>
+              <w:rPr>
+                <w:rFonts w:ascii="宋体" w:hAnsi="宋体" w:eastAsia="宋体"/>
+                <w:sz w:val="21"/>
+              </w:rPr>
+              <w:t>捕获时分复用跟踪数据通路</w:t>
+            </w:r>
+          </w:p>
+        </w:tc>
+        <w:tc>
+          <w:tcPr>
+            <w:tcW w:type="dxa" w:w="1728"/>
+          </w:tcPr>
+          <w:p>
+            <w:r/>
+            <w:r>
+              <w:rPr>
+                <w:rFonts w:ascii="宋体" w:hAnsi="宋体" w:eastAsia="宋体"/>
+                <w:sz w:val="21"/>
+              </w:rPr>
+              <w:t>24</w:t>
+            </w:r>
+          </w:p>
+        </w:tc>
+        <w:tc>
+          <w:tcPr>
+            <w:tcW w:type="dxa" w:w="1728"/>
+          </w:tcPr>
+          <w:p>
+            <w:r/>
+            <w:r>
+              <w:rPr>
+                <w:rFonts w:ascii="宋体" w:hAnsi="宋体" w:eastAsia="宋体"/>
+                <w:sz w:val="21"/>
+              </w:rPr>
+              <w:t>捕获插入时会打断跟踪流水</w:t>
+            </w:r>
+          </w:p>
+        </w:tc>
+        <w:tc>
+          <w:tcPr>
+            <w:tcW w:type="dxa" w:w="1728"/>
+          </w:tcPr>
+          <w:p>
+            <w:r/>
+            <w:r>
+              <w:rPr>
+                <w:rFonts w:ascii="宋体" w:hAnsi="宋体" w:eastAsia="宋体"/>
+                <w:sz w:val="21"/>
+              </w:rPr>
+              <w:t>中</w:t>
+            </w:r>
+          </w:p>
+        </w:tc>
+        <w:tc>
+          <w:tcPr>
+            <w:tcW w:type="dxa" w:w="1728"/>
+          </w:tcPr>
+          <w:p>
+            <w:r/>
+            <w:r>
+              <w:rPr>
+                <w:rFonts w:ascii="宋体" w:hAnsi="宋体" w:eastAsia="宋体"/>
+                <w:sz w:val="21"/>
+              </w:rPr>
+              <w:t>不采用</w:t>
+            </w:r>
+          </w:p>
+        </w:tc>
+      </w:tr>
+      <w:tr>
+        <w:tc>
+          <w:tcPr>
+            <w:tcW w:type="dxa" w:w="1728"/>
+          </w:tcPr>
+          <w:p>
+            <w:r/>
+            <w:r>
+              <w:rPr>
+                <w:rFonts w:ascii="宋体" w:hAnsi="宋体" w:eastAsia="宋体"/>
+                <w:sz w:val="21"/>
+              </w:rPr>
+              <w:t>通道间 2 路时分复用</w:t>
+            </w:r>
+          </w:p>
+        </w:tc>
+        <w:tc>
+          <w:tcPr>
+            <w:tcW w:type="dxa" w:w="1728"/>
+          </w:tcPr>
+          <w:p>
+            <w:r/>
+            <w:r>
+              <w:rPr>
+                <w:rFonts w:ascii="宋体" w:hAnsi="宋体" w:eastAsia="宋体"/>
+                <w:sz w:val="21"/>
+              </w:rPr>
+              <w:t>12</w:t>
+            </w:r>
+          </w:p>
+        </w:tc>
+        <w:tc>
+          <w:tcPr>
+            <w:tcW w:type="dxa" w:w="1728"/>
+          </w:tcPr>
+          <w:p>
+            <w:r/>
+            <w:r>
+              <w:rPr>
+                <w:rFonts w:ascii="宋体" w:hAnsi="宋体" w:eastAsia="宋体"/>
+                <w:sz w:val="21"/>
+              </w:rPr>
+              <w:t>36 个累加器需要双端口</w:t>
+            </w:r>
+          </w:p>
+        </w:tc>
+        <w:tc>
+          <w:tcPr>
+            <w:tcW w:type="dxa" w:w="1728"/>
+          </w:tcPr>
+          <w:p>
+            <w:r/>
+            <w:r>
+              <w:rPr>
+                <w:rFonts w:ascii="宋体" w:hAnsi="宋体" w:eastAsia="宋体"/>
+                <w:sz w:val="21"/>
+              </w:rPr>
+              <w:t>高</w:t>
+            </w:r>
+          </w:p>
+        </w:tc>
+        <w:tc>
+          <w:tcPr>
+            <w:tcW w:type="dxa" w:w="1728"/>
+          </w:tcPr>
+          <w:p>
+            <w:r/>
+            <w:r>
+              <w:rPr>
+                <w:rFonts w:ascii="宋体" w:hAnsi="宋体" w:eastAsia="宋体"/>
+                <w:sz w:val="21"/>
+              </w:rPr>
+              <w:t>留作面积优化</w:t>
+            </w:r>
+          </w:p>
+        </w:tc>
+      </w:tr>
+      <w:tr>
+        <w:tc>
+          <w:tcPr>
+            <w:tcW w:type="dxa" w:w="1728"/>
+          </w:tcPr>
+          <w:p>
+            <w:r/>
+            <w:r>
+              <w:rPr>
+                <w:rFonts w:ascii="宋体" w:hAnsi="宋体" w:eastAsia="宋体"/>
+                <w:sz w:val="21"/>
+              </w:rPr>
+              <w:t>通道间 3 路时分复用</w:t>
+            </w:r>
+          </w:p>
+        </w:tc>
+        <w:tc>
+          <w:tcPr>
+            <w:tcW w:type="dxa" w:w="1728"/>
+          </w:tcPr>
+          <w:p>
+            <w:r/>
+            <w:r>
+              <w:rPr>
+                <w:rFonts w:ascii="宋体" w:hAnsi="宋体" w:eastAsia="宋体"/>
+                <w:sz w:val="21"/>
+              </w:rPr>
+              <w:t>8</w:t>
+            </w:r>
+          </w:p>
+        </w:tc>
+        <w:tc>
+          <w:tcPr>
+            <w:tcW w:type="dxa" w:w="1728"/>
+          </w:tcPr>
+          <w:p>
+            <w:r/>
+            <w:r>
+              <w:rPr>
+                <w:rFonts w:ascii="宋体" w:hAnsi="宋体" w:eastAsia="宋体"/>
+                <w:sz w:val="21"/>
+              </w:rPr>
+              <w:t>累加器需要 3 个读端口</w:t>
+            </w:r>
+          </w:p>
+        </w:tc>
+        <w:tc>
+          <w:tcPr>
+            <w:tcW w:type="dxa" w:w="1728"/>
+          </w:tcPr>
+          <w:p>
+            <w:r/>
+            <w:r>
+              <w:rPr>
+                <w:rFonts w:ascii="宋体" w:hAnsi="宋体" w:eastAsia="宋体"/>
+                <w:sz w:val="21"/>
+              </w:rPr>
+              <w:t>更高</w:t>
+            </w:r>
+          </w:p>
+        </w:tc>
+        <w:tc>
+          <w:tcPr>
+            <w:tcW w:type="dxa" w:w="1728"/>
+          </w:tcPr>
+          <w:p>
+            <w:r/>
+            <w:r>
+              <w:rPr>
+                <w:rFonts w:ascii="宋体" w:hAnsi="宋体" w:eastAsia="宋体"/>
+                <w:sz w:val="21"/>
+              </w:rPr>
+              <w:t>留作面积优化</w:t>
+            </w:r>
+          </w:p>
+        </w:tc>
+      </w:tr>
+    </w:tbl>
+    <w:p>
+      <w:pPr>
+        <w:jc w:val="center"/>
+      </w:pPr>
+      <w:r>
+        <w:rPr>
+          <w:rFonts w:ascii="宋体" w:hAnsi="宋体" w:eastAsia="宋体"/>
+          <w:b/>
+          <w:sz w:val="21"/>
+        </w:rPr>
+        <w:t>表　捕获与跟踪的硬件分工</w:t>
+      </w:r>
+    </w:p>
+    <w:p>
+      <w:r>
+        <w:t>时分复用省下的是乘法器，代价落在累加器端口上。要读写的累加器每样本有 72 个，复用倍数越高，需要的端口越多，寄存器堆的面积和功耗上涨，未必划算。先把功能做对，面积优化等综合报告出来再说。</w:t>
+      </w:r>
+    </w:p>
+    <w:p>
+      <w:pPr>
+        <w:spacing w:before="120"/>
+        <w:ind w:firstLine="0"/>
+      </w:pPr>
+      <w:r>
+        <w:rPr>
+          <w:rFonts w:ascii="宋体" w:hAnsi="宋体" w:eastAsia="宋体"/>
+          <w:b/>
+          <w:sz w:val="28"/>
+        </w:rPr>
+        <w:t>8.3　12 通道资源估算</w:t>
       </w:r>
     </w:p>
     <w:tbl>
@@ -8559,7 +9552,7 @@
                 <w:b/>
                 <w:sz w:val="21"/>
               </w:rPr>
-              <w:t>#</w:t>
+              <w:t>资源</w:t>
             </w:r>
           </w:p>
         </w:tc>
@@ -8575,7 +9568,7 @@
                 <w:b/>
                 <w:sz w:val="21"/>
               </w:rPr>
-              <w:t>事项</w:t>
+              <w:t>每通道</w:t>
             </w:r>
           </w:p>
         </w:tc>
@@ -8591,7 +9584,7 @@
                 <w:b/>
                 <w:sz w:val="21"/>
               </w:rPr>
-              <w:t>状态</w:t>
+              <w:t>12 通道合计</w:t>
             </w:r>
           </w:p>
         </w:tc>
@@ -8607,7 +9600,7 @@
                 <w:b/>
                 <w:sz w:val="21"/>
               </w:rPr>
-              <w:t>影响</w:t>
+              <w:t>说明</w:t>
             </w:r>
           </w:p>
         </w:tc>
@@ -8624,7 +9617,7 @@
                 <w:rFonts w:ascii="宋体" w:hAnsi="宋体" w:eastAsia="宋体"/>
                 <w:sz w:val="21"/>
               </w:rPr>
-              <w:t>R1</w:t>
+              <w:t>相关累加器</w:t>
             </w:r>
           </w:p>
         </w:tc>
@@ -8639,7 +9632,7 @@
                 <w:rFonts w:ascii="宋体" w:hAnsi="宋体" w:eastAsia="宋体"/>
                 <w:sz w:val="21"/>
               </w:rPr>
-              <w:t>配套环境发布清单：SRAM 字宽、读延迟、样本数，目标时钟，工艺库，时序角</w:t>
+              <w:t>6 × 26 bit = 156 bit</w:t>
             </w:r>
           </w:p>
         </w:tc>
@@ -8654,7 +9647,7 @@
                 <w:rFonts w:ascii="宋体" w:hAnsi="宋体" w:eastAsia="宋体"/>
                 <w:sz w:val="21"/>
               </w:rPr>
-              <w:t>未提供，按指导书 12.1 节报告缺失，不猜数</w:t>
+              <w:t>1872 bit</w:t>
             </w:r>
           </w:p>
         </w:tc>
@@ -8669,7 +9662,7 @@
                 <w:rFonts w:ascii="宋体" w:hAnsi="宋体" w:eastAsia="宋体"/>
                 <w:sz w:val="21"/>
               </w:rPr>
-              <w:t>阻塞综合与后端</w:t>
+              <w:t>E/P/L 各 I/Q，触发器实现</w:t>
             </w:r>
           </w:p>
         </w:tc>
@@ -8686,7 +9679,7 @@
                 <w:rFonts w:ascii="宋体" w:hAnsi="宋体" w:eastAsia="宋体"/>
                 <w:sz w:val="21"/>
               </w:rPr>
-              <w:t>R2</w:t>
+              <w:t>20 ms 合并累加器</w:t>
             </w:r>
           </w:p>
         </w:tc>
@@ -8701,7 +9694,7 @@
                 <w:rFonts w:ascii="宋体" w:hAnsi="宋体" w:eastAsia="宋体"/>
                 <w:sz w:val="21"/>
               </w:rPr>
-              <w:t>G2 抽头表 PRN 38 到 63，以及移位方向复核</w:t>
+              <w:t>2 × 32 bit = 64 bit</w:t>
             </w:r>
           </w:p>
         </w:tc>
@@ -8716,7 +9709,7 @@
                 <w:rFonts w:ascii="宋体" w:hAnsi="宋体" w:eastAsia="宋体"/>
                 <w:sz w:val="21"/>
               </w:rPr>
-              <w:t>已转录 37 组，自相关次峰 134 偏大</w:t>
+              <w:t>768 bit</w:t>
             </w:r>
           </w:p>
         </w:tc>
@@ -8731,7 +9724,7 @@
                 <w:rFonts w:ascii="宋体" w:hAnsi="宋体" w:eastAsia="宋体"/>
                 <w:sz w:val="21"/>
               </w:rPr>
-              <w:t>影响 PRN 码正确性</w:t>
+              <w:t>去 NH 后的数据位判决</w:t>
             </w:r>
           </w:p>
         </w:tc>
@@ -8748,7 +9741,7 @@
                 <w:rFonts w:ascii="宋体" w:hAnsi="宋体" w:eastAsia="宋体"/>
                 <w:sz w:val="21"/>
               </w:rPr>
-              <w:t>R3</w:t>
+              <w:t>环路状态</w:t>
             </w:r>
           </w:p>
         </w:tc>
@@ -8763,7 +9756,7 @@
                 <w:rFonts w:ascii="宋体" w:hAnsi="宋体" w:eastAsia="宋体"/>
                 <w:sz w:val="21"/>
               </w:rPr>
-              <w:t>跟踪通道 code_phase 观测异常（ISSUE-001）</w:t>
+              <w:t>约 120 bit</w:t>
             </w:r>
           </w:p>
         </w:tc>
@@ -8778,7 +9771,7 @@
                 <w:rFonts w:ascii="宋体" w:hAnsi="宋体" w:eastAsia="宋体"/>
                 <w:sz w:val="21"/>
               </w:rPr>
-              <w:t>已复现并定位方向</w:t>
+              <w:t>约 1440 bit</w:t>
             </w:r>
           </w:p>
         </w:tc>
@@ -8793,7 +9786,7 @@
                 <w:rFonts w:ascii="宋体" w:hAnsi="宋体" w:eastAsia="宋体"/>
                 <w:sz w:val="21"/>
               </w:rPr>
-              <w:t>阻塞 L2 回归转绿</w:t>
+              <w:t>环路积分项、系数寄存器、锁定计数</w:t>
             </w:r>
           </w:p>
         </w:tc>
@@ -8810,7 +9803,7 @@
                 <w:rFonts w:ascii="宋体" w:hAnsi="宋体" w:eastAsia="宋体"/>
                 <w:sz w:val="21"/>
               </w:rPr>
-              <w:t>R4</w:t>
+              <w:t>载波与码 NCO</w:t>
             </w:r>
           </w:p>
         </w:tc>
@@ -8825,7 +9818,7 @@
                 <w:rFonts w:ascii="宋体" w:hAnsi="宋体" w:eastAsia="宋体"/>
                 <w:sz w:val="21"/>
               </w:rPr>
-              <w:t>捕获引擎 RTL 未实现</w:t>
+              <w:t>2 × 32 bit = 64 bit</w:t>
             </w:r>
           </w:p>
         </w:tc>
@@ -8840,7 +9833,7 @@
                 <w:rFonts w:ascii="宋体" w:hAnsi="宋体" w:eastAsia="宋体"/>
                 <w:sz w:val="21"/>
               </w:rPr>
-              <w:t>参考模型已验证，码相位 123.000 chip 命中</w:t>
+              <w:t>768 bit</w:t>
             </w:r>
           </w:p>
         </w:tc>
@@ -8855,7 +9848,7 @@
                 <w:rFonts w:ascii="宋体" w:hAnsi="宋体" w:eastAsia="宋体"/>
                 <w:sz w:val="21"/>
               </w:rPr>
-              <w:t>本阶段后续任务</w:t>
+              <w:t>相位累加器</w:t>
             </w:r>
           </w:p>
         </w:tc>
@@ -8872,7 +9865,7 @@
                 <w:rFonts w:ascii="宋体" w:hAnsi="宋体" w:eastAsia="宋体"/>
                 <w:sz w:val="21"/>
               </w:rPr>
-              <w:t>R5</w:t>
+              <w:t>载波 sin/cos ROM</w:t>
             </w:r>
           </w:p>
         </w:tc>
@@ -8887,7 +9880,7 @@
                 <w:rFonts w:ascii="宋体" w:hAnsi="宋体" w:eastAsia="宋体"/>
                 <w:sz w:val="21"/>
               </w:rPr>
-              <w:t>环路系数与门限未冻结</w:t>
+              <w:t>—</w:t>
             </w:r>
           </w:p>
         </w:tc>
@@ -8902,7 +9895,7 @@
                 <w:rFonts w:ascii="宋体" w:hAnsi="宋体" w:eastAsia="宋体"/>
                 <w:sz w:val="21"/>
               </w:rPr>
-              <w:t>当前是一组自洽默认值</w:t>
+              <w:t>20480 bit（共享 1 份）</w:t>
             </w:r>
           </w:p>
         </w:tc>
@@ -8917,7 +9910,69 @@
                 <w:rFonts w:ascii="宋体" w:hAnsi="宋体" w:eastAsia="宋体"/>
                 <w:sz w:val="21"/>
               </w:rPr>
-              <w:t>影响灵敏度与动态指标</w:t>
+              <w:t>1024 项 × 10 bit × sin/cos</w:t>
+            </w:r>
+          </w:p>
+        </w:tc>
+      </w:tr>
+      <w:tr>
+        <w:tc>
+          <w:tcPr>
+            <w:tcW w:type="dxa" w:w="2160"/>
+          </w:tcPr>
+          <w:p>
+            <w:r/>
+            <w:r>
+              <w:rPr>
+                <w:rFonts w:ascii="宋体" w:hAnsi="宋体" w:eastAsia="宋体"/>
+                <w:sz w:val="21"/>
+              </w:rPr>
+              <w:t>PRN 码 RAM</w:t>
+            </w:r>
+          </w:p>
+        </w:tc>
+        <w:tc>
+          <w:tcPr>
+            <w:tcW w:type="dxa" w:w="2160"/>
+          </w:tcPr>
+          <w:p>
+            <w:r/>
+            <w:r>
+              <w:rPr>
+                <w:rFonts w:ascii="宋体" w:hAnsi="宋体" w:eastAsia="宋体"/>
+                <w:sz w:val="21"/>
+              </w:rPr>
+              <w:t>2046 bit</w:t>
+            </w:r>
+          </w:p>
+        </w:tc>
+        <w:tc>
+          <w:tcPr>
+            <w:tcW w:type="dxa" w:w="2160"/>
+          </w:tcPr>
+          <w:p>
+            <w:r/>
+            <w:r>
+              <w:rPr>
+                <w:rFonts w:ascii="宋体" w:hAnsi="宋体" w:eastAsia="宋体"/>
+                <w:sz w:val="21"/>
+              </w:rPr>
+              <w:t>24552 bit</w:t>
+            </w:r>
+          </w:p>
+        </w:tc>
+        <w:tc>
+          <w:tcPr>
+            <w:tcW w:type="dxa" w:w="2160"/>
+          </w:tcPr>
+          <w:p>
+            <w:r/>
+            <w:r>
+              <w:rPr>
+                <w:rFonts w:ascii="宋体" w:hAnsi="宋体" w:eastAsia="宋体"/>
+                <w:sz w:val="21"/>
+              </w:rPr>
+              <w:t>每通道跟踪不同卫星，不能共用</w:t>
             </w:r>
           </w:p>
         </w:tc>
@@ -8933,7 +9988,1975 @@
           <w:b/>
           <w:sz w:val="21"/>
         </w:rPr>
-        <w:t>表 17　待确认与风险</w:t>
+        <w:t>表 17　 通道资源估算</w:t>
+      </w:r>
+    </w:p>
+    <w:p>
+      <w:r>
+        <w:t>触发器合计约 4900 bit，ROM 与 RAM 合计约 45 kbit。这个量级放在课程工艺上不是瓶颈，真正的面积大头在相关器与环路里的乘法器，见位宽与周期预算第 8 节。</w:t>
+      </w:r>
+    </w:p>
+    <w:p>
+      <w:r>
+        <w:t>PRN 码 12 份不能省，因为每个通道盯的是不同卫星。若改成 63 颗星的共享 ROM（63 × 2046 = 128.9 kbit），省下的是装载动作，但 ROM 面积是原来的 5 倍多，不划算。每通道一份可装载 RAM 更合适，分配任务时花 2046 个时钟装一次。</w:t>
+      </w:r>
+    </w:p>
+    <w:p>
+      <w:pPr>
+        <w:spacing w:before="120"/>
+        <w:ind w:firstLine="0"/>
+      </w:pPr>
+      <w:r>
+        <w:rPr>
+          <w:rFonts w:ascii="宋体" w:hAnsi="宋体" w:eastAsia="宋体"/>
+          <w:b/>
+          <w:sz w:val="28"/>
+        </w:rPr>
+        <w:t>8.4　通道状态编码与超时参数</w:t>
+      </w:r>
+    </w:p>
+    <w:p>
+      <w:r>
+        <w:t>状态用 4 bit 编码，留足扩展余地。</w:t>
+      </w:r>
+    </w:p>
+    <w:tbl>
+      <w:tblPr>
+        <w:tblStyle w:val="TableGrid"/>
+        <w:tblW w:type="auto" w:w="0"/>
+        <w:tblLook w:firstColumn="1" w:firstRow="1" w:lastColumn="0" w:lastRow="0" w:noHBand="0" w:noVBand="1" w:val="04A0"/>
+      </w:tblPr>
+      <w:tblGrid>
+        <w:gridCol w:w="1728"/>
+        <w:gridCol w:w="1728"/>
+        <w:gridCol w:w="1728"/>
+        <w:gridCol w:w="1728"/>
+        <w:gridCol w:w="1728"/>
+      </w:tblGrid>
+      <w:tr>
+        <w:tc>
+          <w:tcPr>
+            <w:tcW w:type="dxa" w:w="1728"/>
+          </w:tcPr>
+          <w:p>
+            <w:r/>
+            <w:r>
+              <w:rPr>
+                <w:rFonts w:ascii="宋体" w:hAnsi="宋体" w:eastAsia="宋体"/>
+                <w:b/>
+                <w:sz w:val="21"/>
+              </w:rPr>
+              <w:t>状态</w:t>
+            </w:r>
+          </w:p>
+        </w:tc>
+        <w:tc>
+          <w:tcPr>
+            <w:tcW w:type="dxa" w:w="1728"/>
+          </w:tcPr>
+          <w:p>
+            <w:r/>
+            <w:r>
+              <w:rPr>
+                <w:rFonts w:ascii="宋体" w:hAnsi="宋体" w:eastAsia="宋体"/>
+                <w:b/>
+                <w:sz w:val="21"/>
+              </w:rPr>
+              <w:t>编码</w:t>
+            </w:r>
+          </w:p>
+        </w:tc>
+        <w:tc>
+          <w:tcPr>
+            <w:tcW w:type="dxa" w:w="1728"/>
+          </w:tcPr>
+          <w:p>
+            <w:r/>
+            <w:r>
+              <w:rPr>
+                <w:rFonts w:ascii="宋体" w:hAnsi="宋体" w:eastAsia="宋体"/>
+                <w:b/>
+                <w:sz w:val="21"/>
+              </w:rPr>
+              <w:t>进入条件</w:t>
+            </w:r>
+          </w:p>
+        </w:tc>
+        <w:tc>
+          <w:tcPr>
+            <w:tcW w:type="dxa" w:w="1728"/>
+          </w:tcPr>
+          <w:p>
+            <w:r/>
+            <w:r>
+              <w:rPr>
+                <w:rFonts w:ascii="宋体" w:hAnsi="宋体" w:eastAsia="宋体"/>
+                <w:b/>
+                <w:sz w:val="21"/>
+              </w:rPr>
+              <w:t>超时值</w:t>
+            </w:r>
+          </w:p>
+        </w:tc>
+        <w:tc>
+          <w:tcPr>
+            <w:tcW w:type="dxa" w:w="1728"/>
+          </w:tcPr>
+          <w:p>
+            <w:r/>
+            <w:r>
+              <w:rPr>
+                <w:rFonts w:ascii="宋体" w:hAnsi="宋体" w:eastAsia="宋体"/>
+                <w:b/>
+                <w:sz w:val="21"/>
+              </w:rPr>
+              <w:t>超时动作</w:t>
+            </w:r>
+          </w:p>
+        </w:tc>
+      </w:tr>
+      <w:tr>
+        <w:tc>
+          <w:tcPr>
+            <w:tcW w:type="dxa" w:w="1728"/>
+          </w:tcPr>
+          <w:p>
+            <w:r/>
+            <w:r>
+              <w:rPr>
+                <w:rFonts w:ascii="宋体" w:hAnsi="宋体" w:eastAsia="宋体"/>
+                <w:sz w:val="21"/>
+              </w:rPr>
+              <w:t>IDLE</w:t>
+            </w:r>
+          </w:p>
+        </w:tc>
+        <w:tc>
+          <w:tcPr>
+            <w:tcW w:type="dxa" w:w="1728"/>
+          </w:tcPr>
+          <w:p>
+            <w:r/>
+            <w:r>
+              <w:rPr>
+                <w:rFonts w:ascii="宋体" w:hAnsi="宋体" w:eastAsia="宋体"/>
+                <w:sz w:val="21"/>
+              </w:rPr>
+              <w:t>4'd0</w:t>
+            </w:r>
+          </w:p>
+        </w:tc>
+        <w:tc>
+          <w:tcPr>
+            <w:tcW w:type="dxa" w:w="1728"/>
+          </w:tcPr>
+          <w:p>
+            <w:r/>
+            <w:r>
+              <w:rPr>
+                <w:rFonts w:ascii="宋体" w:hAnsi="宋体" w:eastAsia="宋体"/>
+                <w:sz w:val="21"/>
+              </w:rPr>
+              <w:t>复位或释放通道</w:t>
+            </w:r>
+          </w:p>
+        </w:tc>
+        <w:tc>
+          <w:tcPr>
+            <w:tcW w:type="dxa" w:w="1728"/>
+          </w:tcPr>
+          <w:p>
+            <w:r/>
+            <w:r>
+              <w:rPr>
+                <w:rFonts w:ascii="宋体" w:hAnsi="宋体" w:eastAsia="宋体"/>
+                <w:sz w:val="21"/>
+              </w:rPr>
+              <w:t>—</w:t>
+            </w:r>
+          </w:p>
+        </w:tc>
+        <w:tc>
+          <w:tcPr>
+            <w:tcW w:type="dxa" w:w="1728"/>
+          </w:tcPr>
+          <w:p>
+            <w:r/>
+            <w:r>
+              <w:rPr>
+                <w:rFonts w:ascii="宋体" w:hAnsi="宋体" w:eastAsia="宋体"/>
+                <w:sz w:val="21"/>
+              </w:rPr>
+              <w:t>—</w:t>
+            </w:r>
+          </w:p>
+        </w:tc>
+      </w:tr>
+      <w:tr>
+        <w:tc>
+          <w:tcPr>
+            <w:tcW w:type="dxa" w:w="1728"/>
+          </w:tcPr>
+          <w:p>
+            <w:r/>
+            <w:r>
+              <w:rPr>
+                <w:rFonts w:ascii="宋体" w:hAnsi="宋体" w:eastAsia="宋体"/>
+                <w:sz w:val="21"/>
+              </w:rPr>
+              <w:t>ACQUIRE</w:t>
+            </w:r>
+          </w:p>
+        </w:tc>
+        <w:tc>
+          <w:tcPr>
+            <w:tcW w:type="dxa" w:w="1728"/>
+          </w:tcPr>
+          <w:p>
+            <w:r/>
+            <w:r>
+              <w:rPr>
+                <w:rFonts w:ascii="宋体" w:hAnsi="宋体" w:eastAsia="宋体"/>
+                <w:sz w:val="21"/>
+              </w:rPr>
+              <w:t>4'd1</w:t>
+            </w:r>
+          </w:p>
+        </w:tc>
+        <w:tc>
+          <w:tcPr>
+            <w:tcW w:type="dxa" w:w="1728"/>
+          </w:tcPr>
+          <w:p>
+            <w:r/>
+            <w:r>
+              <w:rPr>
+                <w:rFonts w:ascii="宋体" w:hAnsi="宋体" w:eastAsia="宋体"/>
+                <w:sz w:val="21"/>
+              </w:rPr>
+              <w:t>收到 allocate 与 init</w:t>
+            </w:r>
+          </w:p>
+        </w:tc>
+        <w:tc>
+          <w:tcPr>
+            <w:tcW w:type="dxa" w:w="1728"/>
+          </w:tcPr>
+          <w:p>
+            <w:r/>
+            <w:r>
+              <w:rPr>
+                <w:rFonts w:ascii="宋体" w:hAnsi="宋体" w:eastAsia="宋体"/>
+                <w:sz w:val="21"/>
+              </w:rPr>
+              <w:t>取决于搜索配置</w:t>
+            </w:r>
+          </w:p>
+        </w:tc>
+        <w:tc>
+          <w:tcPr>
+            <w:tcW w:type="dxa" w:w="1728"/>
+          </w:tcPr>
+          <w:p>
+            <w:r/>
+            <w:r>
+              <w:rPr>
+                <w:rFonts w:ascii="宋体" w:hAnsi="宋体" w:eastAsia="宋体"/>
+                <w:sz w:val="21"/>
+              </w:rPr>
+              <w:t>上报 ACQ_TIMEOUT，回 IDLE</w:t>
+            </w:r>
+          </w:p>
+        </w:tc>
+      </w:tr>
+      <w:tr>
+        <w:tc>
+          <w:tcPr>
+            <w:tcW w:type="dxa" w:w="1728"/>
+          </w:tcPr>
+          <w:p>
+            <w:r/>
+            <w:r>
+              <w:rPr>
+                <w:rFonts w:ascii="宋体" w:hAnsi="宋体" w:eastAsia="宋体"/>
+                <w:sz w:val="21"/>
+              </w:rPr>
+              <w:t>TRACK_PULL_IN</w:t>
+            </w:r>
+          </w:p>
+        </w:tc>
+        <w:tc>
+          <w:tcPr>
+            <w:tcW w:type="dxa" w:w="1728"/>
+          </w:tcPr>
+          <w:p>
+            <w:r/>
+            <w:r>
+              <w:rPr>
+                <w:rFonts w:ascii="宋体" w:hAnsi="宋体" w:eastAsia="宋体"/>
+                <w:sz w:val="21"/>
+              </w:rPr>
+              <w:t>4'd2</w:t>
+            </w:r>
+          </w:p>
+        </w:tc>
+        <w:tc>
+          <w:tcPr>
+            <w:tcW w:type="dxa" w:w="1728"/>
+          </w:tcPr>
+          <w:p>
+            <w:r/>
+            <w:r>
+              <w:rPr>
+                <w:rFonts w:ascii="宋体" w:hAnsi="宋体" w:eastAsia="宋体"/>
+                <w:sz w:val="21"/>
+              </w:rPr>
+              <w:t>捕获初值已装载</w:t>
+            </w:r>
+          </w:p>
+        </w:tc>
+        <w:tc>
+          <w:tcPr>
+            <w:tcW w:type="dxa" w:w="1728"/>
+          </w:tcPr>
+          <w:p>
+            <w:r/>
+            <w:r>
+              <w:rPr>
+                <w:rFonts w:ascii="宋体" w:hAnsi="宋体" w:eastAsia="宋体"/>
+                <w:sz w:val="21"/>
+              </w:rPr>
+              <w:t>200 ms</w:t>
+            </w:r>
+          </w:p>
+        </w:tc>
+        <w:tc>
+          <w:tcPr>
+            <w:tcW w:type="dxa" w:w="1728"/>
+          </w:tcPr>
+          <w:p>
+            <w:r/>
+            <w:r>
+              <w:rPr>
+                <w:rFonts w:ascii="宋体" w:hAnsi="宋体" w:eastAsia="宋体"/>
+                <w:sz w:val="21"/>
+              </w:rPr>
+              <w:t>cancel，回 REACQUIRE</w:t>
+            </w:r>
+          </w:p>
+        </w:tc>
+      </w:tr>
+      <w:tr>
+        <w:tc>
+          <w:tcPr>
+            <w:tcW w:type="dxa" w:w="1728"/>
+          </w:tcPr>
+          <w:p>
+            <w:r/>
+            <w:r>
+              <w:rPr>
+                <w:rFonts w:ascii="宋体" w:hAnsi="宋体" w:eastAsia="宋体"/>
+                <w:sz w:val="21"/>
+              </w:rPr>
+              <w:t>TRACK_LOCKED</w:t>
+            </w:r>
+          </w:p>
+        </w:tc>
+        <w:tc>
+          <w:tcPr>
+            <w:tcW w:type="dxa" w:w="1728"/>
+          </w:tcPr>
+          <w:p>
+            <w:r/>
+            <w:r>
+              <w:rPr>
+                <w:rFonts w:ascii="宋体" w:hAnsi="宋体" w:eastAsia="宋体"/>
+                <w:sz w:val="21"/>
+              </w:rPr>
+              <w:t>4'd3</w:t>
+            </w:r>
+          </w:p>
+        </w:tc>
+        <w:tc>
+          <w:tcPr>
+            <w:tcW w:type="dxa" w:w="1728"/>
+          </w:tcPr>
+          <w:p>
+            <w:r/>
+            <w:r>
+              <w:rPr>
+                <w:rFonts w:ascii="宋体" w:hAnsi="宋体" w:eastAsia="宋体"/>
+                <w:sz w:val="21"/>
+              </w:rPr>
+              <w:t>锁定计数达标</w:t>
+            </w:r>
+          </w:p>
+        </w:tc>
+        <w:tc>
+          <w:tcPr>
+            <w:tcW w:type="dxa" w:w="1728"/>
+          </w:tcPr>
+          <w:p>
+            <w:r/>
+            <w:r>
+              <w:rPr>
+                <w:rFonts w:ascii="宋体" w:hAnsi="宋体" w:eastAsia="宋体"/>
+                <w:sz w:val="21"/>
+              </w:rPr>
+              <w:t>—</w:t>
+            </w:r>
+          </w:p>
+        </w:tc>
+        <w:tc>
+          <w:tcPr>
+            <w:tcW w:type="dxa" w:w="1728"/>
+          </w:tcPr>
+          <w:p>
+            <w:r/>
+            <w:r>
+              <w:rPr>
+                <w:rFonts w:ascii="宋体" w:hAnsi="宋体" w:eastAsia="宋体"/>
+                <w:sz w:val="21"/>
+              </w:rPr>
+              <w:t>失锁即转 LOST</w:t>
+            </w:r>
+          </w:p>
+        </w:tc>
+      </w:tr>
+      <w:tr>
+        <w:tc>
+          <w:tcPr>
+            <w:tcW w:type="dxa" w:w="1728"/>
+          </w:tcPr>
+          <w:p>
+            <w:r/>
+            <w:r>
+              <w:rPr>
+                <w:rFonts w:ascii="宋体" w:hAnsi="宋体" w:eastAsia="宋体"/>
+                <w:sz w:val="21"/>
+              </w:rPr>
+              <w:t>BIT_SYNC</w:t>
+            </w:r>
+          </w:p>
+        </w:tc>
+        <w:tc>
+          <w:tcPr>
+            <w:tcW w:type="dxa" w:w="1728"/>
+          </w:tcPr>
+          <w:p>
+            <w:r/>
+            <w:r>
+              <w:rPr>
+                <w:rFonts w:ascii="宋体" w:hAnsi="宋体" w:eastAsia="宋体"/>
+                <w:sz w:val="21"/>
+              </w:rPr>
+              <w:t>4'd4</w:t>
+            </w:r>
+          </w:p>
+        </w:tc>
+        <w:tc>
+          <w:tcPr>
+            <w:tcW w:type="dxa" w:w="1728"/>
+          </w:tcPr>
+          <w:p>
+            <w:r/>
+            <w:r>
+              <w:rPr>
+                <w:rFonts w:ascii="宋体" w:hAnsi="宋体" w:eastAsia="宋体"/>
+                <w:sz w:val="21"/>
+              </w:rPr>
+              <w:t>开始累加 NH20 相关</w:t>
+            </w:r>
+          </w:p>
+        </w:tc>
+        <w:tc>
+          <w:tcPr>
+            <w:tcW w:type="dxa" w:w="1728"/>
+          </w:tcPr>
+          <w:p>
+            <w:r/>
+            <w:r>
+              <w:rPr>
+                <w:rFonts w:ascii="宋体" w:hAnsi="宋体" w:eastAsia="宋体"/>
+                <w:sz w:val="21"/>
+              </w:rPr>
+              <w:t>2000 ms</w:t>
+            </w:r>
+          </w:p>
+        </w:tc>
+        <w:tc>
+          <w:tcPr>
+            <w:tcW w:type="dxa" w:w="1728"/>
+          </w:tcPr>
+          <w:p>
+            <w:r/>
+            <w:r>
+              <w:rPr>
+                <w:rFonts w:ascii="宋体" w:hAnsi="宋体" w:eastAsia="宋体"/>
+                <w:sz w:val="21"/>
+              </w:rPr>
+              <w:t>上报 NAV_SYNC_TIMEOUT，回 LOST</w:t>
+            </w:r>
+          </w:p>
+        </w:tc>
+      </w:tr>
+      <w:tr>
+        <w:tc>
+          <w:tcPr>
+            <w:tcW w:type="dxa" w:w="1728"/>
+          </w:tcPr>
+          <w:p>
+            <w:r/>
+            <w:r>
+              <w:rPr>
+                <w:rFonts w:ascii="宋体" w:hAnsi="宋体" w:eastAsia="宋体"/>
+                <w:sz w:val="21"/>
+              </w:rPr>
+              <w:t>FRAME_SYNC</w:t>
+            </w:r>
+          </w:p>
+        </w:tc>
+        <w:tc>
+          <w:tcPr>
+            <w:tcW w:type="dxa" w:w="1728"/>
+          </w:tcPr>
+          <w:p>
+            <w:r/>
+            <w:r>
+              <w:rPr>
+                <w:rFonts w:ascii="宋体" w:hAnsi="宋体" w:eastAsia="宋体"/>
+                <w:sz w:val="21"/>
+              </w:rPr>
+              <w:t>4'd5</w:t>
+            </w:r>
+          </w:p>
+        </w:tc>
+        <w:tc>
+          <w:tcPr>
+            <w:tcW w:type="dxa" w:w="1728"/>
+          </w:tcPr>
+          <w:p>
+            <w:r/>
+            <w:r>
+              <w:rPr>
+                <w:rFonts w:ascii="宋体" w:hAnsi="宋体" w:eastAsia="宋体"/>
+                <w:sz w:val="21"/>
+              </w:rPr>
+              <w:t>位流连续</w:t>
+            </w:r>
+          </w:p>
+        </w:tc>
+        <w:tc>
+          <w:tcPr>
+            <w:tcW w:type="dxa" w:w="1728"/>
+          </w:tcPr>
+          <w:p>
+            <w:r/>
+            <w:r>
+              <w:rPr>
+                <w:rFonts w:ascii="宋体" w:hAnsi="宋体" w:eastAsia="宋体"/>
+                <w:sz w:val="21"/>
+              </w:rPr>
+              <w:t>34000 ms</w:t>
+            </w:r>
+          </w:p>
+        </w:tc>
+        <w:tc>
+          <w:tcPr>
+            <w:tcW w:type="dxa" w:w="1728"/>
+          </w:tcPr>
+          <w:p>
+            <w:r/>
+            <w:r>
+              <w:rPr>
+                <w:rFonts w:ascii="宋体" w:hAnsi="宋体" w:eastAsia="宋体"/>
+                <w:sz w:val="21"/>
+              </w:rPr>
+              <w:t>上报 NAV_SYNC_TIMEOUT，回 LOST</w:t>
+            </w:r>
+          </w:p>
+        </w:tc>
+      </w:tr>
+      <w:tr>
+        <w:tc>
+          <w:tcPr>
+            <w:tcW w:type="dxa" w:w="1728"/>
+          </w:tcPr>
+          <w:p>
+            <w:r/>
+            <w:r>
+              <w:rPr>
+                <w:rFonts w:ascii="宋体" w:hAnsi="宋体" w:eastAsia="宋体"/>
+                <w:sz w:val="21"/>
+              </w:rPr>
+              <w:t>NAV_VALID</w:t>
+            </w:r>
+          </w:p>
+        </w:tc>
+        <w:tc>
+          <w:tcPr>
+            <w:tcW w:type="dxa" w:w="1728"/>
+          </w:tcPr>
+          <w:p>
+            <w:r/>
+            <w:r>
+              <w:rPr>
+                <w:rFonts w:ascii="宋体" w:hAnsi="宋体" w:eastAsia="宋体"/>
+                <w:sz w:val="21"/>
+              </w:rPr>
+              <w:t>4'd6</w:t>
+            </w:r>
+          </w:p>
+        </w:tc>
+        <w:tc>
+          <w:tcPr>
+            <w:tcW w:type="dxa" w:w="1728"/>
+          </w:tcPr>
+          <w:p>
+            <w:r/>
+            <w:r>
+              <w:rPr>
+                <w:rFonts w:ascii="宋体" w:hAnsi="宋体" w:eastAsia="宋体"/>
+                <w:sz w:val="21"/>
+              </w:rPr>
+              <w:t>子帧译码且 BCH 通过</w:t>
+            </w:r>
+          </w:p>
+        </w:tc>
+        <w:tc>
+          <w:tcPr>
+            <w:tcW w:type="dxa" w:w="1728"/>
+          </w:tcPr>
+          <w:p>
+            <w:r/>
+            <w:r>
+              <w:rPr>
+                <w:rFonts w:ascii="宋体" w:hAnsi="宋体" w:eastAsia="宋体"/>
+                <w:sz w:val="21"/>
+              </w:rPr>
+              <w:t>6000 ms</w:t>
+            </w:r>
+          </w:p>
+        </w:tc>
+        <w:tc>
+          <w:tcPr>
+            <w:tcW w:type="dxa" w:w="1728"/>
+          </w:tcPr>
+          <w:p>
+            <w:r/>
+            <w:r>
+              <w:rPr>
+                <w:rFonts w:ascii="宋体" w:hAnsi="宋体" w:eastAsia="宋体"/>
+                <w:sz w:val="21"/>
+              </w:rPr>
+              <w:t>连续失败则回 LOST</w:t>
+            </w:r>
+          </w:p>
+        </w:tc>
+      </w:tr>
+      <w:tr>
+        <w:tc>
+          <w:tcPr>
+            <w:tcW w:type="dxa" w:w="1728"/>
+          </w:tcPr>
+          <w:p>
+            <w:r/>
+            <w:r>
+              <w:rPr>
+                <w:rFonts w:ascii="宋体" w:hAnsi="宋体" w:eastAsia="宋体"/>
+                <w:sz w:val="21"/>
+              </w:rPr>
+              <w:t>LOST</w:t>
+            </w:r>
+          </w:p>
+        </w:tc>
+        <w:tc>
+          <w:tcPr>
+            <w:tcW w:type="dxa" w:w="1728"/>
+          </w:tcPr>
+          <w:p>
+            <w:r/>
+            <w:r>
+              <w:rPr>
+                <w:rFonts w:ascii="宋体" w:hAnsi="宋体" w:eastAsia="宋体"/>
+                <w:sz w:val="21"/>
+              </w:rPr>
+              <w:t>4'd7</w:t>
+            </w:r>
+          </w:p>
+        </w:tc>
+        <w:tc>
+          <w:tcPr>
+            <w:tcW w:type="dxa" w:w="1728"/>
+          </w:tcPr>
+          <w:p>
+            <w:r/>
+            <w:r>
+              <w:rPr>
+                <w:rFonts w:ascii="宋体" w:hAnsi="宋体" w:eastAsia="宋体"/>
+                <w:sz w:val="21"/>
+              </w:rPr>
+              <w:t>锁定计数归零或超时</w:t>
+            </w:r>
+          </w:p>
+        </w:tc>
+        <w:tc>
+          <w:tcPr>
+            <w:tcW w:type="dxa" w:w="1728"/>
+          </w:tcPr>
+          <w:p>
+            <w:r/>
+            <w:r>
+              <w:rPr>
+                <w:rFonts w:ascii="宋体" w:hAnsi="宋体" w:eastAsia="宋体"/>
+                <w:sz w:val="21"/>
+              </w:rPr>
+              <w:t>100 ms</w:t>
+            </w:r>
+          </w:p>
+        </w:tc>
+        <w:tc>
+          <w:tcPr>
+            <w:tcW w:type="dxa" w:w="1728"/>
+          </w:tcPr>
+          <w:p>
+            <w:r/>
+            <w:r>
+              <w:rPr>
+                <w:rFonts w:ascii="宋体" w:hAnsi="宋体" w:eastAsia="宋体"/>
+                <w:sz w:val="21"/>
+              </w:rPr>
+              <w:t>转 REACQUIRE</w:t>
+            </w:r>
+          </w:p>
+        </w:tc>
+      </w:tr>
+      <w:tr>
+        <w:tc>
+          <w:tcPr>
+            <w:tcW w:type="dxa" w:w="1728"/>
+          </w:tcPr>
+          <w:p>
+            <w:r/>
+            <w:r>
+              <w:rPr>
+                <w:rFonts w:ascii="宋体" w:hAnsi="宋体" w:eastAsia="宋体"/>
+                <w:sz w:val="21"/>
+              </w:rPr>
+              <w:t>REACQUIRE</w:t>
+            </w:r>
+          </w:p>
+        </w:tc>
+        <w:tc>
+          <w:tcPr>
+            <w:tcW w:type="dxa" w:w="1728"/>
+          </w:tcPr>
+          <w:p>
+            <w:r/>
+            <w:r>
+              <w:rPr>
+                <w:rFonts w:ascii="宋体" w:hAnsi="宋体" w:eastAsia="宋体"/>
+                <w:sz w:val="21"/>
+              </w:rPr>
+              <w:t>4'd8</w:t>
+            </w:r>
+          </w:p>
+        </w:tc>
+        <w:tc>
+          <w:tcPr>
+            <w:tcW w:type="dxa" w:w="1728"/>
+          </w:tcPr>
+          <w:p>
+            <w:r/>
+            <w:r>
+              <w:rPr>
+                <w:rFonts w:ascii="宋体" w:hAnsi="宋体" w:eastAsia="宋体"/>
+                <w:sz w:val="21"/>
+              </w:rPr>
+              <w:t>重捕获计时到</w:t>
+            </w:r>
+          </w:p>
+        </w:tc>
+        <w:tc>
+          <w:tcPr>
+            <w:tcW w:type="dxa" w:w="1728"/>
+          </w:tcPr>
+          <w:p>
+            <w:r/>
+            <w:r>
+              <w:rPr>
+                <w:rFonts w:ascii="宋体" w:hAnsi="宋体" w:eastAsia="宋体"/>
+                <w:sz w:val="21"/>
+              </w:rPr>
+              <w:t>—</w:t>
+            </w:r>
+          </w:p>
+        </w:tc>
+        <w:tc>
+          <w:tcPr>
+            <w:tcW w:type="dxa" w:w="1728"/>
+          </w:tcPr>
+          <w:p>
+            <w:r/>
+            <w:r>
+              <w:rPr>
+                <w:rFonts w:ascii="宋体" w:hAnsi="宋体" w:eastAsia="宋体"/>
+                <w:sz w:val="21"/>
+              </w:rPr>
+              <w:t>generation 自增后回 ACQUIRE</w:t>
+            </w:r>
+          </w:p>
+        </w:tc>
+      </w:tr>
+    </w:tbl>
+    <w:p>
+      <w:pPr>
+        <w:jc w:val="center"/>
+      </w:pPr>
+      <w:r>
+        <w:rPr>
+          <w:rFonts w:ascii="宋体" w:hAnsi="宋体" w:eastAsia="宋体"/>
+          <w:b/>
+          <w:sz w:val="21"/>
+        </w:rPr>
+        <w:t>表　通道状态编码与超时</w:t>
+      </w:r>
+    </w:p>
+    <w:p>
+      <w:r>
+        <w:t>超时值是设计起点：200 ms 对应 10 个数据位，2000 ms 对应 100 位，34000 ms 留出一个完整主帧（30 s）再放宽。ACQUIRE 的超时跟搜索配置走，不是固定值。这些数在拿到配套评估器基线后要重新对齐，在此之前只作为自洽的默认值。</w:t>
+      </w:r>
+    </w:p>
+    <w:p>
+      <w:pPr>
+        <w:spacing w:before="120"/>
+        <w:ind w:firstLine="0"/>
+      </w:pPr>
+      <w:r>
+        <w:rPr>
+          <w:rFonts w:ascii="宋体" w:hAnsi="宋体" w:eastAsia="宋体"/>
+          <w:b/>
+          <w:sz w:val="28"/>
+        </w:rPr>
+        <w:t>8.5　捕获移交跟踪的时序与回退</w:t>
+      </w:r>
+    </w:p>
+    <w:p>
+      <w:r>
+        <w:t>从捕获成功到跟踪稳定，中间要过五步。</w:t>
+      </w:r>
+    </w:p>
+    <w:p>
+      <w:pPr>
+        <w:ind w:firstLine="0"/>
+      </w:pPr>
+      <w:r>
+        <w:rPr>
+          <w:rFonts w:ascii="Consolas" w:hAnsi="Consolas"/>
+          <w:sz w:val="18"/>
+        </w:rPr>
+        <w:t>manager          engine              channel</w:t>
+        <w:br/>
+        <w:t xml:space="preserve">   |-- allocate/init --&gt;|                    |</w:t>
+        <w:br/>
+        <w:t xml:space="preserve">   |-- search_req -----&gt;|                    |</w:t>
+        <w:br/>
+        <w:t xml:space="preserve">   |                     |-- 逐假设积分 1 ms    |</w:t>
+        <w:br/>
+        <w:t xml:space="preserve">   |&lt;-- search_result ---|                    |</w:t>
+        <w:br/>
+        <w:t xml:space="preserve">   |-- 多假设确认(可选) --&gt;|                    |</w:t>
+        <w:br/>
+        <w:t xml:space="preserve">   |-- init(初值+生效时刻) -------------------&gt;|</w:t>
+        <w:br/>
+        <w:t xml:space="preserve">   |                     |                    |-- PULL_IN 200 ms</w:t>
+        <w:br/>
+        <w:t xml:space="preserve">   |&lt;-- channel_status(locked) ----------------|</w:t>
+        <w:br/>
+        <w:t xml:space="preserve">   |                     |                    |-- BIT_SYNC</w:t>
+        <w:br/>
+        <w:t xml:space="preserve">   |-- 移交完成 ---------&gt;|                    |</w:t>
+      </w:r>
+    </w:p>
+    <w:tbl>
+      <w:tblPr>
+        <w:tblStyle w:val="TableGrid"/>
+        <w:tblW w:type="auto" w:w="0"/>
+        <w:tblLook w:firstColumn="1" w:firstRow="1" w:lastColumn="0" w:lastRow="0" w:noHBand="0" w:noVBand="1" w:val="04A0"/>
+      </w:tblPr>
+      <w:tblGrid>
+        <w:gridCol w:w="2160"/>
+        <w:gridCol w:w="2160"/>
+        <w:gridCol w:w="2160"/>
+        <w:gridCol w:w="2160"/>
+      </w:tblGrid>
+      <w:tr>
+        <w:tc>
+          <w:tcPr>
+            <w:tcW w:type="dxa" w:w="2160"/>
+          </w:tcPr>
+          <w:p>
+            <w:r/>
+            <w:r>
+              <w:rPr>
+                <w:rFonts w:ascii="宋体" w:hAnsi="宋体" w:eastAsia="宋体"/>
+                <w:b/>
+                <w:sz w:val="21"/>
+              </w:rPr>
+              <w:t>步骤</w:t>
+            </w:r>
+          </w:p>
+        </w:tc>
+        <w:tc>
+          <w:tcPr>
+            <w:tcW w:type="dxa" w:w="2160"/>
+          </w:tcPr>
+          <w:p>
+            <w:r/>
+            <w:r>
+              <w:rPr>
+                <w:rFonts w:ascii="宋体" w:hAnsi="宋体" w:eastAsia="宋体"/>
+                <w:b/>
+                <w:sz w:val="21"/>
+              </w:rPr>
+              <w:t>动作</w:t>
+            </w:r>
+          </w:p>
+        </w:tc>
+        <w:tc>
+          <w:tcPr>
+            <w:tcW w:type="dxa" w:w="2160"/>
+          </w:tcPr>
+          <w:p>
+            <w:r/>
+            <w:r>
+              <w:rPr>
+                <w:rFonts w:ascii="宋体" w:hAnsi="宋体" w:eastAsia="宋体"/>
+                <w:b/>
+                <w:sz w:val="21"/>
+              </w:rPr>
+              <w:t>判据</w:t>
+            </w:r>
+          </w:p>
+        </w:tc>
+        <w:tc>
+          <w:tcPr>
+            <w:tcW w:type="dxa" w:w="2160"/>
+          </w:tcPr>
+          <w:p>
+            <w:r/>
+            <w:r>
+              <w:rPr>
+                <w:rFonts w:ascii="宋体" w:hAnsi="宋体" w:eastAsia="宋体"/>
+                <w:b/>
+                <w:sz w:val="21"/>
+              </w:rPr>
+              <w:t>失败时的动作</w:t>
+            </w:r>
+          </w:p>
+        </w:tc>
+      </w:tr>
+      <w:tr>
+        <w:tc>
+          <w:tcPr>
+            <w:tcW w:type="dxa" w:w="2160"/>
+          </w:tcPr>
+          <w:p>
+            <w:r/>
+            <w:r>
+              <w:rPr>
+                <w:rFonts w:ascii="宋体" w:hAnsi="宋体" w:eastAsia="宋体"/>
+                <w:sz w:val="21"/>
+              </w:rPr>
+              <w:t>1</w:t>
+            </w:r>
+          </w:p>
+        </w:tc>
+        <w:tc>
+          <w:tcPr>
+            <w:tcW w:type="dxa" w:w="2160"/>
+          </w:tcPr>
+          <w:p>
+            <w:r/>
+            <w:r>
+              <w:rPr>
+                <w:rFonts w:ascii="宋体" w:hAnsi="宋体" w:eastAsia="宋体"/>
+                <w:sz w:val="21"/>
+              </w:rPr>
+              <w:t>manager 选空闲通道，写 allocate（channel_id、generation、PRN）</w:t>
+            </w:r>
+          </w:p>
+        </w:tc>
+        <w:tc>
+          <w:tcPr>
+            <w:tcW w:type="dxa" w:w="2160"/>
+          </w:tcPr>
+          <w:p>
+            <w:r/>
+            <w:r>
+              <w:rPr>
+                <w:rFonts w:ascii="宋体" w:hAnsi="宋体" w:eastAsia="宋体"/>
+                <w:sz w:val="21"/>
+              </w:rPr>
+              <w:t>通道处于 IDLE</w:t>
+            </w:r>
+          </w:p>
+        </w:tc>
+        <w:tc>
+          <w:tcPr>
+            <w:tcW w:type="dxa" w:w="2160"/>
+          </w:tcPr>
+          <w:p>
+            <w:r/>
+            <w:r>
+              <w:rPr>
+                <w:rFonts w:ascii="宋体" w:hAnsi="宋体" w:eastAsia="宋体"/>
+                <w:sz w:val="21"/>
+              </w:rPr>
+              <w:t>无空闲通道则排队等待</w:t>
+            </w:r>
+          </w:p>
+        </w:tc>
+      </w:tr>
+      <w:tr>
+        <w:tc>
+          <w:tcPr>
+            <w:tcW w:type="dxa" w:w="2160"/>
+          </w:tcPr>
+          <w:p>
+            <w:r/>
+            <w:r>
+              <w:rPr>
+                <w:rFonts w:ascii="宋体" w:hAnsi="宋体" w:eastAsia="宋体"/>
+                <w:sz w:val="21"/>
+              </w:rPr>
+              <w:t>2</w:t>
+            </w:r>
+          </w:p>
+        </w:tc>
+        <w:tc>
+          <w:tcPr>
+            <w:tcW w:type="dxa" w:w="2160"/>
+          </w:tcPr>
+          <w:p>
+            <w:r/>
+            <w:r>
+              <w:rPr>
+                <w:rFonts w:ascii="宋体" w:hAnsi="宋体" w:eastAsia="宋体"/>
+                <w:sz w:val="21"/>
+              </w:rPr>
+              <w:t>manager 发 search_req（PRN、task_id、搜索范围、积分配置、窗口参考）</w:t>
+            </w:r>
+          </w:p>
+        </w:tc>
+        <w:tc>
+          <w:tcPr>
+            <w:tcW w:type="dxa" w:w="2160"/>
+          </w:tcPr>
+          <w:p>
+            <w:r/>
+            <w:r>
+              <w:rPr>
+                <w:rFonts w:ascii="宋体" w:hAnsi="宋体" w:eastAsia="宋体"/>
+                <w:sz w:val="21"/>
+              </w:rPr>
+              <w:t>engine 空闲</w:t>
+            </w:r>
+          </w:p>
+        </w:tc>
+        <w:tc>
+          <w:tcPr>
+            <w:tcW w:type="dxa" w:w="2160"/>
+          </w:tcPr>
+          <w:p>
+            <w:r/>
+            <w:r>
+              <w:rPr>
+                <w:rFonts w:ascii="宋体" w:hAnsi="宋体" w:eastAsia="宋体"/>
+                <w:sz w:val="21"/>
+              </w:rPr>
+              <w:t>忙则排队，不覆盖在途任务</w:t>
+            </w:r>
+          </w:p>
+        </w:tc>
+      </w:tr>
+      <w:tr>
+        <w:tc>
+          <w:tcPr>
+            <w:tcW w:type="dxa" w:w="2160"/>
+          </w:tcPr>
+          <w:p>
+            <w:r/>
+            <w:r>
+              <w:rPr>
+                <w:rFonts w:ascii="宋体" w:hAnsi="宋体" w:eastAsia="宋体"/>
+                <w:sz w:val="21"/>
+              </w:rPr>
+              <w:t>3</w:t>
+            </w:r>
+          </w:p>
+        </w:tc>
+        <w:tc>
+          <w:tcPr>
+            <w:tcW w:type="dxa" w:w="2160"/>
+          </w:tcPr>
+          <w:p>
+            <w:r/>
+            <w:r>
+              <w:rPr>
+                <w:rFonts w:ascii="宋体" w:hAnsi="宋体" w:eastAsia="宋体"/>
+                <w:sz w:val="21"/>
+              </w:rPr>
+              <w:t>engine 逐假设积分 1 ms 并在过门限时给出 search_result</w:t>
+            </w:r>
+          </w:p>
+        </w:tc>
+        <w:tc>
+          <w:tcPr>
+            <w:tcW w:type="dxa" w:w="2160"/>
+          </w:tcPr>
+          <w:p>
+            <w:r/>
+            <w:r>
+              <w:rPr>
+                <w:rFonts w:ascii="宋体" w:hAnsi="宋体" w:eastAsia="宋体"/>
+                <w:sz w:val="21"/>
+              </w:rPr>
+              <w:t>峰值超过门限</w:t>
+            </w:r>
+          </w:p>
+        </w:tc>
+        <w:tc>
+          <w:tcPr>
+            <w:tcW w:type="dxa" w:w="2160"/>
+          </w:tcPr>
+          <w:p>
+            <w:r/>
+            <w:r>
+              <w:rPr>
+                <w:rFonts w:ascii="宋体" w:hAnsi="宋体" w:eastAsia="宋体"/>
+                <w:sz w:val="21"/>
+              </w:rPr>
+              <w:t>全假设失败则换多普勒位或下一颗星，重试计数加一</w:t>
+            </w:r>
+          </w:p>
+        </w:tc>
+      </w:tr>
+      <w:tr>
+        <w:tc>
+          <w:tcPr>
+            <w:tcW w:type="dxa" w:w="2160"/>
+          </w:tcPr>
+          <w:p>
+            <w:r/>
+            <w:r>
+              <w:rPr>
+                <w:rFonts w:ascii="宋体" w:hAnsi="宋体" w:eastAsia="宋体"/>
+                <w:sz w:val="21"/>
+              </w:rPr>
+              <w:t>4</w:t>
+            </w:r>
+          </w:p>
+        </w:tc>
+        <w:tc>
+          <w:tcPr>
+            <w:tcW w:type="dxa" w:w="2160"/>
+          </w:tcPr>
+          <w:p>
+            <w:r/>
+            <w:r>
+              <w:rPr>
+                <w:rFonts w:ascii="宋体" w:hAnsi="宋体" w:eastAsia="宋体"/>
+                <w:sz w:val="21"/>
+              </w:rPr>
+              <w:t>manager 对相邻假设做确认，压虚警</w:t>
+            </w:r>
+          </w:p>
+        </w:tc>
+        <w:tc>
+          <w:tcPr>
+            <w:tcW w:type="dxa" w:w="2160"/>
+          </w:tcPr>
+          <w:p>
+            <w:r/>
+            <w:r>
+              <w:rPr>
+                <w:rFonts w:ascii="宋体" w:hAnsi="宋体" w:eastAsia="宋体"/>
+                <w:sz w:val="21"/>
+              </w:rPr>
+              <w:t>至少两个相邻假设同时过门限</w:t>
+            </w:r>
+          </w:p>
+        </w:tc>
+        <w:tc>
+          <w:tcPr>
+            <w:tcW w:type="dxa" w:w="2160"/>
+          </w:tcPr>
+          <w:p>
+            <w:r/>
+            <w:r>
+              <w:rPr>
+                <w:rFonts w:ascii="宋体" w:hAnsi="宋体" w:eastAsia="宋体"/>
+                <w:sz w:val="21"/>
+              </w:rPr>
+              <w:t>确认失败按捕获失败处理</w:t>
+            </w:r>
+          </w:p>
+        </w:tc>
+      </w:tr>
+      <w:tr>
+        <w:tc>
+          <w:tcPr>
+            <w:tcW w:type="dxa" w:w="2160"/>
+          </w:tcPr>
+          <w:p>
+            <w:r/>
+            <w:r>
+              <w:rPr>
+                <w:rFonts w:ascii="宋体" w:hAnsi="宋体" w:eastAsia="宋体"/>
+                <w:sz w:val="21"/>
+              </w:rPr>
+              <w:t>5</w:t>
+            </w:r>
+          </w:p>
+        </w:tc>
+        <w:tc>
+          <w:tcPr>
+            <w:tcW w:type="dxa" w:w="2160"/>
+          </w:tcPr>
+          <w:p>
+            <w:r/>
+            <w:r>
+              <w:rPr>
+                <w:rFonts w:ascii="宋体" w:hAnsi="宋体" w:eastAsia="宋体"/>
+                <w:sz w:val="21"/>
+              </w:rPr>
+              <w:t>manager 发 init，把码相位、多普勒和生效时刻交给通道</w:t>
+            </w:r>
+          </w:p>
+        </w:tc>
+        <w:tc>
+          <w:tcPr>
+            <w:tcW w:type="dxa" w:w="2160"/>
+          </w:tcPr>
+          <w:p>
+            <w:r/>
+            <w:r>
+              <w:rPr>
+                <w:rFonts w:ascii="宋体" w:hAnsi="宋体" w:eastAsia="宋体"/>
+                <w:sz w:val="21"/>
+              </w:rPr>
+              <w:t>通道接受</w:t>
+            </w:r>
+          </w:p>
+        </w:tc>
+        <w:tc>
+          <w:tcPr>
+            <w:tcW w:type="dxa" w:w="2160"/>
+          </w:tcPr>
+          <w:p>
+            <w:r/>
+            <w:r>
+              <w:rPr>
+                <w:rFonts w:ascii="宋体" w:hAnsi="宋体" w:eastAsia="宋体"/>
+                <w:sz w:val="21"/>
+              </w:rPr>
+              <w:t>通道忙则取消本次移交</w:t>
+            </w:r>
+          </w:p>
+        </w:tc>
+      </w:tr>
+      <w:tr>
+        <w:tc>
+          <w:tcPr>
+            <w:tcW w:type="dxa" w:w="2160"/>
+          </w:tcPr>
+          <w:p>
+            <w:r/>
+            <w:r>
+              <w:rPr>
+                <w:rFonts w:ascii="宋体" w:hAnsi="宋体" w:eastAsia="宋体"/>
+                <w:sz w:val="21"/>
+              </w:rPr>
+              <w:t>6</w:t>
+            </w:r>
+          </w:p>
+        </w:tc>
+        <w:tc>
+          <w:tcPr>
+            <w:tcW w:type="dxa" w:w="2160"/>
+          </w:tcPr>
+          <w:p>
+            <w:r/>
+            <w:r>
+              <w:rPr>
+                <w:rFonts w:ascii="宋体" w:hAnsi="宋体" w:eastAsia="宋体"/>
+                <w:sz w:val="21"/>
+              </w:rPr>
+              <w:t>通道在 PULL_IN 跑 200 ms</w:t>
+            </w:r>
+          </w:p>
+        </w:tc>
+        <w:tc>
+          <w:tcPr>
+            <w:tcW w:type="dxa" w:w="2160"/>
+          </w:tcPr>
+          <w:p>
+            <w:r/>
+            <w:r>
+              <w:rPr>
+                <w:rFonts w:ascii="宋体" w:hAnsi="宋体" w:eastAsia="宋体"/>
+                <w:sz w:val="21"/>
+              </w:rPr>
+              <w:t>锁定计数达到 200</w:t>
+            </w:r>
+          </w:p>
+        </w:tc>
+        <w:tc>
+          <w:tcPr>
+            <w:tcW w:type="dxa" w:w="2160"/>
+          </w:tcPr>
+          <w:p>
+            <w:r/>
+            <w:r>
+              <w:rPr>
+                <w:rFonts w:ascii="宋体" w:hAnsi="宋体" w:eastAsia="宋体"/>
+                <w:sz w:val="21"/>
+              </w:rPr>
+              <w:t>超时则 cancel，generation 自增，回 REACQUIRE</w:t>
+            </w:r>
+          </w:p>
+        </w:tc>
+      </w:tr>
+      <w:tr>
+        <w:tc>
+          <w:tcPr>
+            <w:tcW w:type="dxa" w:w="2160"/>
+          </w:tcPr>
+          <w:p>
+            <w:r/>
+            <w:r>
+              <w:rPr>
+                <w:rFonts w:ascii="宋体" w:hAnsi="宋体" w:eastAsia="宋体"/>
+                <w:sz w:val="21"/>
+              </w:rPr>
+              <w:t>7</w:t>
+            </w:r>
+          </w:p>
+        </w:tc>
+        <w:tc>
+          <w:tcPr>
+            <w:tcW w:type="dxa" w:w="2160"/>
+          </w:tcPr>
+          <w:p>
+            <w:r/>
+            <w:r>
+              <w:rPr>
+                <w:rFonts w:ascii="宋体" w:hAnsi="宋体" w:eastAsia="宋体"/>
+                <w:sz w:val="21"/>
+              </w:rPr>
+              <w:t>通道进入 BIT_SYNC 与 FRAME_SYNC，开始产出观测量</w:t>
+            </w:r>
+          </w:p>
+        </w:tc>
+        <w:tc>
+          <w:tcPr>
+            <w:tcW w:type="dxa" w:w="2160"/>
+          </w:tcPr>
+          <w:p>
+            <w:r/>
+            <w:r>
+              <w:rPr>
+                <w:rFonts w:ascii="宋体" w:hAnsi="宋体" w:eastAsia="宋体"/>
+                <w:sz w:val="21"/>
+              </w:rPr>
+              <w:t>位边界与子帧头确认</w:t>
+            </w:r>
+          </w:p>
+        </w:tc>
+        <w:tc>
+          <w:tcPr>
+            <w:tcW w:type="dxa" w:w="2160"/>
+          </w:tcPr>
+          <w:p>
+            <w:r/>
+            <w:r>
+              <w:rPr>
+                <w:rFonts w:ascii="宋体" w:hAnsi="宋体" w:eastAsia="宋体"/>
+                <w:sz w:val="21"/>
+              </w:rPr>
+              <w:t>超时回 LOST，本代次测量作废</w:t>
+            </w:r>
+          </w:p>
+        </w:tc>
+      </w:tr>
+    </w:tbl>
+    <w:p>
+      <w:pPr>
+        <w:jc w:val="center"/>
+      </w:pPr>
+      <w:r>
+        <w:rPr>
+          <w:rFonts w:ascii="宋体" w:hAnsi="宋体" w:eastAsia="宋体"/>
+          <w:b/>
+          <w:sz w:val="21"/>
+        </w:rPr>
+        <w:t>表　捕获移交跟踪的步骤与回退</w:t>
+      </w:r>
+    </w:p>
+    <w:p>
+      <w:r>
+        <w:t>回退路径归成五种情况。</w:t>
+      </w:r>
+    </w:p>
+    <w:p>
+      <w:r>
+        <w:t>这里有个必须提前说清楚的问题：码相位串行扫描太慢。2046 个码相位乘以 41 个多普勒位（正负 10 kHz、步长 500 Hz）是 83886 个假设，每个假设 1 ms，一轮冷启动要 84 s。如果验收对捕获时间有要求，就得把码相位改成并行搜索，例如用匹配滤波器或频域相关，这样每个多普勒位只需毫秒量级，整轮降到秒级，代价是相关资源要翻十几倍。</w:t>
+      </w:r>
+    </w:p>
+    <w:p>
+      <w:r>
+        <w:t>首版先做串行扫描，把功能跑通，只在冷启动和重捕获时用。捕获总耗时按任务书要求作为评价指标，具体门槛等配套基线出来再定。</w:t>
+      </w:r>
+    </w:p>
+    <w:p>
+      <w:pPr>
+        <w:spacing w:before="120"/>
+        <w:ind w:firstLine="0"/>
+      </w:pPr>
+      <w:r>
+        <w:rPr>
+          <w:rFonts w:ascii="宋体" w:hAnsi="宋体" w:eastAsia="宋体"/>
+          <w:b/>
+          <w:sz w:val="28"/>
+        </w:rPr>
+        <w:t>9　待确认与风险</w:t>
+      </w:r>
+    </w:p>
+    <w:tbl>
+      <w:tblPr>
+        <w:tblStyle w:val="TableGrid"/>
+        <w:tblW w:type="auto" w:w="0"/>
+        <w:tblLook w:firstColumn="1" w:firstRow="1" w:lastColumn="0" w:lastRow="0" w:noHBand="0" w:noVBand="1" w:val="04A0"/>
+      </w:tblPr>
+      <w:tblGrid>
+        <w:gridCol w:w="2160"/>
+        <w:gridCol w:w="2160"/>
+        <w:gridCol w:w="2160"/>
+        <w:gridCol w:w="2160"/>
+      </w:tblGrid>
+      <w:tr>
+        <w:tc>
+          <w:tcPr>
+            <w:tcW w:type="dxa" w:w="2160"/>
+          </w:tcPr>
+          <w:p>
+            <w:r/>
+            <w:r>
+              <w:rPr>
+                <w:rFonts w:ascii="宋体" w:hAnsi="宋体" w:eastAsia="宋体"/>
+                <w:b/>
+                <w:sz w:val="21"/>
+              </w:rPr>
+              <w:t>#</w:t>
+            </w:r>
+          </w:p>
+        </w:tc>
+        <w:tc>
+          <w:tcPr>
+            <w:tcW w:type="dxa" w:w="2160"/>
+          </w:tcPr>
+          <w:p>
+            <w:r/>
+            <w:r>
+              <w:rPr>
+                <w:rFonts w:ascii="宋体" w:hAnsi="宋体" w:eastAsia="宋体"/>
+                <w:b/>
+                <w:sz w:val="21"/>
+              </w:rPr>
+              <w:t>事项</w:t>
+            </w:r>
+          </w:p>
+        </w:tc>
+        <w:tc>
+          <w:tcPr>
+            <w:tcW w:type="dxa" w:w="2160"/>
+          </w:tcPr>
+          <w:p>
+            <w:r/>
+            <w:r>
+              <w:rPr>
+                <w:rFonts w:ascii="宋体" w:hAnsi="宋体" w:eastAsia="宋体"/>
+                <w:b/>
+                <w:sz w:val="21"/>
+              </w:rPr>
+              <w:t>状态</w:t>
+            </w:r>
+          </w:p>
+        </w:tc>
+        <w:tc>
+          <w:tcPr>
+            <w:tcW w:type="dxa" w:w="2160"/>
+          </w:tcPr>
+          <w:p>
+            <w:r/>
+            <w:r>
+              <w:rPr>
+                <w:rFonts w:ascii="宋体" w:hAnsi="宋体" w:eastAsia="宋体"/>
+                <w:b/>
+                <w:sz w:val="21"/>
+              </w:rPr>
+              <w:t>影响</w:t>
+            </w:r>
+          </w:p>
+        </w:tc>
+      </w:tr>
+      <w:tr>
+        <w:tc>
+          <w:tcPr>
+            <w:tcW w:type="dxa" w:w="2160"/>
+          </w:tcPr>
+          <w:p>
+            <w:r/>
+            <w:r>
+              <w:rPr>
+                <w:rFonts w:ascii="宋体" w:hAnsi="宋体" w:eastAsia="宋体"/>
+                <w:sz w:val="21"/>
+              </w:rPr>
+              <w:t>R1</w:t>
+            </w:r>
+          </w:p>
+        </w:tc>
+        <w:tc>
+          <w:tcPr>
+            <w:tcW w:type="dxa" w:w="2160"/>
+          </w:tcPr>
+          <w:p>
+            <w:r/>
+            <w:r>
+              <w:rPr>
+                <w:rFonts w:ascii="宋体" w:hAnsi="宋体" w:eastAsia="宋体"/>
+                <w:sz w:val="21"/>
+              </w:rPr>
+              <w:t>配套环境发布清单：SRAM 字宽、读延迟、样本数，目标时钟，工艺库，时序角</w:t>
+            </w:r>
+          </w:p>
+        </w:tc>
+        <w:tc>
+          <w:tcPr>
+            <w:tcW w:type="dxa" w:w="2160"/>
+          </w:tcPr>
+          <w:p>
+            <w:r/>
+            <w:r>
+              <w:rPr>
+                <w:rFonts w:ascii="宋体" w:hAnsi="宋体" w:eastAsia="宋体"/>
+                <w:sz w:val="21"/>
+              </w:rPr>
+              <w:t>未提供，按指导书 12.1 节报告缺失，不猜数</w:t>
+            </w:r>
+          </w:p>
+        </w:tc>
+        <w:tc>
+          <w:tcPr>
+            <w:tcW w:type="dxa" w:w="2160"/>
+          </w:tcPr>
+          <w:p>
+            <w:r/>
+            <w:r>
+              <w:rPr>
+                <w:rFonts w:ascii="宋体" w:hAnsi="宋体" w:eastAsia="宋体"/>
+                <w:sz w:val="21"/>
+              </w:rPr>
+              <w:t>阻塞综合与后端</w:t>
+            </w:r>
+          </w:p>
+        </w:tc>
+      </w:tr>
+      <w:tr>
+        <w:tc>
+          <w:tcPr>
+            <w:tcW w:type="dxa" w:w="2160"/>
+          </w:tcPr>
+          <w:p>
+            <w:r/>
+            <w:r>
+              <w:rPr>
+                <w:rFonts w:ascii="宋体" w:hAnsi="宋体" w:eastAsia="宋体"/>
+                <w:sz w:val="21"/>
+              </w:rPr>
+              <w:t>R2</w:t>
+            </w:r>
+          </w:p>
+        </w:tc>
+        <w:tc>
+          <w:tcPr>
+            <w:tcW w:type="dxa" w:w="2160"/>
+          </w:tcPr>
+          <w:p>
+            <w:r/>
+            <w:r>
+              <w:rPr>
+                <w:rFonts w:ascii="宋体" w:hAnsi="宋体" w:eastAsia="宋体"/>
+                <w:sz w:val="21"/>
+              </w:rPr>
+              <w:t>G2 抽头表 PRN 38 到 63，以及移位方向复核</w:t>
+            </w:r>
+          </w:p>
+        </w:tc>
+        <w:tc>
+          <w:tcPr>
+            <w:tcW w:type="dxa" w:w="2160"/>
+          </w:tcPr>
+          <w:p>
+            <w:r/>
+            <w:r>
+              <w:rPr>
+                <w:rFonts w:ascii="宋体" w:hAnsi="宋体" w:eastAsia="宋体"/>
+                <w:sz w:val="21"/>
+              </w:rPr>
+              <w:t>已转录 37 组，自相关次峰 134 偏大</w:t>
+            </w:r>
+          </w:p>
+        </w:tc>
+        <w:tc>
+          <w:tcPr>
+            <w:tcW w:type="dxa" w:w="2160"/>
+          </w:tcPr>
+          <w:p>
+            <w:r/>
+            <w:r>
+              <w:rPr>
+                <w:rFonts w:ascii="宋体" w:hAnsi="宋体" w:eastAsia="宋体"/>
+                <w:sz w:val="21"/>
+              </w:rPr>
+              <w:t>影响 PRN 码正确性</w:t>
+            </w:r>
+          </w:p>
+        </w:tc>
+      </w:tr>
+      <w:tr>
+        <w:tc>
+          <w:tcPr>
+            <w:tcW w:type="dxa" w:w="2160"/>
+          </w:tcPr>
+          <w:p>
+            <w:r/>
+            <w:r>
+              <w:rPr>
+                <w:rFonts w:ascii="宋体" w:hAnsi="宋体" w:eastAsia="宋体"/>
+                <w:sz w:val="21"/>
+              </w:rPr>
+              <w:t>R3</w:t>
+            </w:r>
+          </w:p>
+        </w:tc>
+        <w:tc>
+          <w:tcPr>
+            <w:tcW w:type="dxa" w:w="2160"/>
+          </w:tcPr>
+          <w:p>
+            <w:r/>
+            <w:r>
+              <w:rPr>
+                <w:rFonts w:ascii="宋体" w:hAnsi="宋体" w:eastAsia="宋体"/>
+                <w:sz w:val="21"/>
+              </w:rPr>
+              <w:t>跟踪通道 code_phase 观测异常（ISSUE-001）</w:t>
+            </w:r>
+          </w:p>
+        </w:tc>
+        <w:tc>
+          <w:tcPr>
+            <w:tcW w:type="dxa" w:w="2160"/>
+          </w:tcPr>
+          <w:p>
+            <w:r/>
+            <w:r>
+              <w:rPr>
+                <w:rFonts w:ascii="宋体" w:hAnsi="宋体" w:eastAsia="宋体"/>
+                <w:sz w:val="21"/>
+              </w:rPr>
+              <w:t>已复现并定位方向</w:t>
+            </w:r>
+          </w:p>
+        </w:tc>
+        <w:tc>
+          <w:tcPr>
+            <w:tcW w:type="dxa" w:w="2160"/>
+          </w:tcPr>
+          <w:p>
+            <w:r/>
+            <w:r>
+              <w:rPr>
+                <w:rFonts w:ascii="宋体" w:hAnsi="宋体" w:eastAsia="宋体"/>
+                <w:sz w:val="21"/>
+              </w:rPr>
+              <w:t>阻塞 L2 回归转绿</w:t>
+            </w:r>
+          </w:p>
+        </w:tc>
+      </w:tr>
+      <w:tr>
+        <w:tc>
+          <w:tcPr>
+            <w:tcW w:type="dxa" w:w="2160"/>
+          </w:tcPr>
+          <w:p>
+            <w:r/>
+            <w:r>
+              <w:rPr>
+                <w:rFonts w:ascii="宋体" w:hAnsi="宋体" w:eastAsia="宋体"/>
+                <w:sz w:val="21"/>
+              </w:rPr>
+              <w:t>R4</w:t>
+            </w:r>
+          </w:p>
+        </w:tc>
+        <w:tc>
+          <w:tcPr>
+            <w:tcW w:type="dxa" w:w="2160"/>
+          </w:tcPr>
+          <w:p>
+            <w:r/>
+            <w:r>
+              <w:rPr>
+                <w:rFonts w:ascii="宋体" w:hAnsi="宋体" w:eastAsia="宋体"/>
+                <w:sz w:val="21"/>
+              </w:rPr>
+              <w:t>捕获引擎 RTL 未实现</w:t>
+            </w:r>
+          </w:p>
+        </w:tc>
+        <w:tc>
+          <w:tcPr>
+            <w:tcW w:type="dxa" w:w="2160"/>
+          </w:tcPr>
+          <w:p>
+            <w:r/>
+            <w:r>
+              <w:rPr>
+                <w:rFonts w:ascii="宋体" w:hAnsi="宋体" w:eastAsia="宋体"/>
+                <w:sz w:val="21"/>
+              </w:rPr>
+              <w:t>参考模型已验证，码相位 123.000 chip 命中</w:t>
+            </w:r>
+          </w:p>
+        </w:tc>
+        <w:tc>
+          <w:tcPr>
+            <w:tcW w:type="dxa" w:w="2160"/>
+          </w:tcPr>
+          <w:p>
+            <w:r/>
+            <w:r>
+              <w:rPr>
+                <w:rFonts w:ascii="宋体" w:hAnsi="宋体" w:eastAsia="宋体"/>
+                <w:sz w:val="21"/>
+              </w:rPr>
+              <w:t>本阶段后续任务</w:t>
+            </w:r>
+          </w:p>
+        </w:tc>
+      </w:tr>
+      <w:tr>
+        <w:tc>
+          <w:tcPr>
+            <w:tcW w:type="dxa" w:w="2160"/>
+          </w:tcPr>
+          <w:p>
+            <w:r/>
+            <w:r>
+              <w:rPr>
+                <w:rFonts w:ascii="宋体" w:hAnsi="宋体" w:eastAsia="宋体"/>
+                <w:sz w:val="21"/>
+              </w:rPr>
+              <w:t>R5</w:t>
+            </w:r>
+          </w:p>
+        </w:tc>
+        <w:tc>
+          <w:tcPr>
+            <w:tcW w:type="dxa" w:w="2160"/>
+          </w:tcPr>
+          <w:p>
+            <w:r/>
+            <w:r>
+              <w:rPr>
+                <w:rFonts w:ascii="宋体" w:hAnsi="宋体" w:eastAsia="宋体"/>
+                <w:sz w:val="21"/>
+              </w:rPr>
+              <w:t>环路系数与门限未冻结</w:t>
+            </w:r>
+          </w:p>
+        </w:tc>
+        <w:tc>
+          <w:tcPr>
+            <w:tcW w:type="dxa" w:w="2160"/>
+          </w:tcPr>
+          <w:p>
+            <w:r/>
+            <w:r>
+              <w:rPr>
+                <w:rFonts w:ascii="宋体" w:hAnsi="宋体" w:eastAsia="宋体"/>
+                <w:sz w:val="21"/>
+              </w:rPr>
+              <w:t>当前是一组自洽默认值</w:t>
+            </w:r>
+          </w:p>
+        </w:tc>
+        <w:tc>
+          <w:tcPr>
+            <w:tcW w:type="dxa" w:w="2160"/>
+          </w:tcPr>
+          <w:p>
+            <w:r/>
+            <w:r>
+              <w:rPr>
+                <w:rFonts w:ascii="宋体" w:hAnsi="宋体" w:eastAsia="宋体"/>
+                <w:sz w:val="21"/>
+              </w:rPr>
+              <w:t>影响灵敏度与动态指标</w:t>
+            </w:r>
+          </w:p>
+        </w:tc>
+      </w:tr>
+      <w:tr>
+        <w:tc>
+          <w:tcPr>
+            <w:tcW w:type="dxa" w:w="2160"/>
+          </w:tcPr>
+          <w:p>
+            <w:r/>
+            <w:r>
+              <w:rPr>
+                <w:rFonts w:ascii="宋体" w:hAnsi="宋体" w:eastAsia="宋体"/>
+                <w:sz w:val="21"/>
+              </w:rPr>
+              <w:t>R6</w:t>
+            </w:r>
+          </w:p>
+        </w:tc>
+        <w:tc>
+          <w:tcPr>
+            <w:tcW w:type="dxa" w:w="2160"/>
+          </w:tcPr>
+          <w:p>
+            <w:r/>
+            <w:r>
+              <w:rPr>
+                <w:rFonts w:ascii="宋体" w:hAnsi="宋体" w:eastAsia="宋体"/>
+                <w:sz w:val="21"/>
+              </w:rPr>
+              <w:t>码相位串行扫描的冷启动耗时约 84 s（83886 个假设）</w:t>
+            </w:r>
+          </w:p>
+        </w:tc>
+        <w:tc>
+          <w:tcPr>
+            <w:tcW w:type="dxa" w:w="2160"/>
+          </w:tcPr>
+          <w:p>
+            <w:r/>
+            <w:r>
+              <w:rPr>
+                <w:rFonts w:ascii="宋体" w:hAnsi="宋体" w:eastAsia="宋体"/>
+                <w:sz w:val="21"/>
+              </w:rPr>
+              <w:t>已定量，未定门槛</w:t>
+            </w:r>
+          </w:p>
+        </w:tc>
+        <w:tc>
+          <w:tcPr>
+            <w:tcW w:type="dxa" w:w="2160"/>
+          </w:tcPr>
+          <w:p>
+            <w:r/>
+            <w:r>
+              <w:rPr>
+                <w:rFonts w:ascii="宋体" w:hAnsi="宋体" w:eastAsia="宋体"/>
+                <w:sz w:val="21"/>
+              </w:rPr>
+              <w:t>若任务书要求捕获时间，需改成码相位并行</w:t>
+            </w:r>
+          </w:p>
+        </w:tc>
+      </w:tr>
+      <w:tr>
+        <w:tc>
+          <w:tcPr>
+            <w:tcW w:type="dxa" w:w="2160"/>
+          </w:tcPr>
+          <w:p>
+            <w:r/>
+            <w:r>
+              <w:rPr>
+                <w:rFonts w:ascii="宋体" w:hAnsi="宋体" w:eastAsia="宋体"/>
+                <w:sz w:val="21"/>
+              </w:rPr>
+              <w:t>R7</w:t>
+            </w:r>
+          </w:p>
+        </w:tc>
+        <w:tc>
+          <w:tcPr>
+            <w:tcW w:type="dxa" w:w="2160"/>
+          </w:tcPr>
+          <w:p>
+            <w:r/>
+            <w:r>
+              <w:rPr>
+                <w:rFonts w:ascii="宋体" w:hAnsi="宋体" w:eastAsia="宋体"/>
+                <w:sz w:val="21"/>
+              </w:rPr>
+              <w:t>SRAM 字宽与读延迟未知，快照缓冲的大小和读时序按 32 bit 字预估</w:t>
+            </w:r>
+          </w:p>
+        </w:tc>
+        <w:tc>
+          <w:tcPr>
+            <w:tcW w:type="dxa" w:w="2160"/>
+          </w:tcPr>
+          <w:p>
+            <w:r/>
+            <w:r>
+              <w:rPr>
+                <w:rFonts w:ascii="宋体" w:hAnsi="宋体" w:eastAsia="宋体"/>
+                <w:sz w:val="21"/>
+              </w:rPr>
+              <w:t>等配套清单</w:t>
+            </w:r>
+          </w:p>
+        </w:tc>
+        <w:tc>
+          <w:tcPr>
+            <w:tcW w:type="dxa" w:w="2160"/>
+          </w:tcPr>
+          <w:p>
+            <w:r/>
+            <w:r>
+              <w:rPr>
+                <w:rFonts w:ascii="宋体" w:hAnsi="宋体" w:eastAsia="宋体"/>
+                <w:sz w:val="21"/>
+              </w:rPr>
+              <w:t>影响取数层接口与带宽核算</w:t>
+            </w:r>
+          </w:p>
+        </w:tc>
+      </w:tr>
+    </w:tbl>
+    <w:p>
+      <w:pPr>
+        <w:jc w:val="center"/>
+      </w:pPr>
+      <w:r>
+        <w:rPr>
+          <w:rFonts w:ascii="宋体" w:hAnsi="宋体" w:eastAsia="宋体"/>
+          <w:b/>
+          <w:sz w:val="21"/>
+        </w:rPr>
+        <w:t>表 18　待确认与风险</w:t>
       </w:r>
     </w:p>
     <w:sectPr>

--- a/deliverables/总体架构方案/北斗B1I基带处理器_总体架构方案.docx
+++ b/deliverables/总体架构方案/北斗B1I基带处理器_总体架构方案.docx
@@ -9049,7 +9049,7 @@
           <w:b/>
           <w:sz w:val="21"/>
         </w:rPr>
-        <w:t>表　SRAM 读带宽与端口占用</w:t>
+        <w:t>表 17　SRAM 读带宽与端口占用</w:t>
       </w:r>
     </w:p>
     <w:p>
@@ -9505,7 +9505,7 @@
           <w:b/>
           <w:sz w:val="21"/>
         </w:rPr>
-        <w:t>表　捕获与跟踪的硬件分工</w:t>
+        <w:t>表 18　捕获与跟踪的硬件分工</w:t>
       </w:r>
     </w:p>
     <w:p>
@@ -9988,7 +9988,7 @@
           <w:b/>
           <w:sz w:val="21"/>
         </w:rPr>
-        <w:t>表 17　 通道资源估算</w:t>
+        <w:t>表 19　通道资源估算</w:t>
       </w:r>
     </w:p>
     <w:p>
@@ -10819,7 +10819,7 @@
           <w:b/>
           <w:sz w:val="21"/>
         </w:rPr>
-        <w:t>表　通道状态编码与超时</w:t>
+        <w:t>表 20　通道状态编码与超时</w:t>
       </w:r>
     </w:p>
     <w:p>
@@ -11401,7 +11401,7 @@
           <w:b/>
           <w:sz w:val="21"/>
         </w:rPr>
-        <w:t>表　捕获移交跟踪的步骤与回退</w:t>
+        <w:t>表 21　捕获移交跟踪的步骤与回退</w:t>
       </w:r>
     </w:p>
     <w:p>
@@ -11956,7 +11956,7 @@
           <w:b/>
           <w:sz w:val="21"/>
         </w:rPr>
-        <w:t>表 18　待确认与风险</w:t>
+        <w:t>表 22　待确认与风险</w:t>
       </w:r>
     </w:p>
     <w:sectPr>

--- a/deliverables/总体架构方案/北斗B1I基带处理器_总体架构方案.docx
+++ b/deliverables/总体架构方案/北斗B1I基带处理器_总体架构方案.docx
@@ -47,14 +47,14 @@
         <w:tblLook w:firstColumn="1" w:firstRow="1" w:lastColumn="0" w:lastRow="0" w:noHBand="0" w:noVBand="1" w:val="04A0"/>
       </w:tblPr>
       <w:tblGrid>
-        <w:gridCol w:w="2880"/>
-        <w:gridCol w:w="2880"/>
-        <w:gridCol w:w="2880"/>
+        <w:gridCol w:w="2911"/>
+        <w:gridCol w:w="2911"/>
+        <w:gridCol w:w="2911"/>
       </w:tblGrid>
       <w:tr>
         <w:tc>
           <w:tcPr>
-            <w:tcW w:type="dxa" w:w="2880"/>
+            <w:tcW w:type="dxa" w:w="2911"/>
           </w:tcPr>
           <w:p>
             <w:r/>
@@ -70,7 +70,7 @@
         </w:tc>
         <w:tc>
           <w:tcPr>
-            <w:tcW w:type="dxa" w:w="2880"/>
+            <w:tcW w:type="dxa" w:w="2911"/>
           </w:tcPr>
           <w:p>
             <w:r/>
@@ -86,7 +86,7 @@
         </w:tc>
         <w:tc>
           <w:tcPr>
-            <w:tcW w:type="dxa" w:w="2880"/>
+            <w:tcW w:type="dxa" w:w="2911"/>
           </w:tcPr>
           <w:p>
             <w:r/>
@@ -104,7 +104,7 @@
       <w:tr>
         <w:tc>
           <w:tcPr>
-            <w:tcW w:type="dxa" w:w="2880"/>
+            <w:tcW w:type="dxa" w:w="2911"/>
           </w:tcPr>
           <w:p>
             <w:r/>
@@ -119,7 +119,7 @@
         </w:tc>
         <w:tc>
           <w:tcPr>
-            <w:tcW w:type="dxa" w:w="2880"/>
+            <w:tcW w:type="dxa" w:w="2911"/>
           </w:tcPr>
           <w:p>
             <w:r/>
@@ -134,7 +134,7 @@
         </w:tc>
         <w:tc>
           <w:tcPr>
-            <w:tcW w:type="dxa" w:w="2880"/>
+            <w:tcW w:type="dxa" w:w="2911"/>
           </w:tcPr>
           <w:p>
             <w:r/>
@@ -151,7 +151,7 @@
       <w:tr>
         <w:tc>
           <w:tcPr>
-            <w:tcW w:type="dxa" w:w="2880"/>
+            <w:tcW w:type="dxa" w:w="2911"/>
           </w:tcPr>
           <w:p>
             <w:r/>
@@ -166,7 +166,7 @@
         </w:tc>
         <w:tc>
           <w:tcPr>
-            <w:tcW w:type="dxa" w:w="2880"/>
+            <w:tcW w:type="dxa" w:w="2911"/>
           </w:tcPr>
           <w:p>
             <w:r/>
@@ -181,7 +181,7 @@
         </w:tc>
         <w:tc>
           <w:tcPr>
-            <w:tcW w:type="dxa" w:w="2880"/>
+            <w:tcW w:type="dxa" w:w="2911"/>
           </w:tcPr>
           <w:p>
             <w:r/>
@@ -198,7 +198,7 @@
       <w:tr>
         <w:tc>
           <w:tcPr>
-            <w:tcW w:type="dxa" w:w="2880"/>
+            <w:tcW w:type="dxa" w:w="2911"/>
           </w:tcPr>
           <w:p>
             <w:r/>
@@ -213,7 +213,7 @@
         </w:tc>
         <w:tc>
           <w:tcPr>
-            <w:tcW w:type="dxa" w:w="2880"/>
+            <w:tcW w:type="dxa" w:w="2911"/>
           </w:tcPr>
           <w:p>
             <w:r/>
@@ -228,7 +228,7 @@
         </w:tc>
         <w:tc>
           <w:tcPr>
-            <w:tcW w:type="dxa" w:w="2880"/>
+            <w:tcW w:type="dxa" w:w="2911"/>
           </w:tcPr>
           <w:p>
             <w:r/>
@@ -245,7 +245,7 @@
       <w:tr>
         <w:tc>
           <w:tcPr>
-            <w:tcW w:type="dxa" w:w="2880"/>
+            <w:tcW w:type="dxa" w:w="2911"/>
           </w:tcPr>
           <w:p>
             <w:r/>
@@ -260,7 +260,7 @@
         </w:tc>
         <w:tc>
           <w:tcPr>
-            <w:tcW w:type="dxa" w:w="2880"/>
+            <w:tcW w:type="dxa" w:w="2911"/>
           </w:tcPr>
           <w:p>
             <w:r/>
@@ -275,7 +275,7 @@
         </w:tc>
         <w:tc>
           <w:tcPr>
-            <w:tcW w:type="dxa" w:w="2880"/>
+            <w:tcW w:type="dxa" w:w="2911"/>
           </w:tcPr>
           <w:p>
             <w:r/>
@@ -292,7 +292,7 @@
       <w:tr>
         <w:tc>
           <w:tcPr>
-            <w:tcW w:type="dxa" w:w="2880"/>
+            <w:tcW w:type="dxa" w:w="2911"/>
           </w:tcPr>
           <w:p>
             <w:r/>
@@ -307,7 +307,7 @@
         </w:tc>
         <w:tc>
           <w:tcPr>
-            <w:tcW w:type="dxa" w:w="2880"/>
+            <w:tcW w:type="dxa" w:w="2911"/>
           </w:tcPr>
           <w:p>
             <w:r/>
@@ -322,7 +322,7 @@
         </w:tc>
         <w:tc>
           <w:tcPr>
-            <w:tcW w:type="dxa" w:w="2880"/>
+            <w:tcW w:type="dxa" w:w="2911"/>
           </w:tcPr>
           <w:p>
             <w:r/>
@@ -339,7 +339,7 @@
       <w:tr>
         <w:tc>
           <w:tcPr>
-            <w:tcW w:type="dxa" w:w="2880"/>
+            <w:tcW w:type="dxa" w:w="2911"/>
           </w:tcPr>
           <w:p>
             <w:r/>
@@ -354,7 +354,7 @@
         </w:tc>
         <w:tc>
           <w:tcPr>
-            <w:tcW w:type="dxa" w:w="2880"/>
+            <w:tcW w:type="dxa" w:w="2911"/>
           </w:tcPr>
           <w:p>
             <w:r/>
@@ -369,7 +369,7 @@
         </w:tc>
         <w:tc>
           <w:tcPr>
-            <w:tcW w:type="dxa" w:w="2880"/>
+            <w:tcW w:type="dxa" w:w="2911"/>
           </w:tcPr>
           <w:p>
             <w:r/>
@@ -386,7 +386,7 @@
       <w:tr>
         <w:tc>
           <w:tcPr>
-            <w:tcW w:type="dxa" w:w="2880"/>
+            <w:tcW w:type="dxa" w:w="2911"/>
           </w:tcPr>
           <w:p>
             <w:r/>
@@ -401,7 +401,7 @@
         </w:tc>
         <w:tc>
           <w:tcPr>
-            <w:tcW w:type="dxa" w:w="2880"/>
+            <w:tcW w:type="dxa" w:w="2911"/>
           </w:tcPr>
           <w:p>
             <w:r/>
@@ -416,7 +416,7 @@
         </w:tc>
         <w:tc>
           <w:tcPr>
-            <w:tcW w:type="dxa" w:w="2880"/>
+            <w:tcW w:type="dxa" w:w="2911"/>
           </w:tcPr>
           <w:p>
             <w:r/>
@@ -433,7 +433,7 @@
       <w:tr>
         <w:tc>
           <w:tcPr>
-            <w:tcW w:type="dxa" w:w="2880"/>
+            <w:tcW w:type="dxa" w:w="2911"/>
           </w:tcPr>
           <w:p>
             <w:r/>
@@ -448,7 +448,7 @@
         </w:tc>
         <w:tc>
           <w:tcPr>
-            <w:tcW w:type="dxa" w:w="2880"/>
+            <w:tcW w:type="dxa" w:w="2911"/>
           </w:tcPr>
           <w:p>
             <w:r/>
@@ -463,7 +463,7 @@
         </w:tc>
         <w:tc>
           <w:tcPr>
-            <w:tcW w:type="dxa" w:w="2880"/>
+            <w:tcW w:type="dxa" w:w="2911"/>
           </w:tcPr>
           <w:p>
             <w:r/>
@@ -480,7 +480,7 @@
       <w:tr>
         <w:tc>
           <w:tcPr>
-            <w:tcW w:type="dxa" w:w="2880"/>
+            <w:tcW w:type="dxa" w:w="2911"/>
           </w:tcPr>
           <w:p>
             <w:r/>
@@ -495,7 +495,7 @@
         </w:tc>
         <w:tc>
           <w:tcPr>
-            <w:tcW w:type="dxa" w:w="2880"/>
+            <w:tcW w:type="dxa" w:w="2911"/>
           </w:tcPr>
           <w:p>
             <w:r/>
@@ -510,7 +510,7 @@
         </w:tc>
         <w:tc>
           <w:tcPr>
-            <w:tcW w:type="dxa" w:w="2880"/>
+            <w:tcW w:type="dxa" w:w="2911"/>
           </w:tcPr>
           <w:p>
             <w:r/>
@@ -527,7 +527,7 @@
       <w:tr>
         <w:tc>
           <w:tcPr>
-            <w:tcW w:type="dxa" w:w="2880"/>
+            <w:tcW w:type="dxa" w:w="2911"/>
           </w:tcPr>
           <w:p>
             <w:r/>
@@ -542,7 +542,7 @@
         </w:tc>
         <w:tc>
           <w:tcPr>
-            <w:tcW w:type="dxa" w:w="2880"/>
+            <w:tcW w:type="dxa" w:w="2911"/>
           </w:tcPr>
           <w:p>
             <w:r/>
@@ -557,7 +557,7 @@
         </w:tc>
         <w:tc>
           <w:tcPr>
-            <w:tcW w:type="dxa" w:w="2880"/>
+            <w:tcW w:type="dxa" w:w="2911"/>
           </w:tcPr>
           <w:p>
             <w:r/>
@@ -574,6 +574,7 @@
     </w:tbl>
     <w:p>
       <w:pPr>
+        <w:spacing/>
         <w:jc w:val="center"/>
       </w:pPr>
       <w:r>
@@ -620,15 +621,15 @@
         <w:tblLook w:firstColumn="1" w:firstRow="1" w:lastColumn="0" w:lastRow="0" w:noHBand="0" w:noVBand="1" w:val="04A0"/>
       </w:tblPr>
       <w:tblGrid>
-        <w:gridCol w:w="2160"/>
-        <w:gridCol w:w="2160"/>
-        <w:gridCol w:w="2160"/>
-        <w:gridCol w:w="2160"/>
+        <w:gridCol w:w="2183"/>
+        <w:gridCol w:w="2183"/>
+        <w:gridCol w:w="2183"/>
+        <w:gridCol w:w="2183"/>
       </w:tblGrid>
       <w:tr>
         <w:tc>
           <w:tcPr>
-            <w:tcW w:type="dxa" w:w="2160"/>
+            <w:tcW w:type="dxa" w:w="2183"/>
           </w:tcPr>
           <w:p>
             <w:r/>
@@ -644,7 +645,7 @@
         </w:tc>
         <w:tc>
           <w:tcPr>
-            <w:tcW w:type="dxa" w:w="2160"/>
+            <w:tcW w:type="dxa" w:w="2183"/>
           </w:tcPr>
           <w:p>
             <w:r/>
@@ -660,7 +661,7 @@
         </w:tc>
         <w:tc>
           <w:tcPr>
-            <w:tcW w:type="dxa" w:w="2160"/>
+            <w:tcW w:type="dxa" w:w="2183"/>
           </w:tcPr>
           <w:p>
             <w:r/>
@@ -676,7 +677,7 @@
         </w:tc>
         <w:tc>
           <w:tcPr>
-            <w:tcW w:type="dxa" w:w="2160"/>
+            <w:tcW w:type="dxa" w:w="2183"/>
           </w:tcPr>
           <w:p>
             <w:r/>
@@ -694,7 +695,7 @@
       <w:tr>
         <w:tc>
           <w:tcPr>
-            <w:tcW w:type="dxa" w:w="2160"/>
+            <w:tcW w:type="dxa" w:w="2183"/>
           </w:tcPr>
           <w:p>
             <w:r/>
@@ -709,7 +710,7 @@
         </w:tc>
         <w:tc>
           <w:tcPr>
-            <w:tcW w:type="dxa" w:w="2160"/>
+            <w:tcW w:type="dxa" w:w="2183"/>
           </w:tcPr>
           <w:p>
             <w:r/>
@@ -724,7 +725,7 @@
         </w:tc>
         <w:tc>
           <w:tcPr>
-            <w:tcW w:type="dxa" w:w="2160"/>
+            <w:tcW w:type="dxa" w:w="2183"/>
           </w:tcPr>
           <w:p>
             <w:r/>
@@ -739,7 +740,7 @@
         </w:tc>
         <w:tc>
           <w:tcPr>
-            <w:tcW w:type="dxa" w:w="2160"/>
+            <w:tcW w:type="dxa" w:w="2183"/>
           </w:tcPr>
           <w:p>
             <w:r/>
@@ -756,7 +757,7 @@
       <w:tr>
         <w:tc>
           <w:tcPr>
-            <w:tcW w:type="dxa" w:w="2160"/>
+            <w:tcW w:type="dxa" w:w="2183"/>
           </w:tcPr>
           <w:p>
             <w:r/>
@@ -771,7 +772,7 @@
         </w:tc>
         <w:tc>
           <w:tcPr>
-            <w:tcW w:type="dxa" w:w="2160"/>
+            <w:tcW w:type="dxa" w:w="2183"/>
           </w:tcPr>
           <w:p>
             <w:r/>
@@ -786,7 +787,7 @@
         </w:tc>
         <w:tc>
           <w:tcPr>
-            <w:tcW w:type="dxa" w:w="2160"/>
+            <w:tcW w:type="dxa" w:w="2183"/>
           </w:tcPr>
           <w:p>
             <w:r/>
@@ -801,7 +802,7 @@
         </w:tc>
         <w:tc>
           <w:tcPr>
-            <w:tcW w:type="dxa" w:w="2160"/>
+            <w:tcW w:type="dxa" w:w="2183"/>
           </w:tcPr>
           <w:p>
             <w:r/>
@@ -818,7 +819,7 @@
       <w:tr>
         <w:tc>
           <w:tcPr>
-            <w:tcW w:type="dxa" w:w="2160"/>
+            <w:tcW w:type="dxa" w:w="2183"/>
           </w:tcPr>
           <w:p>
             <w:r/>
@@ -833,7 +834,7 @@
         </w:tc>
         <w:tc>
           <w:tcPr>
-            <w:tcW w:type="dxa" w:w="2160"/>
+            <w:tcW w:type="dxa" w:w="2183"/>
           </w:tcPr>
           <w:p>
             <w:r/>
@@ -848,7 +849,7 @@
         </w:tc>
         <w:tc>
           <w:tcPr>
-            <w:tcW w:type="dxa" w:w="2160"/>
+            <w:tcW w:type="dxa" w:w="2183"/>
           </w:tcPr>
           <w:p>
             <w:r/>
@@ -863,7 +864,7 @@
         </w:tc>
         <w:tc>
           <w:tcPr>
-            <w:tcW w:type="dxa" w:w="2160"/>
+            <w:tcW w:type="dxa" w:w="2183"/>
           </w:tcPr>
           <w:p>
             <w:r/>
@@ -880,7 +881,7 @@
       <w:tr>
         <w:tc>
           <w:tcPr>
-            <w:tcW w:type="dxa" w:w="2160"/>
+            <w:tcW w:type="dxa" w:w="2183"/>
           </w:tcPr>
           <w:p>
             <w:r/>
@@ -895,7 +896,7 @@
         </w:tc>
         <w:tc>
           <w:tcPr>
-            <w:tcW w:type="dxa" w:w="2160"/>
+            <w:tcW w:type="dxa" w:w="2183"/>
           </w:tcPr>
           <w:p>
             <w:r/>
@@ -910,7 +911,7 @@
         </w:tc>
         <w:tc>
           <w:tcPr>
-            <w:tcW w:type="dxa" w:w="2160"/>
+            <w:tcW w:type="dxa" w:w="2183"/>
           </w:tcPr>
           <w:p>
             <w:r/>
@@ -925,7 +926,7 @@
         </w:tc>
         <w:tc>
           <w:tcPr>
-            <w:tcW w:type="dxa" w:w="2160"/>
+            <w:tcW w:type="dxa" w:w="2183"/>
           </w:tcPr>
           <w:p>
             <w:r/>
@@ -942,7 +943,7 @@
       <w:tr>
         <w:tc>
           <w:tcPr>
-            <w:tcW w:type="dxa" w:w="2160"/>
+            <w:tcW w:type="dxa" w:w="2183"/>
           </w:tcPr>
           <w:p>
             <w:r/>
@@ -957,7 +958,7 @@
         </w:tc>
         <w:tc>
           <w:tcPr>
-            <w:tcW w:type="dxa" w:w="2160"/>
+            <w:tcW w:type="dxa" w:w="2183"/>
           </w:tcPr>
           <w:p>
             <w:r/>
@@ -972,7 +973,7 @@
         </w:tc>
         <w:tc>
           <w:tcPr>
-            <w:tcW w:type="dxa" w:w="2160"/>
+            <w:tcW w:type="dxa" w:w="2183"/>
           </w:tcPr>
           <w:p>
             <w:r/>
@@ -987,7 +988,7 @@
         </w:tc>
         <w:tc>
           <w:tcPr>
-            <w:tcW w:type="dxa" w:w="2160"/>
+            <w:tcW w:type="dxa" w:w="2183"/>
           </w:tcPr>
           <w:p>
             <w:r/>
@@ -1004,7 +1005,7 @@
       <w:tr>
         <w:tc>
           <w:tcPr>
-            <w:tcW w:type="dxa" w:w="2160"/>
+            <w:tcW w:type="dxa" w:w="2183"/>
           </w:tcPr>
           <w:p>
             <w:r/>
@@ -1019,7 +1020,7 @@
         </w:tc>
         <w:tc>
           <w:tcPr>
-            <w:tcW w:type="dxa" w:w="2160"/>
+            <w:tcW w:type="dxa" w:w="2183"/>
           </w:tcPr>
           <w:p>
             <w:r/>
@@ -1034,7 +1035,7 @@
         </w:tc>
         <w:tc>
           <w:tcPr>
-            <w:tcW w:type="dxa" w:w="2160"/>
+            <w:tcW w:type="dxa" w:w="2183"/>
           </w:tcPr>
           <w:p>
             <w:r/>
@@ -1049,7 +1050,7 @@
         </w:tc>
         <w:tc>
           <w:tcPr>
-            <w:tcW w:type="dxa" w:w="2160"/>
+            <w:tcW w:type="dxa" w:w="2183"/>
           </w:tcPr>
           <w:p>
             <w:r/>
@@ -1066,6 +1067,7 @@
     </w:tbl>
     <w:p>
       <w:pPr>
+        <w:spacing/>
         <w:jc w:val="center"/>
       </w:pPr>
       <w:r>
@@ -1098,15 +1100,15 @@
         <w:tblLook w:firstColumn="1" w:firstRow="1" w:lastColumn="0" w:lastRow="0" w:noHBand="0" w:noVBand="1" w:val="04A0"/>
       </w:tblPr>
       <w:tblGrid>
-        <w:gridCol w:w="2160"/>
-        <w:gridCol w:w="2160"/>
-        <w:gridCol w:w="2160"/>
-        <w:gridCol w:w="2160"/>
+        <w:gridCol w:w="2183"/>
+        <w:gridCol w:w="2183"/>
+        <w:gridCol w:w="2183"/>
+        <w:gridCol w:w="2183"/>
       </w:tblGrid>
       <w:tr>
         <w:tc>
           <w:tcPr>
-            <w:tcW w:type="dxa" w:w="2160"/>
+            <w:tcW w:type="dxa" w:w="2183"/>
           </w:tcPr>
           <w:p>
             <w:r/>
@@ -1122,7 +1124,7 @@
         </w:tc>
         <w:tc>
           <w:tcPr>
-            <w:tcW w:type="dxa" w:w="2160"/>
+            <w:tcW w:type="dxa" w:w="2183"/>
           </w:tcPr>
           <w:p>
             <w:r/>
@@ -1138,7 +1140,7 @@
         </w:tc>
         <w:tc>
           <w:tcPr>
-            <w:tcW w:type="dxa" w:w="2160"/>
+            <w:tcW w:type="dxa" w:w="2183"/>
           </w:tcPr>
           <w:p>
             <w:r/>
@@ -1154,7 +1156,7 @@
         </w:tc>
         <w:tc>
           <w:tcPr>
-            <w:tcW w:type="dxa" w:w="2160"/>
+            <w:tcW w:type="dxa" w:w="2183"/>
           </w:tcPr>
           <w:p>
             <w:r/>
@@ -1172,7 +1174,7 @@
       <w:tr>
         <w:tc>
           <w:tcPr>
-            <w:tcW w:type="dxa" w:w="2160"/>
+            <w:tcW w:type="dxa" w:w="2183"/>
           </w:tcPr>
           <w:p>
             <w:r/>
@@ -1187,7 +1189,7 @@
         </w:tc>
         <w:tc>
           <w:tcPr>
-            <w:tcW w:type="dxa" w:w="2160"/>
+            <w:tcW w:type="dxa" w:w="2183"/>
           </w:tcPr>
           <w:p>
             <w:r/>
@@ -1202,7 +1204,7 @@
         </w:tc>
         <w:tc>
           <w:tcPr>
-            <w:tcW w:type="dxa" w:w="2160"/>
+            <w:tcW w:type="dxa" w:w="2183"/>
           </w:tcPr>
           <w:p>
             <w:r/>
@@ -1217,7 +1219,7 @@
         </w:tc>
         <w:tc>
           <w:tcPr>
-            <w:tcW w:type="dxa" w:w="2160"/>
+            <w:tcW w:type="dxa" w:w="2183"/>
           </w:tcPr>
           <w:p>
             <w:r/>
@@ -1234,7 +1236,7 @@
       <w:tr>
         <w:tc>
           <w:tcPr>
-            <w:tcW w:type="dxa" w:w="2160"/>
+            <w:tcW w:type="dxa" w:w="2183"/>
           </w:tcPr>
           <w:p>
             <w:r/>
@@ -1249,7 +1251,7 @@
         </w:tc>
         <w:tc>
           <w:tcPr>
-            <w:tcW w:type="dxa" w:w="2160"/>
+            <w:tcW w:type="dxa" w:w="2183"/>
           </w:tcPr>
           <w:p>
             <w:r/>
@@ -1264,7 +1266,7 @@
         </w:tc>
         <w:tc>
           <w:tcPr>
-            <w:tcW w:type="dxa" w:w="2160"/>
+            <w:tcW w:type="dxa" w:w="2183"/>
           </w:tcPr>
           <w:p>
             <w:r/>
@@ -1279,7 +1281,7 @@
         </w:tc>
         <w:tc>
           <w:tcPr>
-            <w:tcW w:type="dxa" w:w="2160"/>
+            <w:tcW w:type="dxa" w:w="2183"/>
           </w:tcPr>
           <w:p>
             <w:r/>
@@ -1296,7 +1298,7 @@
       <w:tr>
         <w:tc>
           <w:tcPr>
-            <w:tcW w:type="dxa" w:w="2160"/>
+            <w:tcW w:type="dxa" w:w="2183"/>
           </w:tcPr>
           <w:p>
             <w:r/>
@@ -1311,7 +1313,7 @@
         </w:tc>
         <w:tc>
           <w:tcPr>
-            <w:tcW w:type="dxa" w:w="2160"/>
+            <w:tcW w:type="dxa" w:w="2183"/>
           </w:tcPr>
           <w:p>
             <w:r/>
@@ -1326,7 +1328,7 @@
         </w:tc>
         <w:tc>
           <w:tcPr>
-            <w:tcW w:type="dxa" w:w="2160"/>
+            <w:tcW w:type="dxa" w:w="2183"/>
           </w:tcPr>
           <w:p>
             <w:r/>
@@ -1341,7 +1343,7 @@
         </w:tc>
         <w:tc>
           <w:tcPr>
-            <w:tcW w:type="dxa" w:w="2160"/>
+            <w:tcW w:type="dxa" w:w="2183"/>
           </w:tcPr>
           <w:p>
             <w:r/>
@@ -1358,6 +1360,7 @@
     </w:tbl>
     <w:p>
       <w:pPr>
+        <w:spacing/>
         <w:jc w:val="center"/>
       </w:pPr>
       <w:r>
@@ -1423,13 +1426,14 @@
     </w:p>
     <w:p>
       <w:pPr>
+        <w:spacing w:before="120" w:after="60"/>
         <w:ind w:firstLine="0"/>
         <w:jc w:val="center"/>
       </w:pPr>
       <w:r>
         <w:drawing>
           <wp:inline xmlns:a="http://schemas.openxmlformats.org/drawingml/2006/main" xmlns:pic="http://schemas.openxmlformats.org/drawingml/2006/picture">
-            <wp:extent cx="5580000" cy="3296261"/>
+            <wp:extent cx="5400000" cy="3189930"/>
             <wp:docPr id="1" name="Picture 1"/>
             <wp:cNvGraphicFramePr>
               <a:graphicFrameLocks noChangeAspect="1"/>
@@ -1450,7 +1454,7 @@
                   <pic:spPr>
                     <a:xfrm>
                       <a:off x="0" y="0"/>
-                      <a:ext cx="5580000" cy="3296261"/>
+                      <a:ext cx="5400000" cy="3189930"/>
                     </a:xfrm>
                     <a:prstGeom prst="rect"/>
                   </pic:spPr>
@@ -1463,6 +1467,7 @@
     </w:p>
     <w:p>
       <w:pPr>
+        <w:spacing/>
         <w:jc w:val="center"/>
       </w:pPr>
       <w:r>
@@ -1500,14 +1505,14 @@
         <w:tblLook w:firstColumn="1" w:firstRow="1" w:lastColumn="0" w:lastRow="0" w:noHBand="0" w:noVBand="1" w:val="04A0"/>
       </w:tblPr>
       <w:tblGrid>
-        <w:gridCol w:w="2880"/>
-        <w:gridCol w:w="2880"/>
-        <w:gridCol w:w="2880"/>
+        <w:gridCol w:w="2911"/>
+        <w:gridCol w:w="2911"/>
+        <w:gridCol w:w="2911"/>
       </w:tblGrid>
       <w:tr>
         <w:tc>
           <w:tcPr>
-            <w:tcW w:type="dxa" w:w="2880"/>
+            <w:tcW w:type="dxa" w:w="2911"/>
           </w:tcPr>
           <w:p>
             <w:r/>
@@ -1523,7 +1528,7 @@
         </w:tc>
         <w:tc>
           <w:tcPr>
-            <w:tcW w:type="dxa" w:w="2880"/>
+            <w:tcW w:type="dxa" w:w="2911"/>
           </w:tcPr>
           <w:p>
             <w:r/>
@@ -1539,7 +1544,7 @@
         </w:tc>
         <w:tc>
           <w:tcPr>
-            <w:tcW w:type="dxa" w:w="2880"/>
+            <w:tcW w:type="dxa" w:w="2911"/>
           </w:tcPr>
           <w:p>
             <w:r/>
@@ -1557,7 +1562,7 @@
       <w:tr>
         <w:tc>
           <w:tcPr>
-            <w:tcW w:type="dxa" w:w="2880"/>
+            <w:tcW w:type="dxa" w:w="2911"/>
           </w:tcPr>
           <w:p>
             <w:r/>
@@ -1572,7 +1577,7 @@
         </w:tc>
         <w:tc>
           <w:tcPr>
-            <w:tcW w:type="dxa" w:w="2880"/>
+            <w:tcW w:type="dxa" w:w="2911"/>
           </w:tcPr>
           <w:p>
             <w:r/>
@@ -1587,7 +1592,7 @@
         </w:tc>
         <w:tc>
           <w:tcPr>
-            <w:tcW w:type="dxa" w:w="2880"/>
+            <w:tcW w:type="dxa" w:w="2911"/>
           </w:tcPr>
           <w:p>
             <w:r/>
@@ -1604,7 +1609,7 @@
       <w:tr>
         <w:tc>
           <w:tcPr>
-            <w:tcW w:type="dxa" w:w="2880"/>
+            <w:tcW w:type="dxa" w:w="2911"/>
           </w:tcPr>
           <w:p>
             <w:r/>
@@ -1619,7 +1624,7 @@
         </w:tc>
         <w:tc>
           <w:tcPr>
-            <w:tcW w:type="dxa" w:w="2880"/>
+            <w:tcW w:type="dxa" w:w="2911"/>
           </w:tcPr>
           <w:p>
             <w:r/>
@@ -1634,7 +1639,7 @@
         </w:tc>
         <w:tc>
           <w:tcPr>
-            <w:tcW w:type="dxa" w:w="2880"/>
+            <w:tcW w:type="dxa" w:w="2911"/>
           </w:tcPr>
           <w:p>
             <w:r/>
@@ -1651,7 +1656,7 @@
       <w:tr>
         <w:tc>
           <w:tcPr>
-            <w:tcW w:type="dxa" w:w="2880"/>
+            <w:tcW w:type="dxa" w:w="2911"/>
           </w:tcPr>
           <w:p>
             <w:r/>
@@ -1666,7 +1671,7 @@
         </w:tc>
         <w:tc>
           <w:tcPr>
-            <w:tcW w:type="dxa" w:w="2880"/>
+            <w:tcW w:type="dxa" w:w="2911"/>
           </w:tcPr>
           <w:p>
             <w:r/>
@@ -1681,7 +1686,7 @@
         </w:tc>
         <w:tc>
           <w:tcPr>
-            <w:tcW w:type="dxa" w:w="2880"/>
+            <w:tcW w:type="dxa" w:w="2911"/>
           </w:tcPr>
           <w:p>
             <w:r/>
@@ -1698,7 +1703,7 @@
       <w:tr>
         <w:tc>
           <w:tcPr>
-            <w:tcW w:type="dxa" w:w="2880"/>
+            <w:tcW w:type="dxa" w:w="2911"/>
           </w:tcPr>
           <w:p>
             <w:r/>
@@ -1713,7 +1718,7 @@
         </w:tc>
         <w:tc>
           <w:tcPr>
-            <w:tcW w:type="dxa" w:w="2880"/>
+            <w:tcW w:type="dxa" w:w="2911"/>
           </w:tcPr>
           <w:p>
             <w:r/>
@@ -1728,7 +1733,7 @@
         </w:tc>
         <w:tc>
           <w:tcPr>
-            <w:tcW w:type="dxa" w:w="2880"/>
+            <w:tcW w:type="dxa" w:w="2911"/>
           </w:tcPr>
           <w:p>
             <w:r/>
@@ -1745,7 +1750,7 @@
       <w:tr>
         <w:tc>
           <w:tcPr>
-            <w:tcW w:type="dxa" w:w="2880"/>
+            <w:tcW w:type="dxa" w:w="2911"/>
           </w:tcPr>
           <w:p>
             <w:r/>
@@ -1760,7 +1765,7 @@
         </w:tc>
         <w:tc>
           <w:tcPr>
-            <w:tcW w:type="dxa" w:w="2880"/>
+            <w:tcW w:type="dxa" w:w="2911"/>
           </w:tcPr>
           <w:p>
             <w:r/>
@@ -1775,7 +1780,7 @@
         </w:tc>
         <w:tc>
           <w:tcPr>
-            <w:tcW w:type="dxa" w:w="2880"/>
+            <w:tcW w:type="dxa" w:w="2911"/>
           </w:tcPr>
           <w:p>
             <w:r/>
@@ -1792,7 +1797,7 @@
       <w:tr>
         <w:tc>
           <w:tcPr>
-            <w:tcW w:type="dxa" w:w="2880"/>
+            <w:tcW w:type="dxa" w:w="2911"/>
           </w:tcPr>
           <w:p>
             <w:r/>
@@ -1807,7 +1812,7 @@
         </w:tc>
         <w:tc>
           <w:tcPr>
-            <w:tcW w:type="dxa" w:w="2880"/>
+            <w:tcW w:type="dxa" w:w="2911"/>
           </w:tcPr>
           <w:p>
             <w:r/>
@@ -1822,7 +1827,7 @@
         </w:tc>
         <w:tc>
           <w:tcPr>
-            <w:tcW w:type="dxa" w:w="2880"/>
+            <w:tcW w:type="dxa" w:w="2911"/>
           </w:tcPr>
           <w:p>
             <w:r/>
@@ -1839,6 +1844,7 @@
     </w:tbl>
     <w:p>
       <w:pPr>
+        <w:spacing/>
         <w:jc w:val="center"/>
       </w:pPr>
       <w:r>
@@ -1871,14 +1877,14 @@
         <w:tblLook w:firstColumn="1" w:firstRow="1" w:lastColumn="0" w:lastRow="0" w:noHBand="0" w:noVBand="1" w:val="04A0"/>
       </w:tblPr>
       <w:tblGrid>
-        <w:gridCol w:w="2880"/>
-        <w:gridCol w:w="2880"/>
-        <w:gridCol w:w="2880"/>
+        <w:gridCol w:w="2911"/>
+        <w:gridCol w:w="2911"/>
+        <w:gridCol w:w="2911"/>
       </w:tblGrid>
       <w:tr>
         <w:tc>
           <w:tcPr>
-            <w:tcW w:type="dxa" w:w="2880"/>
+            <w:tcW w:type="dxa" w:w="2911"/>
           </w:tcPr>
           <w:p>
             <w:r/>
@@ -1894,7 +1900,7 @@
         </w:tc>
         <w:tc>
           <w:tcPr>
-            <w:tcW w:type="dxa" w:w="2880"/>
+            <w:tcW w:type="dxa" w:w="2911"/>
           </w:tcPr>
           <w:p>
             <w:r/>
@@ -1910,7 +1916,7 @@
         </w:tc>
         <w:tc>
           <w:tcPr>
-            <w:tcW w:type="dxa" w:w="2880"/>
+            <w:tcW w:type="dxa" w:w="2911"/>
           </w:tcPr>
           <w:p>
             <w:r/>
@@ -1928,7 +1934,7 @@
       <w:tr>
         <w:tc>
           <w:tcPr>
-            <w:tcW w:type="dxa" w:w="2880"/>
+            <w:tcW w:type="dxa" w:w="2911"/>
           </w:tcPr>
           <w:p>
             <w:r/>
@@ -1943,7 +1949,7 @@
         </w:tc>
         <w:tc>
           <w:tcPr>
-            <w:tcW w:type="dxa" w:w="2880"/>
+            <w:tcW w:type="dxa" w:w="2911"/>
           </w:tcPr>
           <w:p>
             <w:r/>
@@ -1958,7 +1964,7 @@
         </w:tc>
         <w:tc>
           <w:tcPr>
-            <w:tcW w:type="dxa" w:w="2880"/>
+            <w:tcW w:type="dxa" w:w="2911"/>
           </w:tcPr>
           <w:p>
             <w:r/>
@@ -1975,7 +1981,7 @@
       <w:tr>
         <w:tc>
           <w:tcPr>
-            <w:tcW w:type="dxa" w:w="2880"/>
+            <w:tcW w:type="dxa" w:w="2911"/>
           </w:tcPr>
           <w:p>
             <w:r/>
@@ -1990,7 +1996,7 @@
         </w:tc>
         <w:tc>
           <w:tcPr>
-            <w:tcW w:type="dxa" w:w="2880"/>
+            <w:tcW w:type="dxa" w:w="2911"/>
           </w:tcPr>
           <w:p>
             <w:r/>
@@ -2005,7 +2011,7 @@
         </w:tc>
         <w:tc>
           <w:tcPr>
-            <w:tcW w:type="dxa" w:w="2880"/>
+            <w:tcW w:type="dxa" w:w="2911"/>
           </w:tcPr>
           <w:p>
             <w:r/>
@@ -2022,7 +2028,7 @@
       <w:tr>
         <w:tc>
           <w:tcPr>
-            <w:tcW w:type="dxa" w:w="2880"/>
+            <w:tcW w:type="dxa" w:w="2911"/>
           </w:tcPr>
           <w:p>
             <w:r/>
@@ -2037,7 +2043,7 @@
         </w:tc>
         <w:tc>
           <w:tcPr>
-            <w:tcW w:type="dxa" w:w="2880"/>
+            <w:tcW w:type="dxa" w:w="2911"/>
           </w:tcPr>
           <w:p>
             <w:r/>
@@ -2052,7 +2058,7 @@
         </w:tc>
         <w:tc>
           <w:tcPr>
-            <w:tcW w:type="dxa" w:w="2880"/>
+            <w:tcW w:type="dxa" w:w="2911"/>
           </w:tcPr>
           <w:p>
             <w:r/>
@@ -2069,7 +2075,7 @@
       <w:tr>
         <w:tc>
           <w:tcPr>
-            <w:tcW w:type="dxa" w:w="2880"/>
+            <w:tcW w:type="dxa" w:w="2911"/>
           </w:tcPr>
           <w:p>
             <w:r/>
@@ -2084,7 +2090,7 @@
         </w:tc>
         <w:tc>
           <w:tcPr>
-            <w:tcW w:type="dxa" w:w="2880"/>
+            <w:tcW w:type="dxa" w:w="2911"/>
           </w:tcPr>
           <w:p>
             <w:r/>
@@ -2099,7 +2105,7 @@
         </w:tc>
         <w:tc>
           <w:tcPr>
-            <w:tcW w:type="dxa" w:w="2880"/>
+            <w:tcW w:type="dxa" w:w="2911"/>
           </w:tcPr>
           <w:p>
             <w:r/>
@@ -2116,7 +2122,7 @@
       <w:tr>
         <w:tc>
           <w:tcPr>
-            <w:tcW w:type="dxa" w:w="2880"/>
+            <w:tcW w:type="dxa" w:w="2911"/>
           </w:tcPr>
           <w:p>
             <w:r/>
@@ -2131,7 +2137,7 @@
         </w:tc>
         <w:tc>
           <w:tcPr>
-            <w:tcW w:type="dxa" w:w="2880"/>
+            <w:tcW w:type="dxa" w:w="2911"/>
           </w:tcPr>
           <w:p>
             <w:r/>
@@ -2146,7 +2152,7 @@
         </w:tc>
         <w:tc>
           <w:tcPr>
-            <w:tcW w:type="dxa" w:w="2880"/>
+            <w:tcW w:type="dxa" w:w="2911"/>
           </w:tcPr>
           <w:p>
             <w:r/>
@@ -2163,7 +2169,7 @@
       <w:tr>
         <w:tc>
           <w:tcPr>
-            <w:tcW w:type="dxa" w:w="2880"/>
+            <w:tcW w:type="dxa" w:w="2911"/>
           </w:tcPr>
           <w:p>
             <w:r/>
@@ -2178,7 +2184,7 @@
         </w:tc>
         <w:tc>
           <w:tcPr>
-            <w:tcW w:type="dxa" w:w="2880"/>
+            <w:tcW w:type="dxa" w:w="2911"/>
           </w:tcPr>
           <w:p>
             <w:r/>
@@ -2193,7 +2199,7 @@
         </w:tc>
         <w:tc>
           <w:tcPr>
-            <w:tcW w:type="dxa" w:w="2880"/>
+            <w:tcW w:type="dxa" w:w="2911"/>
           </w:tcPr>
           <w:p>
             <w:r/>
@@ -2210,7 +2216,7 @@
       <w:tr>
         <w:tc>
           <w:tcPr>
-            <w:tcW w:type="dxa" w:w="2880"/>
+            <w:tcW w:type="dxa" w:w="2911"/>
           </w:tcPr>
           <w:p>
             <w:r/>
@@ -2225,7 +2231,7 @@
         </w:tc>
         <w:tc>
           <w:tcPr>
-            <w:tcW w:type="dxa" w:w="2880"/>
+            <w:tcW w:type="dxa" w:w="2911"/>
           </w:tcPr>
           <w:p>
             <w:r/>
@@ -2240,7 +2246,7 @@
         </w:tc>
         <w:tc>
           <w:tcPr>
-            <w:tcW w:type="dxa" w:w="2880"/>
+            <w:tcW w:type="dxa" w:w="2911"/>
           </w:tcPr>
           <w:p>
             <w:r/>
@@ -2257,6 +2263,7 @@
     </w:tbl>
     <w:p>
       <w:pPr>
+        <w:spacing/>
         <w:jc w:val="center"/>
       </w:pPr>
       <w:r>
@@ -2289,14 +2296,14 @@
         <w:tblLook w:firstColumn="1" w:firstRow="1" w:lastColumn="0" w:lastRow="0" w:noHBand="0" w:noVBand="1" w:val="04A0"/>
       </w:tblPr>
       <w:tblGrid>
-        <w:gridCol w:w="2880"/>
-        <w:gridCol w:w="2880"/>
-        <w:gridCol w:w="2880"/>
+        <w:gridCol w:w="2911"/>
+        <w:gridCol w:w="2911"/>
+        <w:gridCol w:w="2911"/>
       </w:tblGrid>
       <w:tr>
         <w:tc>
           <w:tcPr>
-            <w:tcW w:type="dxa" w:w="2880"/>
+            <w:tcW w:type="dxa" w:w="2911"/>
           </w:tcPr>
           <w:p>
             <w:r/>
@@ -2312,7 +2319,7 @@
         </w:tc>
         <w:tc>
           <w:tcPr>
-            <w:tcW w:type="dxa" w:w="2880"/>
+            <w:tcW w:type="dxa" w:w="2911"/>
           </w:tcPr>
           <w:p>
             <w:r/>
@@ -2328,7 +2335,7 @@
         </w:tc>
         <w:tc>
           <w:tcPr>
-            <w:tcW w:type="dxa" w:w="2880"/>
+            <w:tcW w:type="dxa" w:w="2911"/>
           </w:tcPr>
           <w:p>
             <w:r/>
@@ -2346,7 +2353,7 @@
       <w:tr>
         <w:tc>
           <w:tcPr>
-            <w:tcW w:type="dxa" w:w="2880"/>
+            <w:tcW w:type="dxa" w:w="2911"/>
           </w:tcPr>
           <w:p>
             <w:r/>
@@ -2361,7 +2368,7 @@
         </w:tc>
         <w:tc>
           <w:tcPr>
-            <w:tcW w:type="dxa" w:w="2880"/>
+            <w:tcW w:type="dxa" w:w="2911"/>
           </w:tcPr>
           <w:p>
             <w:r/>
@@ -2376,7 +2383,7 @@
         </w:tc>
         <w:tc>
           <w:tcPr>
-            <w:tcW w:type="dxa" w:w="2880"/>
+            <w:tcW w:type="dxa" w:w="2911"/>
           </w:tcPr>
           <w:p>
             <w:r/>
@@ -2393,7 +2400,7 @@
       <w:tr>
         <w:tc>
           <w:tcPr>
-            <w:tcW w:type="dxa" w:w="2880"/>
+            <w:tcW w:type="dxa" w:w="2911"/>
           </w:tcPr>
           <w:p>
             <w:r/>
@@ -2408,7 +2415,7 @@
         </w:tc>
         <w:tc>
           <w:tcPr>
-            <w:tcW w:type="dxa" w:w="2880"/>
+            <w:tcW w:type="dxa" w:w="2911"/>
           </w:tcPr>
           <w:p>
             <w:r/>
@@ -2423,7 +2430,7 @@
         </w:tc>
         <w:tc>
           <w:tcPr>
-            <w:tcW w:type="dxa" w:w="2880"/>
+            <w:tcW w:type="dxa" w:w="2911"/>
           </w:tcPr>
           <w:p>
             <w:r/>
@@ -2440,7 +2447,7 @@
       <w:tr>
         <w:tc>
           <w:tcPr>
-            <w:tcW w:type="dxa" w:w="2880"/>
+            <w:tcW w:type="dxa" w:w="2911"/>
           </w:tcPr>
           <w:p>
             <w:r/>
@@ -2455,7 +2462,7 @@
         </w:tc>
         <w:tc>
           <w:tcPr>
-            <w:tcW w:type="dxa" w:w="2880"/>
+            <w:tcW w:type="dxa" w:w="2911"/>
           </w:tcPr>
           <w:p>
             <w:r/>
@@ -2470,7 +2477,7 @@
         </w:tc>
         <w:tc>
           <w:tcPr>
-            <w:tcW w:type="dxa" w:w="2880"/>
+            <w:tcW w:type="dxa" w:w="2911"/>
           </w:tcPr>
           <w:p>
             <w:r/>
@@ -2487,7 +2494,7 @@
       <w:tr>
         <w:tc>
           <w:tcPr>
-            <w:tcW w:type="dxa" w:w="2880"/>
+            <w:tcW w:type="dxa" w:w="2911"/>
           </w:tcPr>
           <w:p>
             <w:r/>
@@ -2502,7 +2509,7 @@
         </w:tc>
         <w:tc>
           <w:tcPr>
-            <w:tcW w:type="dxa" w:w="2880"/>
+            <w:tcW w:type="dxa" w:w="2911"/>
           </w:tcPr>
           <w:p>
             <w:r/>
@@ -2517,7 +2524,7 @@
         </w:tc>
         <w:tc>
           <w:tcPr>
-            <w:tcW w:type="dxa" w:w="2880"/>
+            <w:tcW w:type="dxa" w:w="2911"/>
           </w:tcPr>
           <w:p>
             <w:r/>
@@ -2534,7 +2541,7 @@
       <w:tr>
         <w:tc>
           <w:tcPr>
-            <w:tcW w:type="dxa" w:w="2880"/>
+            <w:tcW w:type="dxa" w:w="2911"/>
           </w:tcPr>
           <w:p>
             <w:r/>
@@ -2549,7 +2556,7 @@
         </w:tc>
         <w:tc>
           <w:tcPr>
-            <w:tcW w:type="dxa" w:w="2880"/>
+            <w:tcW w:type="dxa" w:w="2911"/>
           </w:tcPr>
           <w:p>
             <w:r/>
@@ -2564,7 +2571,7 @@
         </w:tc>
         <w:tc>
           <w:tcPr>
-            <w:tcW w:type="dxa" w:w="2880"/>
+            <w:tcW w:type="dxa" w:w="2911"/>
           </w:tcPr>
           <w:p>
             <w:r/>
@@ -2581,7 +2588,7 @@
       <w:tr>
         <w:tc>
           <w:tcPr>
-            <w:tcW w:type="dxa" w:w="2880"/>
+            <w:tcW w:type="dxa" w:w="2911"/>
           </w:tcPr>
           <w:p>
             <w:r/>
@@ -2596,7 +2603,7 @@
         </w:tc>
         <w:tc>
           <w:tcPr>
-            <w:tcW w:type="dxa" w:w="2880"/>
+            <w:tcW w:type="dxa" w:w="2911"/>
           </w:tcPr>
           <w:p>
             <w:r/>
@@ -2611,7 +2618,7 @@
         </w:tc>
         <w:tc>
           <w:tcPr>
-            <w:tcW w:type="dxa" w:w="2880"/>
+            <w:tcW w:type="dxa" w:w="2911"/>
           </w:tcPr>
           <w:p>
             <w:r/>
@@ -2628,6 +2635,7 @@
     </w:tbl>
     <w:p>
       <w:pPr>
+        <w:spacing/>
         <w:jc w:val="center"/>
       </w:pPr>
       <w:r>
@@ -2660,15 +2668,15 @@
         <w:tblLook w:firstColumn="1" w:firstRow="1" w:lastColumn="0" w:lastRow="0" w:noHBand="0" w:noVBand="1" w:val="04A0"/>
       </w:tblPr>
       <w:tblGrid>
-        <w:gridCol w:w="2160"/>
-        <w:gridCol w:w="2160"/>
-        <w:gridCol w:w="2160"/>
-        <w:gridCol w:w="2160"/>
+        <w:gridCol w:w="2183"/>
+        <w:gridCol w:w="2183"/>
+        <w:gridCol w:w="2183"/>
+        <w:gridCol w:w="2183"/>
       </w:tblGrid>
       <w:tr>
         <w:tc>
           <w:tcPr>
-            <w:tcW w:type="dxa" w:w="2160"/>
+            <w:tcW w:type="dxa" w:w="2183"/>
           </w:tcPr>
           <w:p>
             <w:r/>
@@ -2684,7 +2692,7 @@
         </w:tc>
         <w:tc>
           <w:tcPr>
-            <w:tcW w:type="dxa" w:w="2160"/>
+            <w:tcW w:type="dxa" w:w="2183"/>
           </w:tcPr>
           <w:p>
             <w:r/>
@@ -2700,7 +2708,7 @@
         </w:tc>
         <w:tc>
           <w:tcPr>
-            <w:tcW w:type="dxa" w:w="2160"/>
+            <w:tcW w:type="dxa" w:w="2183"/>
           </w:tcPr>
           <w:p>
             <w:r/>
@@ -2716,7 +2724,7 @@
         </w:tc>
         <w:tc>
           <w:tcPr>
-            <w:tcW w:type="dxa" w:w="2160"/>
+            <w:tcW w:type="dxa" w:w="2183"/>
           </w:tcPr>
           <w:p>
             <w:r/>
@@ -2734,7 +2742,7 @@
       <w:tr>
         <w:tc>
           <w:tcPr>
-            <w:tcW w:type="dxa" w:w="2160"/>
+            <w:tcW w:type="dxa" w:w="2183"/>
           </w:tcPr>
           <w:p>
             <w:r/>
@@ -2749,7 +2757,7 @@
         </w:tc>
         <w:tc>
           <w:tcPr>
-            <w:tcW w:type="dxa" w:w="2160"/>
+            <w:tcW w:type="dxa" w:w="2183"/>
           </w:tcPr>
           <w:p>
             <w:r/>
@@ -2764,7 +2772,7 @@
         </w:tc>
         <w:tc>
           <w:tcPr>
-            <w:tcW w:type="dxa" w:w="2160"/>
+            <w:tcW w:type="dxa" w:w="2183"/>
           </w:tcPr>
           <w:p>
             <w:r/>
@@ -2779,7 +2787,7 @@
         </w:tc>
         <w:tc>
           <w:tcPr>
-            <w:tcW w:type="dxa" w:w="2160"/>
+            <w:tcW w:type="dxa" w:w="2183"/>
           </w:tcPr>
           <w:p>
             <w:r/>
@@ -2796,7 +2804,7 @@
       <w:tr>
         <w:tc>
           <w:tcPr>
-            <w:tcW w:type="dxa" w:w="2160"/>
+            <w:tcW w:type="dxa" w:w="2183"/>
           </w:tcPr>
           <w:p>
             <w:r/>
@@ -2811,7 +2819,7 @@
         </w:tc>
         <w:tc>
           <w:tcPr>
-            <w:tcW w:type="dxa" w:w="2160"/>
+            <w:tcW w:type="dxa" w:w="2183"/>
           </w:tcPr>
           <w:p>
             <w:r/>
@@ -2826,7 +2834,7 @@
         </w:tc>
         <w:tc>
           <w:tcPr>
-            <w:tcW w:type="dxa" w:w="2160"/>
+            <w:tcW w:type="dxa" w:w="2183"/>
           </w:tcPr>
           <w:p>
             <w:r/>
@@ -2841,7 +2849,7 @@
         </w:tc>
         <w:tc>
           <w:tcPr>
-            <w:tcW w:type="dxa" w:w="2160"/>
+            <w:tcW w:type="dxa" w:w="2183"/>
           </w:tcPr>
           <w:p>
             <w:r/>
@@ -2858,7 +2866,7 @@
       <w:tr>
         <w:tc>
           <w:tcPr>
-            <w:tcW w:type="dxa" w:w="2160"/>
+            <w:tcW w:type="dxa" w:w="2183"/>
           </w:tcPr>
           <w:p>
             <w:r/>
@@ -2873,7 +2881,7 @@
         </w:tc>
         <w:tc>
           <w:tcPr>
-            <w:tcW w:type="dxa" w:w="2160"/>
+            <w:tcW w:type="dxa" w:w="2183"/>
           </w:tcPr>
           <w:p>
             <w:r/>
@@ -2888,7 +2896,7 @@
         </w:tc>
         <w:tc>
           <w:tcPr>
-            <w:tcW w:type="dxa" w:w="2160"/>
+            <w:tcW w:type="dxa" w:w="2183"/>
           </w:tcPr>
           <w:p>
             <w:r/>
@@ -2903,7 +2911,7 @@
         </w:tc>
         <w:tc>
           <w:tcPr>
-            <w:tcW w:type="dxa" w:w="2160"/>
+            <w:tcW w:type="dxa" w:w="2183"/>
           </w:tcPr>
           <w:p>
             <w:r/>
@@ -2920,7 +2928,7 @@
       <w:tr>
         <w:tc>
           <w:tcPr>
-            <w:tcW w:type="dxa" w:w="2160"/>
+            <w:tcW w:type="dxa" w:w="2183"/>
           </w:tcPr>
           <w:p>
             <w:r/>
@@ -2935,7 +2943,7 @@
         </w:tc>
         <w:tc>
           <w:tcPr>
-            <w:tcW w:type="dxa" w:w="2160"/>
+            <w:tcW w:type="dxa" w:w="2183"/>
           </w:tcPr>
           <w:p>
             <w:r/>
@@ -2950,7 +2958,7 @@
         </w:tc>
         <w:tc>
           <w:tcPr>
-            <w:tcW w:type="dxa" w:w="2160"/>
+            <w:tcW w:type="dxa" w:w="2183"/>
           </w:tcPr>
           <w:p>
             <w:r/>
@@ -2965,7 +2973,7 @@
         </w:tc>
         <w:tc>
           <w:tcPr>
-            <w:tcW w:type="dxa" w:w="2160"/>
+            <w:tcW w:type="dxa" w:w="2183"/>
           </w:tcPr>
           <w:p>
             <w:r/>
@@ -2982,7 +2990,7 @@
       <w:tr>
         <w:tc>
           <w:tcPr>
-            <w:tcW w:type="dxa" w:w="2160"/>
+            <w:tcW w:type="dxa" w:w="2183"/>
           </w:tcPr>
           <w:p>
             <w:r/>
@@ -2997,7 +3005,7 @@
         </w:tc>
         <w:tc>
           <w:tcPr>
-            <w:tcW w:type="dxa" w:w="2160"/>
+            <w:tcW w:type="dxa" w:w="2183"/>
           </w:tcPr>
           <w:p>
             <w:r/>
@@ -3012,7 +3020,7 @@
         </w:tc>
         <w:tc>
           <w:tcPr>
-            <w:tcW w:type="dxa" w:w="2160"/>
+            <w:tcW w:type="dxa" w:w="2183"/>
           </w:tcPr>
           <w:p>
             <w:r/>
@@ -3027,7 +3035,7 @@
         </w:tc>
         <w:tc>
           <w:tcPr>
-            <w:tcW w:type="dxa" w:w="2160"/>
+            <w:tcW w:type="dxa" w:w="2183"/>
           </w:tcPr>
           <w:p>
             <w:r/>
@@ -3044,7 +3052,7 @@
       <w:tr>
         <w:tc>
           <w:tcPr>
-            <w:tcW w:type="dxa" w:w="2160"/>
+            <w:tcW w:type="dxa" w:w="2183"/>
           </w:tcPr>
           <w:p>
             <w:r/>
@@ -3059,7 +3067,7 @@
         </w:tc>
         <w:tc>
           <w:tcPr>
-            <w:tcW w:type="dxa" w:w="2160"/>
+            <w:tcW w:type="dxa" w:w="2183"/>
           </w:tcPr>
           <w:p>
             <w:r/>
@@ -3074,7 +3082,7 @@
         </w:tc>
         <w:tc>
           <w:tcPr>
-            <w:tcW w:type="dxa" w:w="2160"/>
+            <w:tcW w:type="dxa" w:w="2183"/>
           </w:tcPr>
           <w:p>
             <w:r/>
@@ -3089,7 +3097,7 @@
         </w:tc>
         <w:tc>
           <w:tcPr>
-            <w:tcW w:type="dxa" w:w="2160"/>
+            <w:tcW w:type="dxa" w:w="2183"/>
           </w:tcPr>
           <w:p>
             <w:r/>
@@ -3106,7 +3114,7 @@
       <w:tr>
         <w:tc>
           <w:tcPr>
-            <w:tcW w:type="dxa" w:w="2160"/>
+            <w:tcW w:type="dxa" w:w="2183"/>
           </w:tcPr>
           <w:p>
             <w:r/>
@@ -3121,7 +3129,7 @@
         </w:tc>
         <w:tc>
           <w:tcPr>
-            <w:tcW w:type="dxa" w:w="2160"/>
+            <w:tcW w:type="dxa" w:w="2183"/>
           </w:tcPr>
           <w:p>
             <w:r/>
@@ -3136,7 +3144,7 @@
         </w:tc>
         <w:tc>
           <w:tcPr>
-            <w:tcW w:type="dxa" w:w="2160"/>
+            <w:tcW w:type="dxa" w:w="2183"/>
           </w:tcPr>
           <w:p>
             <w:r/>
@@ -3151,7 +3159,7 @@
         </w:tc>
         <w:tc>
           <w:tcPr>
-            <w:tcW w:type="dxa" w:w="2160"/>
+            <w:tcW w:type="dxa" w:w="2183"/>
           </w:tcPr>
           <w:p>
             <w:r/>
@@ -3168,7 +3176,7 @@
       <w:tr>
         <w:tc>
           <w:tcPr>
-            <w:tcW w:type="dxa" w:w="2160"/>
+            <w:tcW w:type="dxa" w:w="2183"/>
           </w:tcPr>
           <w:p>
             <w:r/>
@@ -3183,7 +3191,7 @@
         </w:tc>
         <w:tc>
           <w:tcPr>
-            <w:tcW w:type="dxa" w:w="2160"/>
+            <w:tcW w:type="dxa" w:w="2183"/>
           </w:tcPr>
           <w:p>
             <w:r/>
@@ -3198,7 +3206,7 @@
         </w:tc>
         <w:tc>
           <w:tcPr>
-            <w:tcW w:type="dxa" w:w="2160"/>
+            <w:tcW w:type="dxa" w:w="2183"/>
           </w:tcPr>
           <w:p>
             <w:r/>
@@ -3213,7 +3221,7 @@
         </w:tc>
         <w:tc>
           <w:tcPr>
-            <w:tcW w:type="dxa" w:w="2160"/>
+            <w:tcW w:type="dxa" w:w="2183"/>
           </w:tcPr>
           <w:p>
             <w:r/>
@@ -3230,7 +3238,7 @@
       <w:tr>
         <w:tc>
           <w:tcPr>
-            <w:tcW w:type="dxa" w:w="2160"/>
+            <w:tcW w:type="dxa" w:w="2183"/>
           </w:tcPr>
           <w:p>
             <w:r/>
@@ -3245,7 +3253,7 @@
         </w:tc>
         <w:tc>
           <w:tcPr>
-            <w:tcW w:type="dxa" w:w="2160"/>
+            <w:tcW w:type="dxa" w:w="2183"/>
           </w:tcPr>
           <w:p>
             <w:r/>
@@ -3260,7 +3268,7 @@
         </w:tc>
         <w:tc>
           <w:tcPr>
-            <w:tcW w:type="dxa" w:w="2160"/>
+            <w:tcW w:type="dxa" w:w="2183"/>
           </w:tcPr>
           <w:p>
             <w:r/>
@@ -3275,7 +3283,7 @@
         </w:tc>
         <w:tc>
           <w:tcPr>
-            <w:tcW w:type="dxa" w:w="2160"/>
+            <w:tcW w:type="dxa" w:w="2183"/>
           </w:tcPr>
           <w:p>
             <w:r/>
@@ -3292,7 +3300,7 @@
       <w:tr>
         <w:tc>
           <w:tcPr>
-            <w:tcW w:type="dxa" w:w="2160"/>
+            <w:tcW w:type="dxa" w:w="2183"/>
           </w:tcPr>
           <w:p>
             <w:r/>
@@ -3307,7 +3315,7 @@
         </w:tc>
         <w:tc>
           <w:tcPr>
-            <w:tcW w:type="dxa" w:w="2160"/>
+            <w:tcW w:type="dxa" w:w="2183"/>
           </w:tcPr>
           <w:p>
             <w:r/>
@@ -3322,7 +3330,7 @@
         </w:tc>
         <w:tc>
           <w:tcPr>
-            <w:tcW w:type="dxa" w:w="2160"/>
+            <w:tcW w:type="dxa" w:w="2183"/>
           </w:tcPr>
           <w:p>
             <w:r/>
@@ -3337,7 +3345,7 @@
         </w:tc>
         <w:tc>
           <w:tcPr>
-            <w:tcW w:type="dxa" w:w="2160"/>
+            <w:tcW w:type="dxa" w:w="2183"/>
           </w:tcPr>
           <w:p>
             <w:r/>
@@ -3354,7 +3362,7 @@
       <w:tr>
         <w:tc>
           <w:tcPr>
-            <w:tcW w:type="dxa" w:w="2160"/>
+            <w:tcW w:type="dxa" w:w="2183"/>
           </w:tcPr>
           <w:p>
             <w:r/>
@@ -3369,7 +3377,7 @@
         </w:tc>
         <w:tc>
           <w:tcPr>
-            <w:tcW w:type="dxa" w:w="2160"/>
+            <w:tcW w:type="dxa" w:w="2183"/>
           </w:tcPr>
           <w:p>
             <w:r/>
@@ -3384,7 +3392,7 @@
         </w:tc>
         <w:tc>
           <w:tcPr>
-            <w:tcW w:type="dxa" w:w="2160"/>
+            <w:tcW w:type="dxa" w:w="2183"/>
           </w:tcPr>
           <w:p>
             <w:r/>
@@ -3399,7 +3407,7 @@
         </w:tc>
         <w:tc>
           <w:tcPr>
-            <w:tcW w:type="dxa" w:w="2160"/>
+            <w:tcW w:type="dxa" w:w="2183"/>
           </w:tcPr>
           <w:p>
             <w:r/>
@@ -3416,7 +3424,7 @@
       <w:tr>
         <w:tc>
           <w:tcPr>
-            <w:tcW w:type="dxa" w:w="2160"/>
+            <w:tcW w:type="dxa" w:w="2183"/>
           </w:tcPr>
           <w:p>
             <w:r/>
@@ -3431,7 +3439,7 @@
         </w:tc>
         <w:tc>
           <w:tcPr>
-            <w:tcW w:type="dxa" w:w="2160"/>
+            <w:tcW w:type="dxa" w:w="2183"/>
           </w:tcPr>
           <w:p>
             <w:r/>
@@ -3446,7 +3454,7 @@
         </w:tc>
         <w:tc>
           <w:tcPr>
-            <w:tcW w:type="dxa" w:w="2160"/>
+            <w:tcW w:type="dxa" w:w="2183"/>
           </w:tcPr>
           <w:p>
             <w:r/>
@@ -3461,7 +3469,7 @@
         </w:tc>
         <w:tc>
           <w:tcPr>
-            <w:tcW w:type="dxa" w:w="2160"/>
+            <w:tcW w:type="dxa" w:w="2183"/>
           </w:tcPr>
           <w:p>
             <w:r/>
@@ -3478,7 +3486,7 @@
       <w:tr>
         <w:tc>
           <w:tcPr>
-            <w:tcW w:type="dxa" w:w="2160"/>
+            <w:tcW w:type="dxa" w:w="2183"/>
           </w:tcPr>
           <w:p>
             <w:r/>
@@ -3493,7 +3501,7 @@
         </w:tc>
         <w:tc>
           <w:tcPr>
-            <w:tcW w:type="dxa" w:w="2160"/>
+            <w:tcW w:type="dxa" w:w="2183"/>
           </w:tcPr>
           <w:p>
             <w:r/>
@@ -3508,7 +3516,7 @@
         </w:tc>
         <w:tc>
           <w:tcPr>
-            <w:tcW w:type="dxa" w:w="2160"/>
+            <w:tcW w:type="dxa" w:w="2183"/>
           </w:tcPr>
           <w:p>
             <w:r/>
@@ -3523,7 +3531,7 @@
         </w:tc>
         <w:tc>
           <w:tcPr>
-            <w:tcW w:type="dxa" w:w="2160"/>
+            <w:tcW w:type="dxa" w:w="2183"/>
           </w:tcPr>
           <w:p>
             <w:r/>
@@ -3540,7 +3548,7 @@
       <w:tr>
         <w:tc>
           <w:tcPr>
-            <w:tcW w:type="dxa" w:w="2160"/>
+            <w:tcW w:type="dxa" w:w="2183"/>
           </w:tcPr>
           <w:p>
             <w:r/>
@@ -3555,7 +3563,7 @@
         </w:tc>
         <w:tc>
           <w:tcPr>
-            <w:tcW w:type="dxa" w:w="2160"/>
+            <w:tcW w:type="dxa" w:w="2183"/>
           </w:tcPr>
           <w:p>
             <w:r/>
@@ -3570,7 +3578,7 @@
         </w:tc>
         <w:tc>
           <w:tcPr>
-            <w:tcW w:type="dxa" w:w="2160"/>
+            <w:tcW w:type="dxa" w:w="2183"/>
           </w:tcPr>
           <w:p>
             <w:r/>
@@ -3585,7 +3593,7 @@
         </w:tc>
         <w:tc>
           <w:tcPr>
-            <w:tcW w:type="dxa" w:w="2160"/>
+            <w:tcW w:type="dxa" w:w="2183"/>
           </w:tcPr>
           <w:p>
             <w:r/>
@@ -3602,7 +3610,7 @@
       <w:tr>
         <w:tc>
           <w:tcPr>
-            <w:tcW w:type="dxa" w:w="2160"/>
+            <w:tcW w:type="dxa" w:w="2183"/>
           </w:tcPr>
           <w:p>
             <w:r/>
@@ -3617,7 +3625,7 @@
         </w:tc>
         <w:tc>
           <w:tcPr>
-            <w:tcW w:type="dxa" w:w="2160"/>
+            <w:tcW w:type="dxa" w:w="2183"/>
           </w:tcPr>
           <w:p>
             <w:r/>
@@ -3632,7 +3640,7 @@
         </w:tc>
         <w:tc>
           <w:tcPr>
-            <w:tcW w:type="dxa" w:w="2160"/>
+            <w:tcW w:type="dxa" w:w="2183"/>
           </w:tcPr>
           <w:p>
             <w:r/>
@@ -3647,7 +3655,7 @@
         </w:tc>
         <w:tc>
           <w:tcPr>
-            <w:tcW w:type="dxa" w:w="2160"/>
+            <w:tcW w:type="dxa" w:w="2183"/>
           </w:tcPr>
           <w:p>
             <w:r/>
@@ -3664,7 +3672,7 @@
       <w:tr>
         <w:tc>
           <w:tcPr>
-            <w:tcW w:type="dxa" w:w="2160"/>
+            <w:tcW w:type="dxa" w:w="2183"/>
           </w:tcPr>
           <w:p>
             <w:r/>
@@ -3679,7 +3687,7 @@
         </w:tc>
         <w:tc>
           <w:tcPr>
-            <w:tcW w:type="dxa" w:w="2160"/>
+            <w:tcW w:type="dxa" w:w="2183"/>
           </w:tcPr>
           <w:p>
             <w:r/>
@@ -3694,7 +3702,7 @@
         </w:tc>
         <w:tc>
           <w:tcPr>
-            <w:tcW w:type="dxa" w:w="2160"/>
+            <w:tcW w:type="dxa" w:w="2183"/>
           </w:tcPr>
           <w:p>
             <w:r/>
@@ -3709,7 +3717,7 @@
         </w:tc>
         <w:tc>
           <w:tcPr>
-            <w:tcW w:type="dxa" w:w="2160"/>
+            <w:tcW w:type="dxa" w:w="2183"/>
           </w:tcPr>
           <w:p>
             <w:r/>
@@ -3726,7 +3734,7 @@
       <w:tr>
         <w:tc>
           <w:tcPr>
-            <w:tcW w:type="dxa" w:w="2160"/>
+            <w:tcW w:type="dxa" w:w="2183"/>
           </w:tcPr>
           <w:p>
             <w:r/>
@@ -3741,7 +3749,7 @@
         </w:tc>
         <w:tc>
           <w:tcPr>
-            <w:tcW w:type="dxa" w:w="2160"/>
+            <w:tcW w:type="dxa" w:w="2183"/>
           </w:tcPr>
           <w:p>
             <w:r/>
@@ -3756,7 +3764,7 @@
         </w:tc>
         <w:tc>
           <w:tcPr>
-            <w:tcW w:type="dxa" w:w="2160"/>
+            <w:tcW w:type="dxa" w:w="2183"/>
           </w:tcPr>
           <w:p>
             <w:r/>
@@ -3771,7 +3779,7 @@
         </w:tc>
         <w:tc>
           <w:tcPr>
-            <w:tcW w:type="dxa" w:w="2160"/>
+            <w:tcW w:type="dxa" w:w="2183"/>
           </w:tcPr>
           <w:p>
             <w:r/>
@@ -3788,7 +3796,7 @@
       <w:tr>
         <w:tc>
           <w:tcPr>
-            <w:tcW w:type="dxa" w:w="2160"/>
+            <w:tcW w:type="dxa" w:w="2183"/>
           </w:tcPr>
           <w:p>
             <w:r/>
@@ -3803,7 +3811,7 @@
         </w:tc>
         <w:tc>
           <w:tcPr>
-            <w:tcW w:type="dxa" w:w="2160"/>
+            <w:tcW w:type="dxa" w:w="2183"/>
           </w:tcPr>
           <w:p>
             <w:r/>
@@ -3818,7 +3826,7 @@
         </w:tc>
         <w:tc>
           <w:tcPr>
-            <w:tcW w:type="dxa" w:w="2160"/>
+            <w:tcW w:type="dxa" w:w="2183"/>
           </w:tcPr>
           <w:p>
             <w:r/>
@@ -3833,7 +3841,7 @@
         </w:tc>
         <w:tc>
           <w:tcPr>
-            <w:tcW w:type="dxa" w:w="2160"/>
+            <w:tcW w:type="dxa" w:w="2183"/>
           </w:tcPr>
           <w:p>
             <w:r/>
@@ -3850,7 +3858,7 @@
       <w:tr>
         <w:tc>
           <w:tcPr>
-            <w:tcW w:type="dxa" w:w="2160"/>
+            <w:tcW w:type="dxa" w:w="2183"/>
           </w:tcPr>
           <w:p>
             <w:r/>
@@ -3865,7 +3873,7 @@
         </w:tc>
         <w:tc>
           <w:tcPr>
-            <w:tcW w:type="dxa" w:w="2160"/>
+            <w:tcW w:type="dxa" w:w="2183"/>
           </w:tcPr>
           <w:p>
             <w:r/>
@@ -3880,7 +3888,7 @@
         </w:tc>
         <w:tc>
           <w:tcPr>
-            <w:tcW w:type="dxa" w:w="2160"/>
+            <w:tcW w:type="dxa" w:w="2183"/>
           </w:tcPr>
           <w:p>
             <w:r/>
@@ -3895,7 +3903,7 @@
         </w:tc>
         <w:tc>
           <w:tcPr>
-            <w:tcW w:type="dxa" w:w="2160"/>
+            <w:tcW w:type="dxa" w:w="2183"/>
           </w:tcPr>
           <w:p>
             <w:r/>
@@ -3912,7 +3920,7 @@
       <w:tr>
         <w:tc>
           <w:tcPr>
-            <w:tcW w:type="dxa" w:w="2160"/>
+            <w:tcW w:type="dxa" w:w="2183"/>
           </w:tcPr>
           <w:p>
             <w:r/>
@@ -3927,7 +3935,7 @@
         </w:tc>
         <w:tc>
           <w:tcPr>
-            <w:tcW w:type="dxa" w:w="2160"/>
+            <w:tcW w:type="dxa" w:w="2183"/>
           </w:tcPr>
           <w:p>
             <w:r/>
@@ -3942,7 +3950,7 @@
         </w:tc>
         <w:tc>
           <w:tcPr>
-            <w:tcW w:type="dxa" w:w="2160"/>
+            <w:tcW w:type="dxa" w:w="2183"/>
           </w:tcPr>
           <w:p>
             <w:r/>
@@ -3957,7 +3965,7 @@
         </w:tc>
         <w:tc>
           <w:tcPr>
-            <w:tcW w:type="dxa" w:w="2160"/>
+            <w:tcW w:type="dxa" w:w="2183"/>
           </w:tcPr>
           <w:p>
             <w:r/>
@@ -3974,6 +3982,7 @@
     </w:tbl>
     <w:p>
       <w:pPr>
+        <w:spacing/>
         <w:jc w:val="center"/>
       </w:pPr>
       <w:r>
@@ -4020,15 +4029,15 @@
         <w:tblLook w:firstColumn="1" w:firstRow="1" w:lastColumn="0" w:lastRow="0" w:noHBand="0" w:noVBand="1" w:val="04A0"/>
       </w:tblPr>
       <w:tblGrid>
-        <w:gridCol w:w="2160"/>
-        <w:gridCol w:w="2160"/>
-        <w:gridCol w:w="2160"/>
-        <w:gridCol w:w="2160"/>
+        <w:gridCol w:w="2183"/>
+        <w:gridCol w:w="2183"/>
+        <w:gridCol w:w="2183"/>
+        <w:gridCol w:w="2183"/>
       </w:tblGrid>
       <w:tr>
         <w:tc>
           <w:tcPr>
-            <w:tcW w:type="dxa" w:w="2160"/>
+            <w:tcW w:type="dxa" w:w="2183"/>
           </w:tcPr>
           <w:p>
             <w:r/>
@@ -4044,7 +4053,7 @@
         </w:tc>
         <w:tc>
           <w:tcPr>
-            <w:tcW w:type="dxa" w:w="2160"/>
+            <w:tcW w:type="dxa" w:w="2183"/>
           </w:tcPr>
           <w:p>
             <w:r/>
@@ -4060,7 +4069,7 @@
         </w:tc>
         <w:tc>
           <w:tcPr>
-            <w:tcW w:type="dxa" w:w="2160"/>
+            <w:tcW w:type="dxa" w:w="2183"/>
           </w:tcPr>
           <w:p>
             <w:r/>
@@ -4076,7 +4085,7 @@
         </w:tc>
         <w:tc>
           <w:tcPr>
-            <w:tcW w:type="dxa" w:w="2160"/>
+            <w:tcW w:type="dxa" w:w="2183"/>
           </w:tcPr>
           <w:p>
             <w:r/>
@@ -4094,7 +4103,7 @@
       <w:tr>
         <w:tc>
           <w:tcPr>
-            <w:tcW w:type="dxa" w:w="2160"/>
+            <w:tcW w:type="dxa" w:w="2183"/>
           </w:tcPr>
           <w:p>
             <w:r/>
@@ -4109,7 +4118,7 @@
         </w:tc>
         <w:tc>
           <w:tcPr>
-            <w:tcW w:type="dxa" w:w="2160"/>
+            <w:tcW w:type="dxa" w:w="2183"/>
           </w:tcPr>
           <w:p>
             <w:r/>
@@ -4124,7 +4133,7 @@
         </w:tc>
         <w:tc>
           <w:tcPr>
-            <w:tcW w:type="dxa" w:w="2160"/>
+            <w:tcW w:type="dxa" w:w="2183"/>
           </w:tcPr>
           <w:p>
             <w:r/>
@@ -4139,7 +4148,7 @@
         </w:tc>
         <w:tc>
           <w:tcPr>
-            <w:tcW w:type="dxa" w:w="2160"/>
+            <w:tcW w:type="dxa" w:w="2183"/>
           </w:tcPr>
           <w:p>
             <w:r/>
@@ -4156,7 +4165,7 @@
       <w:tr>
         <w:tc>
           <w:tcPr>
-            <w:tcW w:type="dxa" w:w="2160"/>
+            <w:tcW w:type="dxa" w:w="2183"/>
           </w:tcPr>
           <w:p>
             <w:r/>
@@ -4171,7 +4180,7 @@
         </w:tc>
         <w:tc>
           <w:tcPr>
-            <w:tcW w:type="dxa" w:w="2160"/>
+            <w:tcW w:type="dxa" w:w="2183"/>
           </w:tcPr>
           <w:p>
             <w:r/>
@@ -4186,7 +4195,7 @@
         </w:tc>
         <w:tc>
           <w:tcPr>
-            <w:tcW w:type="dxa" w:w="2160"/>
+            <w:tcW w:type="dxa" w:w="2183"/>
           </w:tcPr>
           <w:p>
             <w:r/>
@@ -4201,7 +4210,7 @@
         </w:tc>
         <w:tc>
           <w:tcPr>
-            <w:tcW w:type="dxa" w:w="2160"/>
+            <w:tcW w:type="dxa" w:w="2183"/>
           </w:tcPr>
           <w:p>
             <w:r/>
@@ -4218,7 +4227,7 @@
       <w:tr>
         <w:tc>
           <w:tcPr>
-            <w:tcW w:type="dxa" w:w="2160"/>
+            <w:tcW w:type="dxa" w:w="2183"/>
           </w:tcPr>
           <w:p>
             <w:r/>
@@ -4233,7 +4242,7 @@
         </w:tc>
         <w:tc>
           <w:tcPr>
-            <w:tcW w:type="dxa" w:w="2160"/>
+            <w:tcW w:type="dxa" w:w="2183"/>
           </w:tcPr>
           <w:p>
             <w:r/>
@@ -4248,7 +4257,7 @@
         </w:tc>
         <w:tc>
           <w:tcPr>
-            <w:tcW w:type="dxa" w:w="2160"/>
+            <w:tcW w:type="dxa" w:w="2183"/>
           </w:tcPr>
           <w:p>
             <w:r/>
@@ -4263,7 +4272,7 @@
         </w:tc>
         <w:tc>
           <w:tcPr>
-            <w:tcW w:type="dxa" w:w="2160"/>
+            <w:tcW w:type="dxa" w:w="2183"/>
           </w:tcPr>
           <w:p>
             <w:r/>
@@ -4280,7 +4289,7 @@
       <w:tr>
         <w:tc>
           <w:tcPr>
-            <w:tcW w:type="dxa" w:w="2160"/>
+            <w:tcW w:type="dxa" w:w="2183"/>
           </w:tcPr>
           <w:p>
             <w:r/>
@@ -4295,7 +4304,7 @@
         </w:tc>
         <w:tc>
           <w:tcPr>
-            <w:tcW w:type="dxa" w:w="2160"/>
+            <w:tcW w:type="dxa" w:w="2183"/>
           </w:tcPr>
           <w:p>
             <w:r/>
@@ -4310,7 +4319,7 @@
         </w:tc>
         <w:tc>
           <w:tcPr>
-            <w:tcW w:type="dxa" w:w="2160"/>
+            <w:tcW w:type="dxa" w:w="2183"/>
           </w:tcPr>
           <w:p>
             <w:r/>
@@ -4325,7 +4334,7 @@
         </w:tc>
         <w:tc>
           <w:tcPr>
-            <w:tcW w:type="dxa" w:w="2160"/>
+            <w:tcW w:type="dxa" w:w="2183"/>
           </w:tcPr>
           <w:p>
             <w:r/>
@@ -4342,7 +4351,7 @@
       <w:tr>
         <w:tc>
           <w:tcPr>
-            <w:tcW w:type="dxa" w:w="2160"/>
+            <w:tcW w:type="dxa" w:w="2183"/>
           </w:tcPr>
           <w:p>
             <w:r/>
@@ -4357,7 +4366,7 @@
         </w:tc>
         <w:tc>
           <w:tcPr>
-            <w:tcW w:type="dxa" w:w="2160"/>
+            <w:tcW w:type="dxa" w:w="2183"/>
           </w:tcPr>
           <w:p>
             <w:r/>
@@ -4372,7 +4381,7 @@
         </w:tc>
         <w:tc>
           <w:tcPr>
-            <w:tcW w:type="dxa" w:w="2160"/>
+            <w:tcW w:type="dxa" w:w="2183"/>
           </w:tcPr>
           <w:p>
             <w:r/>
@@ -4387,7 +4396,7 @@
         </w:tc>
         <w:tc>
           <w:tcPr>
-            <w:tcW w:type="dxa" w:w="2160"/>
+            <w:tcW w:type="dxa" w:w="2183"/>
           </w:tcPr>
           <w:p>
             <w:r/>
@@ -4404,7 +4413,7 @@
       <w:tr>
         <w:tc>
           <w:tcPr>
-            <w:tcW w:type="dxa" w:w="2160"/>
+            <w:tcW w:type="dxa" w:w="2183"/>
           </w:tcPr>
           <w:p>
             <w:r/>
@@ -4419,7 +4428,7 @@
         </w:tc>
         <w:tc>
           <w:tcPr>
-            <w:tcW w:type="dxa" w:w="2160"/>
+            <w:tcW w:type="dxa" w:w="2183"/>
           </w:tcPr>
           <w:p>
             <w:r/>
@@ -4434,7 +4443,7 @@
         </w:tc>
         <w:tc>
           <w:tcPr>
-            <w:tcW w:type="dxa" w:w="2160"/>
+            <w:tcW w:type="dxa" w:w="2183"/>
           </w:tcPr>
           <w:p>
             <w:r/>
@@ -4449,7 +4458,7 @@
         </w:tc>
         <w:tc>
           <w:tcPr>
-            <w:tcW w:type="dxa" w:w="2160"/>
+            <w:tcW w:type="dxa" w:w="2183"/>
           </w:tcPr>
           <w:p>
             <w:r/>
@@ -4466,7 +4475,7 @@
       <w:tr>
         <w:tc>
           <w:tcPr>
-            <w:tcW w:type="dxa" w:w="2160"/>
+            <w:tcW w:type="dxa" w:w="2183"/>
           </w:tcPr>
           <w:p>
             <w:r/>
@@ -4481,7 +4490,7 @@
         </w:tc>
         <w:tc>
           <w:tcPr>
-            <w:tcW w:type="dxa" w:w="2160"/>
+            <w:tcW w:type="dxa" w:w="2183"/>
           </w:tcPr>
           <w:p>
             <w:r/>
@@ -4496,7 +4505,7 @@
         </w:tc>
         <w:tc>
           <w:tcPr>
-            <w:tcW w:type="dxa" w:w="2160"/>
+            <w:tcW w:type="dxa" w:w="2183"/>
           </w:tcPr>
           <w:p>
             <w:r/>
@@ -4511,7 +4520,7 @@
         </w:tc>
         <w:tc>
           <w:tcPr>
-            <w:tcW w:type="dxa" w:w="2160"/>
+            <w:tcW w:type="dxa" w:w="2183"/>
           </w:tcPr>
           <w:p>
             <w:r/>
@@ -4528,7 +4537,7 @@
       <w:tr>
         <w:tc>
           <w:tcPr>
-            <w:tcW w:type="dxa" w:w="2160"/>
+            <w:tcW w:type="dxa" w:w="2183"/>
           </w:tcPr>
           <w:p>
             <w:r/>
@@ -4543,7 +4552,7 @@
         </w:tc>
         <w:tc>
           <w:tcPr>
-            <w:tcW w:type="dxa" w:w="2160"/>
+            <w:tcW w:type="dxa" w:w="2183"/>
           </w:tcPr>
           <w:p>
             <w:r/>
@@ -4558,7 +4567,7 @@
         </w:tc>
         <w:tc>
           <w:tcPr>
-            <w:tcW w:type="dxa" w:w="2160"/>
+            <w:tcW w:type="dxa" w:w="2183"/>
           </w:tcPr>
           <w:p>
             <w:r/>
@@ -4573,7 +4582,7 @@
         </w:tc>
         <w:tc>
           <w:tcPr>
-            <w:tcW w:type="dxa" w:w="2160"/>
+            <w:tcW w:type="dxa" w:w="2183"/>
           </w:tcPr>
           <w:p>
             <w:r/>
@@ -4590,6 +4599,7 @@
     </w:tbl>
     <w:p>
       <w:pPr>
+        <w:spacing/>
         <w:jc w:val="center"/>
       </w:pPr>
       <w:r>
@@ -4622,15 +4632,15 @@
         <w:tblLook w:firstColumn="1" w:firstRow="1" w:lastColumn="0" w:lastRow="0" w:noHBand="0" w:noVBand="1" w:val="04A0"/>
       </w:tblPr>
       <w:tblGrid>
-        <w:gridCol w:w="2160"/>
-        <w:gridCol w:w="2160"/>
-        <w:gridCol w:w="2160"/>
-        <w:gridCol w:w="2160"/>
+        <w:gridCol w:w="2183"/>
+        <w:gridCol w:w="2183"/>
+        <w:gridCol w:w="2183"/>
+        <w:gridCol w:w="2183"/>
       </w:tblGrid>
       <w:tr>
         <w:tc>
           <w:tcPr>
-            <w:tcW w:type="dxa" w:w="2160"/>
+            <w:tcW w:type="dxa" w:w="2183"/>
           </w:tcPr>
           <w:p>
             <w:r/>
@@ -4646,7 +4656,7 @@
         </w:tc>
         <w:tc>
           <w:tcPr>
-            <w:tcW w:type="dxa" w:w="2160"/>
+            <w:tcW w:type="dxa" w:w="2183"/>
           </w:tcPr>
           <w:p>
             <w:r/>
@@ -4662,7 +4672,7 @@
         </w:tc>
         <w:tc>
           <w:tcPr>
-            <w:tcW w:type="dxa" w:w="2160"/>
+            <w:tcW w:type="dxa" w:w="2183"/>
           </w:tcPr>
           <w:p>
             <w:r/>
@@ -4678,7 +4688,7 @@
         </w:tc>
         <w:tc>
           <w:tcPr>
-            <w:tcW w:type="dxa" w:w="2160"/>
+            <w:tcW w:type="dxa" w:w="2183"/>
           </w:tcPr>
           <w:p>
             <w:r/>
@@ -4696,7 +4706,7 @@
       <w:tr>
         <w:tc>
           <w:tcPr>
-            <w:tcW w:type="dxa" w:w="2160"/>
+            <w:tcW w:type="dxa" w:w="2183"/>
           </w:tcPr>
           <w:p>
             <w:r/>
@@ -4711,7 +4721,7 @@
         </w:tc>
         <w:tc>
           <w:tcPr>
-            <w:tcW w:type="dxa" w:w="2160"/>
+            <w:tcW w:type="dxa" w:w="2183"/>
           </w:tcPr>
           <w:p>
             <w:r/>
@@ -4726,7 +4736,7 @@
         </w:tc>
         <w:tc>
           <w:tcPr>
-            <w:tcW w:type="dxa" w:w="2160"/>
+            <w:tcW w:type="dxa" w:w="2183"/>
           </w:tcPr>
           <w:p>
             <w:r/>
@@ -4741,7 +4751,7 @@
         </w:tc>
         <w:tc>
           <w:tcPr>
-            <w:tcW w:type="dxa" w:w="2160"/>
+            <w:tcW w:type="dxa" w:w="2183"/>
           </w:tcPr>
           <w:p>
             <w:r/>
@@ -4758,7 +4768,7 @@
       <w:tr>
         <w:tc>
           <w:tcPr>
-            <w:tcW w:type="dxa" w:w="2160"/>
+            <w:tcW w:type="dxa" w:w="2183"/>
           </w:tcPr>
           <w:p>
             <w:r/>
@@ -4773,7 +4783,7 @@
         </w:tc>
         <w:tc>
           <w:tcPr>
-            <w:tcW w:type="dxa" w:w="2160"/>
+            <w:tcW w:type="dxa" w:w="2183"/>
           </w:tcPr>
           <w:p>
             <w:r/>
@@ -4788,7 +4798,7 @@
         </w:tc>
         <w:tc>
           <w:tcPr>
-            <w:tcW w:type="dxa" w:w="2160"/>
+            <w:tcW w:type="dxa" w:w="2183"/>
           </w:tcPr>
           <w:p>
             <w:r/>
@@ -4803,7 +4813,7 @@
         </w:tc>
         <w:tc>
           <w:tcPr>
-            <w:tcW w:type="dxa" w:w="2160"/>
+            <w:tcW w:type="dxa" w:w="2183"/>
           </w:tcPr>
           <w:p>
             <w:r/>
@@ -4820,7 +4830,7 @@
       <w:tr>
         <w:tc>
           <w:tcPr>
-            <w:tcW w:type="dxa" w:w="2160"/>
+            <w:tcW w:type="dxa" w:w="2183"/>
           </w:tcPr>
           <w:p>
             <w:r/>
@@ -4835,7 +4845,7 @@
         </w:tc>
         <w:tc>
           <w:tcPr>
-            <w:tcW w:type="dxa" w:w="2160"/>
+            <w:tcW w:type="dxa" w:w="2183"/>
           </w:tcPr>
           <w:p>
             <w:r/>
@@ -4850,7 +4860,7 @@
         </w:tc>
         <w:tc>
           <w:tcPr>
-            <w:tcW w:type="dxa" w:w="2160"/>
+            <w:tcW w:type="dxa" w:w="2183"/>
           </w:tcPr>
           <w:p>
             <w:r/>
@@ -4865,7 +4875,7 @@
         </w:tc>
         <w:tc>
           <w:tcPr>
-            <w:tcW w:type="dxa" w:w="2160"/>
+            <w:tcW w:type="dxa" w:w="2183"/>
           </w:tcPr>
           <w:p>
             <w:r/>
@@ -4882,7 +4892,7 @@
       <w:tr>
         <w:tc>
           <w:tcPr>
-            <w:tcW w:type="dxa" w:w="2160"/>
+            <w:tcW w:type="dxa" w:w="2183"/>
           </w:tcPr>
           <w:p>
             <w:r/>
@@ -4897,7 +4907,7 @@
         </w:tc>
         <w:tc>
           <w:tcPr>
-            <w:tcW w:type="dxa" w:w="2160"/>
+            <w:tcW w:type="dxa" w:w="2183"/>
           </w:tcPr>
           <w:p>
             <w:r/>
@@ -4912,7 +4922,7 @@
         </w:tc>
         <w:tc>
           <w:tcPr>
-            <w:tcW w:type="dxa" w:w="2160"/>
+            <w:tcW w:type="dxa" w:w="2183"/>
           </w:tcPr>
           <w:p>
             <w:r/>
@@ -4927,7 +4937,7 @@
         </w:tc>
         <w:tc>
           <w:tcPr>
-            <w:tcW w:type="dxa" w:w="2160"/>
+            <w:tcW w:type="dxa" w:w="2183"/>
           </w:tcPr>
           <w:p>
             <w:r/>
@@ -4944,7 +4954,7 @@
       <w:tr>
         <w:tc>
           <w:tcPr>
-            <w:tcW w:type="dxa" w:w="2160"/>
+            <w:tcW w:type="dxa" w:w="2183"/>
           </w:tcPr>
           <w:p>
             <w:r/>
@@ -4959,7 +4969,7 @@
         </w:tc>
         <w:tc>
           <w:tcPr>
-            <w:tcW w:type="dxa" w:w="2160"/>
+            <w:tcW w:type="dxa" w:w="2183"/>
           </w:tcPr>
           <w:p>
             <w:r/>
@@ -4974,7 +4984,7 @@
         </w:tc>
         <w:tc>
           <w:tcPr>
-            <w:tcW w:type="dxa" w:w="2160"/>
+            <w:tcW w:type="dxa" w:w="2183"/>
           </w:tcPr>
           <w:p>
             <w:r/>
@@ -4989,7 +4999,7 @@
         </w:tc>
         <w:tc>
           <w:tcPr>
-            <w:tcW w:type="dxa" w:w="2160"/>
+            <w:tcW w:type="dxa" w:w="2183"/>
           </w:tcPr>
           <w:p>
             <w:r/>
@@ -5006,7 +5016,7 @@
       <w:tr>
         <w:tc>
           <w:tcPr>
-            <w:tcW w:type="dxa" w:w="2160"/>
+            <w:tcW w:type="dxa" w:w="2183"/>
           </w:tcPr>
           <w:p>
             <w:r/>
@@ -5021,7 +5031,7 @@
         </w:tc>
         <w:tc>
           <w:tcPr>
-            <w:tcW w:type="dxa" w:w="2160"/>
+            <w:tcW w:type="dxa" w:w="2183"/>
           </w:tcPr>
           <w:p>
             <w:r/>
@@ -5036,7 +5046,7 @@
         </w:tc>
         <w:tc>
           <w:tcPr>
-            <w:tcW w:type="dxa" w:w="2160"/>
+            <w:tcW w:type="dxa" w:w="2183"/>
           </w:tcPr>
           <w:p>
             <w:r/>
@@ -5051,7 +5061,7 @@
         </w:tc>
         <w:tc>
           <w:tcPr>
-            <w:tcW w:type="dxa" w:w="2160"/>
+            <w:tcW w:type="dxa" w:w="2183"/>
           </w:tcPr>
           <w:p>
             <w:r/>
@@ -5068,7 +5078,7 @@
       <w:tr>
         <w:tc>
           <w:tcPr>
-            <w:tcW w:type="dxa" w:w="2160"/>
+            <w:tcW w:type="dxa" w:w="2183"/>
           </w:tcPr>
           <w:p>
             <w:r/>
@@ -5083,7 +5093,7 @@
         </w:tc>
         <w:tc>
           <w:tcPr>
-            <w:tcW w:type="dxa" w:w="2160"/>
+            <w:tcW w:type="dxa" w:w="2183"/>
           </w:tcPr>
           <w:p>
             <w:r/>
@@ -5098,7 +5108,7 @@
         </w:tc>
         <w:tc>
           <w:tcPr>
-            <w:tcW w:type="dxa" w:w="2160"/>
+            <w:tcW w:type="dxa" w:w="2183"/>
           </w:tcPr>
           <w:p>
             <w:r/>
@@ -5113,7 +5123,7 @@
         </w:tc>
         <w:tc>
           <w:tcPr>
-            <w:tcW w:type="dxa" w:w="2160"/>
+            <w:tcW w:type="dxa" w:w="2183"/>
           </w:tcPr>
           <w:p>
             <w:r/>
@@ -5130,6 +5140,7 @@
     </w:tbl>
     <w:p>
       <w:pPr>
+        <w:spacing/>
         <w:jc w:val="center"/>
       </w:pPr>
       <w:r>
@@ -5162,14 +5173,14 @@
         <w:tblLook w:firstColumn="1" w:firstRow="1" w:lastColumn="0" w:lastRow="0" w:noHBand="0" w:noVBand="1" w:val="04A0"/>
       </w:tblPr>
       <w:tblGrid>
-        <w:gridCol w:w="2880"/>
-        <w:gridCol w:w="2880"/>
-        <w:gridCol w:w="2880"/>
+        <w:gridCol w:w="2911"/>
+        <w:gridCol w:w="2911"/>
+        <w:gridCol w:w="2911"/>
       </w:tblGrid>
       <w:tr>
         <w:tc>
           <w:tcPr>
-            <w:tcW w:type="dxa" w:w="2880"/>
+            <w:tcW w:type="dxa" w:w="2911"/>
           </w:tcPr>
           <w:p>
             <w:r/>
@@ -5185,7 +5196,7 @@
         </w:tc>
         <w:tc>
           <w:tcPr>
-            <w:tcW w:type="dxa" w:w="2880"/>
+            <w:tcW w:type="dxa" w:w="2911"/>
           </w:tcPr>
           <w:p>
             <w:r/>
@@ -5201,7 +5212,7 @@
         </w:tc>
         <w:tc>
           <w:tcPr>
-            <w:tcW w:type="dxa" w:w="2880"/>
+            <w:tcW w:type="dxa" w:w="2911"/>
           </w:tcPr>
           <w:p>
             <w:r/>
@@ -5219,7 +5230,7 @@
       <w:tr>
         <w:tc>
           <w:tcPr>
-            <w:tcW w:type="dxa" w:w="2880"/>
+            <w:tcW w:type="dxa" w:w="2911"/>
           </w:tcPr>
           <w:p>
             <w:r/>
@@ -5234,7 +5245,7 @@
         </w:tc>
         <w:tc>
           <w:tcPr>
-            <w:tcW w:type="dxa" w:w="2880"/>
+            <w:tcW w:type="dxa" w:w="2911"/>
           </w:tcPr>
           <w:p>
             <w:r/>
@@ -5249,7 +5260,7 @@
         </w:tc>
         <w:tc>
           <w:tcPr>
-            <w:tcW w:type="dxa" w:w="2880"/>
+            <w:tcW w:type="dxa" w:w="2911"/>
           </w:tcPr>
           <w:p>
             <w:r/>
@@ -5266,7 +5277,7 @@
       <w:tr>
         <w:tc>
           <w:tcPr>
-            <w:tcW w:type="dxa" w:w="2880"/>
+            <w:tcW w:type="dxa" w:w="2911"/>
           </w:tcPr>
           <w:p>
             <w:r/>
@@ -5281,7 +5292,7 @@
         </w:tc>
         <w:tc>
           <w:tcPr>
-            <w:tcW w:type="dxa" w:w="2880"/>
+            <w:tcW w:type="dxa" w:w="2911"/>
           </w:tcPr>
           <w:p>
             <w:r/>
@@ -5296,7 +5307,7 @@
         </w:tc>
         <w:tc>
           <w:tcPr>
-            <w:tcW w:type="dxa" w:w="2880"/>
+            <w:tcW w:type="dxa" w:w="2911"/>
           </w:tcPr>
           <w:p>
             <w:r/>
@@ -5313,7 +5324,7 @@
       <w:tr>
         <w:tc>
           <w:tcPr>
-            <w:tcW w:type="dxa" w:w="2880"/>
+            <w:tcW w:type="dxa" w:w="2911"/>
           </w:tcPr>
           <w:p>
             <w:r/>
@@ -5328,7 +5339,7 @@
         </w:tc>
         <w:tc>
           <w:tcPr>
-            <w:tcW w:type="dxa" w:w="2880"/>
+            <w:tcW w:type="dxa" w:w="2911"/>
           </w:tcPr>
           <w:p>
             <w:r/>
@@ -5343,7 +5354,7 @@
         </w:tc>
         <w:tc>
           <w:tcPr>
-            <w:tcW w:type="dxa" w:w="2880"/>
+            <w:tcW w:type="dxa" w:w="2911"/>
           </w:tcPr>
           <w:p>
             <w:r/>
@@ -5360,7 +5371,7 @@
       <w:tr>
         <w:tc>
           <w:tcPr>
-            <w:tcW w:type="dxa" w:w="2880"/>
+            <w:tcW w:type="dxa" w:w="2911"/>
           </w:tcPr>
           <w:p>
             <w:r/>
@@ -5375,7 +5386,7 @@
         </w:tc>
         <w:tc>
           <w:tcPr>
-            <w:tcW w:type="dxa" w:w="2880"/>
+            <w:tcW w:type="dxa" w:w="2911"/>
           </w:tcPr>
           <w:p>
             <w:r/>
@@ -5390,7 +5401,7 @@
         </w:tc>
         <w:tc>
           <w:tcPr>
-            <w:tcW w:type="dxa" w:w="2880"/>
+            <w:tcW w:type="dxa" w:w="2911"/>
           </w:tcPr>
           <w:p>
             <w:r/>
@@ -5407,7 +5418,7 @@
       <w:tr>
         <w:tc>
           <w:tcPr>
-            <w:tcW w:type="dxa" w:w="2880"/>
+            <w:tcW w:type="dxa" w:w="2911"/>
           </w:tcPr>
           <w:p>
             <w:r/>
@@ -5422,7 +5433,7 @@
         </w:tc>
         <w:tc>
           <w:tcPr>
-            <w:tcW w:type="dxa" w:w="2880"/>
+            <w:tcW w:type="dxa" w:w="2911"/>
           </w:tcPr>
           <w:p>
             <w:r/>
@@ -5437,7 +5448,7 @@
         </w:tc>
         <w:tc>
           <w:tcPr>
-            <w:tcW w:type="dxa" w:w="2880"/>
+            <w:tcW w:type="dxa" w:w="2911"/>
           </w:tcPr>
           <w:p>
             <w:r/>
@@ -5454,7 +5465,7 @@
       <w:tr>
         <w:tc>
           <w:tcPr>
-            <w:tcW w:type="dxa" w:w="2880"/>
+            <w:tcW w:type="dxa" w:w="2911"/>
           </w:tcPr>
           <w:p>
             <w:r/>
@@ -5469,7 +5480,7 @@
         </w:tc>
         <w:tc>
           <w:tcPr>
-            <w:tcW w:type="dxa" w:w="2880"/>
+            <w:tcW w:type="dxa" w:w="2911"/>
           </w:tcPr>
           <w:p>
             <w:r/>
@@ -5484,7 +5495,7 @@
         </w:tc>
         <w:tc>
           <w:tcPr>
-            <w:tcW w:type="dxa" w:w="2880"/>
+            <w:tcW w:type="dxa" w:w="2911"/>
           </w:tcPr>
           <w:p>
             <w:r/>
@@ -5501,7 +5512,7 @@
       <w:tr>
         <w:tc>
           <w:tcPr>
-            <w:tcW w:type="dxa" w:w="2880"/>
+            <w:tcW w:type="dxa" w:w="2911"/>
           </w:tcPr>
           <w:p>
             <w:r/>
@@ -5516,7 +5527,7 @@
         </w:tc>
         <w:tc>
           <w:tcPr>
-            <w:tcW w:type="dxa" w:w="2880"/>
+            <w:tcW w:type="dxa" w:w="2911"/>
           </w:tcPr>
           <w:p>
             <w:r/>
@@ -5531,7 +5542,7 @@
         </w:tc>
         <w:tc>
           <w:tcPr>
-            <w:tcW w:type="dxa" w:w="2880"/>
+            <w:tcW w:type="dxa" w:w="2911"/>
           </w:tcPr>
           <w:p>
             <w:r/>
@@ -5548,7 +5559,7 @@
       <w:tr>
         <w:tc>
           <w:tcPr>
-            <w:tcW w:type="dxa" w:w="2880"/>
+            <w:tcW w:type="dxa" w:w="2911"/>
           </w:tcPr>
           <w:p>
             <w:r/>
@@ -5563,7 +5574,7 @@
         </w:tc>
         <w:tc>
           <w:tcPr>
-            <w:tcW w:type="dxa" w:w="2880"/>
+            <w:tcW w:type="dxa" w:w="2911"/>
           </w:tcPr>
           <w:p>
             <w:r/>
@@ -5578,7 +5589,7 @@
         </w:tc>
         <w:tc>
           <w:tcPr>
-            <w:tcW w:type="dxa" w:w="2880"/>
+            <w:tcW w:type="dxa" w:w="2911"/>
           </w:tcPr>
           <w:p>
             <w:r/>
@@ -5595,7 +5606,7 @@
       <w:tr>
         <w:tc>
           <w:tcPr>
-            <w:tcW w:type="dxa" w:w="2880"/>
+            <w:tcW w:type="dxa" w:w="2911"/>
           </w:tcPr>
           <w:p>
             <w:r/>
@@ -5610,7 +5621,7 @@
         </w:tc>
         <w:tc>
           <w:tcPr>
-            <w:tcW w:type="dxa" w:w="2880"/>
+            <w:tcW w:type="dxa" w:w="2911"/>
           </w:tcPr>
           <w:p>
             <w:r/>
@@ -5625,7 +5636,7 @@
         </w:tc>
         <w:tc>
           <w:tcPr>
-            <w:tcW w:type="dxa" w:w="2880"/>
+            <w:tcW w:type="dxa" w:w="2911"/>
           </w:tcPr>
           <w:p>
             <w:r/>
@@ -5642,7 +5653,7 @@
       <w:tr>
         <w:tc>
           <w:tcPr>
-            <w:tcW w:type="dxa" w:w="2880"/>
+            <w:tcW w:type="dxa" w:w="2911"/>
           </w:tcPr>
           <w:p>
             <w:r/>
@@ -5657,7 +5668,7 @@
         </w:tc>
         <w:tc>
           <w:tcPr>
-            <w:tcW w:type="dxa" w:w="2880"/>
+            <w:tcW w:type="dxa" w:w="2911"/>
           </w:tcPr>
           <w:p>
             <w:r/>
@@ -5672,7 +5683,7 @@
         </w:tc>
         <w:tc>
           <w:tcPr>
-            <w:tcW w:type="dxa" w:w="2880"/>
+            <w:tcW w:type="dxa" w:w="2911"/>
           </w:tcPr>
           <w:p>
             <w:r/>
@@ -5689,7 +5700,7 @@
       <w:tr>
         <w:tc>
           <w:tcPr>
-            <w:tcW w:type="dxa" w:w="2880"/>
+            <w:tcW w:type="dxa" w:w="2911"/>
           </w:tcPr>
           <w:p>
             <w:r/>
@@ -5704,7 +5715,7 @@
         </w:tc>
         <w:tc>
           <w:tcPr>
-            <w:tcW w:type="dxa" w:w="2880"/>
+            <w:tcW w:type="dxa" w:w="2911"/>
           </w:tcPr>
           <w:p>
             <w:r/>
@@ -5719,7 +5730,7 @@
         </w:tc>
         <w:tc>
           <w:tcPr>
-            <w:tcW w:type="dxa" w:w="2880"/>
+            <w:tcW w:type="dxa" w:w="2911"/>
           </w:tcPr>
           <w:p>
             <w:r/>
@@ -5736,6 +5747,7 @@
     </w:tbl>
     <w:p>
       <w:pPr>
+        <w:spacing/>
         <w:jc w:val="center"/>
       </w:pPr>
       <w:r>
@@ -5800,15 +5812,15 @@
         <w:tblLook w:firstColumn="1" w:firstRow="1" w:lastColumn="0" w:lastRow="0" w:noHBand="0" w:noVBand="1" w:val="04A0"/>
       </w:tblPr>
       <w:tblGrid>
-        <w:gridCol w:w="2160"/>
-        <w:gridCol w:w="2160"/>
-        <w:gridCol w:w="2160"/>
-        <w:gridCol w:w="2160"/>
+        <w:gridCol w:w="2183"/>
+        <w:gridCol w:w="2183"/>
+        <w:gridCol w:w="2183"/>
+        <w:gridCol w:w="2183"/>
       </w:tblGrid>
       <w:tr>
         <w:tc>
           <w:tcPr>
-            <w:tcW w:type="dxa" w:w="2160"/>
+            <w:tcW w:type="dxa" w:w="2183"/>
           </w:tcPr>
           <w:p>
             <w:r/>
@@ -5824,7 +5836,7 @@
         </w:tc>
         <w:tc>
           <w:tcPr>
-            <w:tcW w:type="dxa" w:w="2160"/>
+            <w:tcW w:type="dxa" w:w="2183"/>
           </w:tcPr>
           <w:p>
             <w:r/>
@@ -5840,7 +5852,7 @@
         </w:tc>
         <w:tc>
           <w:tcPr>
-            <w:tcW w:type="dxa" w:w="2160"/>
+            <w:tcW w:type="dxa" w:w="2183"/>
           </w:tcPr>
           <w:p>
             <w:r/>
@@ -5856,7 +5868,7 @@
         </w:tc>
         <w:tc>
           <w:tcPr>
-            <w:tcW w:type="dxa" w:w="2160"/>
+            <w:tcW w:type="dxa" w:w="2183"/>
           </w:tcPr>
           <w:p>
             <w:r/>
@@ -5874,7 +5886,7 @@
       <w:tr>
         <w:tc>
           <w:tcPr>
-            <w:tcW w:type="dxa" w:w="2160"/>
+            <w:tcW w:type="dxa" w:w="2183"/>
           </w:tcPr>
           <w:p>
             <w:r/>
@@ -5889,7 +5901,7 @@
         </w:tc>
         <w:tc>
           <w:tcPr>
-            <w:tcW w:type="dxa" w:w="2160"/>
+            <w:tcW w:type="dxa" w:w="2183"/>
           </w:tcPr>
           <w:p>
             <w:r/>
@@ -5904,7 +5916,7 @@
         </w:tc>
         <w:tc>
           <w:tcPr>
-            <w:tcW w:type="dxa" w:w="2160"/>
+            <w:tcW w:type="dxa" w:w="2183"/>
           </w:tcPr>
           <w:p>
             <w:r/>
@@ -5919,7 +5931,7 @@
         </w:tc>
         <w:tc>
           <w:tcPr>
-            <w:tcW w:type="dxa" w:w="2160"/>
+            <w:tcW w:type="dxa" w:w="2183"/>
           </w:tcPr>
           <w:p>
             <w:r/>
@@ -5936,7 +5948,7 @@
       <w:tr>
         <w:tc>
           <w:tcPr>
-            <w:tcW w:type="dxa" w:w="2160"/>
+            <w:tcW w:type="dxa" w:w="2183"/>
           </w:tcPr>
           <w:p>
             <w:r/>
@@ -5951,7 +5963,7 @@
         </w:tc>
         <w:tc>
           <w:tcPr>
-            <w:tcW w:type="dxa" w:w="2160"/>
+            <w:tcW w:type="dxa" w:w="2183"/>
           </w:tcPr>
           <w:p>
             <w:r/>
@@ -5966,7 +5978,7 @@
         </w:tc>
         <w:tc>
           <w:tcPr>
-            <w:tcW w:type="dxa" w:w="2160"/>
+            <w:tcW w:type="dxa" w:w="2183"/>
           </w:tcPr>
           <w:p>
             <w:r/>
@@ -5981,7 +5993,7 @@
         </w:tc>
         <w:tc>
           <w:tcPr>
-            <w:tcW w:type="dxa" w:w="2160"/>
+            <w:tcW w:type="dxa" w:w="2183"/>
           </w:tcPr>
           <w:p>
             <w:r/>
@@ -5998,7 +6010,7 @@
       <w:tr>
         <w:tc>
           <w:tcPr>
-            <w:tcW w:type="dxa" w:w="2160"/>
+            <w:tcW w:type="dxa" w:w="2183"/>
           </w:tcPr>
           <w:p>
             <w:r/>
@@ -6013,7 +6025,7 @@
         </w:tc>
         <w:tc>
           <w:tcPr>
-            <w:tcW w:type="dxa" w:w="2160"/>
+            <w:tcW w:type="dxa" w:w="2183"/>
           </w:tcPr>
           <w:p>
             <w:r/>
@@ -6028,7 +6040,7 @@
         </w:tc>
         <w:tc>
           <w:tcPr>
-            <w:tcW w:type="dxa" w:w="2160"/>
+            <w:tcW w:type="dxa" w:w="2183"/>
           </w:tcPr>
           <w:p>
             <w:r/>
@@ -6043,7 +6055,7 @@
         </w:tc>
         <w:tc>
           <w:tcPr>
-            <w:tcW w:type="dxa" w:w="2160"/>
+            <w:tcW w:type="dxa" w:w="2183"/>
           </w:tcPr>
           <w:p>
             <w:r/>
@@ -6060,7 +6072,7 @@
       <w:tr>
         <w:tc>
           <w:tcPr>
-            <w:tcW w:type="dxa" w:w="2160"/>
+            <w:tcW w:type="dxa" w:w="2183"/>
           </w:tcPr>
           <w:p>
             <w:r/>
@@ -6075,7 +6087,7 @@
         </w:tc>
         <w:tc>
           <w:tcPr>
-            <w:tcW w:type="dxa" w:w="2160"/>
+            <w:tcW w:type="dxa" w:w="2183"/>
           </w:tcPr>
           <w:p>
             <w:r/>
@@ -6090,7 +6102,7 @@
         </w:tc>
         <w:tc>
           <w:tcPr>
-            <w:tcW w:type="dxa" w:w="2160"/>
+            <w:tcW w:type="dxa" w:w="2183"/>
           </w:tcPr>
           <w:p>
             <w:r/>
@@ -6105,7 +6117,7 @@
         </w:tc>
         <w:tc>
           <w:tcPr>
-            <w:tcW w:type="dxa" w:w="2160"/>
+            <w:tcW w:type="dxa" w:w="2183"/>
           </w:tcPr>
           <w:p>
             <w:r/>
@@ -6122,7 +6134,7 @@
       <w:tr>
         <w:tc>
           <w:tcPr>
-            <w:tcW w:type="dxa" w:w="2160"/>
+            <w:tcW w:type="dxa" w:w="2183"/>
           </w:tcPr>
           <w:p>
             <w:r/>
@@ -6137,7 +6149,7 @@
         </w:tc>
         <w:tc>
           <w:tcPr>
-            <w:tcW w:type="dxa" w:w="2160"/>
+            <w:tcW w:type="dxa" w:w="2183"/>
           </w:tcPr>
           <w:p>
             <w:r/>
@@ -6152,7 +6164,7 @@
         </w:tc>
         <w:tc>
           <w:tcPr>
-            <w:tcW w:type="dxa" w:w="2160"/>
+            <w:tcW w:type="dxa" w:w="2183"/>
           </w:tcPr>
           <w:p>
             <w:r/>
@@ -6167,7 +6179,7 @@
         </w:tc>
         <w:tc>
           <w:tcPr>
-            <w:tcW w:type="dxa" w:w="2160"/>
+            <w:tcW w:type="dxa" w:w="2183"/>
           </w:tcPr>
           <w:p>
             <w:r/>
@@ -6184,7 +6196,7 @@
       <w:tr>
         <w:tc>
           <w:tcPr>
-            <w:tcW w:type="dxa" w:w="2160"/>
+            <w:tcW w:type="dxa" w:w="2183"/>
           </w:tcPr>
           <w:p>
             <w:r/>
@@ -6199,7 +6211,7 @@
         </w:tc>
         <w:tc>
           <w:tcPr>
-            <w:tcW w:type="dxa" w:w="2160"/>
+            <w:tcW w:type="dxa" w:w="2183"/>
           </w:tcPr>
           <w:p>
             <w:r/>
@@ -6214,7 +6226,7 @@
         </w:tc>
         <w:tc>
           <w:tcPr>
-            <w:tcW w:type="dxa" w:w="2160"/>
+            <w:tcW w:type="dxa" w:w="2183"/>
           </w:tcPr>
           <w:p>
             <w:r/>
@@ -6229,7 +6241,7 @@
         </w:tc>
         <w:tc>
           <w:tcPr>
-            <w:tcW w:type="dxa" w:w="2160"/>
+            <w:tcW w:type="dxa" w:w="2183"/>
           </w:tcPr>
           <w:p>
             <w:r/>
@@ -6246,7 +6258,7 @@
       <w:tr>
         <w:tc>
           <w:tcPr>
-            <w:tcW w:type="dxa" w:w="2160"/>
+            <w:tcW w:type="dxa" w:w="2183"/>
           </w:tcPr>
           <w:p>
             <w:r/>
@@ -6261,7 +6273,7 @@
         </w:tc>
         <w:tc>
           <w:tcPr>
-            <w:tcW w:type="dxa" w:w="2160"/>
+            <w:tcW w:type="dxa" w:w="2183"/>
           </w:tcPr>
           <w:p>
             <w:r/>
@@ -6276,7 +6288,7 @@
         </w:tc>
         <w:tc>
           <w:tcPr>
-            <w:tcW w:type="dxa" w:w="2160"/>
+            <w:tcW w:type="dxa" w:w="2183"/>
           </w:tcPr>
           <w:p>
             <w:r/>
@@ -6291,7 +6303,7 @@
         </w:tc>
         <w:tc>
           <w:tcPr>
-            <w:tcW w:type="dxa" w:w="2160"/>
+            <w:tcW w:type="dxa" w:w="2183"/>
           </w:tcPr>
           <w:p>
             <w:r/>
@@ -6308,6 +6320,7 @@
     </w:tbl>
     <w:p>
       <w:pPr>
+        <w:spacing/>
         <w:jc w:val="center"/>
       </w:pPr>
       <w:r>
@@ -6364,15 +6377,15 @@
         <w:tblLook w:firstColumn="1" w:firstRow="1" w:lastColumn="0" w:lastRow="0" w:noHBand="0" w:noVBand="1" w:val="04A0"/>
       </w:tblPr>
       <w:tblGrid>
-        <w:gridCol w:w="2160"/>
-        <w:gridCol w:w="2160"/>
-        <w:gridCol w:w="2160"/>
-        <w:gridCol w:w="2160"/>
+        <w:gridCol w:w="2183"/>
+        <w:gridCol w:w="2183"/>
+        <w:gridCol w:w="2183"/>
+        <w:gridCol w:w="2183"/>
       </w:tblGrid>
       <w:tr>
         <w:tc>
           <w:tcPr>
-            <w:tcW w:type="dxa" w:w="2160"/>
+            <w:tcW w:type="dxa" w:w="2183"/>
           </w:tcPr>
           <w:p>
             <w:r/>
@@ -6388,7 +6401,7 @@
         </w:tc>
         <w:tc>
           <w:tcPr>
-            <w:tcW w:type="dxa" w:w="2160"/>
+            <w:tcW w:type="dxa" w:w="2183"/>
           </w:tcPr>
           <w:p>
             <w:r/>
@@ -6404,7 +6417,7 @@
         </w:tc>
         <w:tc>
           <w:tcPr>
-            <w:tcW w:type="dxa" w:w="2160"/>
+            <w:tcW w:type="dxa" w:w="2183"/>
           </w:tcPr>
           <w:p>
             <w:r/>
@@ -6420,7 +6433,7 @@
         </w:tc>
         <w:tc>
           <w:tcPr>
-            <w:tcW w:type="dxa" w:w="2160"/>
+            <w:tcW w:type="dxa" w:w="2183"/>
           </w:tcPr>
           <w:p>
             <w:r/>
@@ -6438,7 +6451,7 @@
       <w:tr>
         <w:tc>
           <w:tcPr>
-            <w:tcW w:type="dxa" w:w="2160"/>
+            <w:tcW w:type="dxa" w:w="2183"/>
           </w:tcPr>
           <w:p>
             <w:r/>
@@ -6453,7 +6466,7 @@
         </w:tc>
         <w:tc>
           <w:tcPr>
-            <w:tcW w:type="dxa" w:w="2160"/>
+            <w:tcW w:type="dxa" w:w="2183"/>
           </w:tcPr>
           <w:p>
             <w:r/>
@@ -6468,7 +6481,7 @@
         </w:tc>
         <w:tc>
           <w:tcPr>
-            <w:tcW w:type="dxa" w:w="2160"/>
+            <w:tcW w:type="dxa" w:w="2183"/>
           </w:tcPr>
           <w:p>
             <w:r/>
@@ -6483,7 +6496,7 @@
         </w:tc>
         <w:tc>
           <w:tcPr>
-            <w:tcW w:type="dxa" w:w="2160"/>
+            <w:tcW w:type="dxa" w:w="2183"/>
           </w:tcPr>
           <w:p>
             <w:r/>
@@ -6500,7 +6513,7 @@
       <w:tr>
         <w:tc>
           <w:tcPr>
-            <w:tcW w:type="dxa" w:w="2160"/>
+            <w:tcW w:type="dxa" w:w="2183"/>
           </w:tcPr>
           <w:p>
             <w:r/>
@@ -6515,7 +6528,7 @@
         </w:tc>
         <w:tc>
           <w:tcPr>
-            <w:tcW w:type="dxa" w:w="2160"/>
+            <w:tcW w:type="dxa" w:w="2183"/>
           </w:tcPr>
           <w:p>
             <w:r/>
@@ -6530,7 +6543,7 @@
         </w:tc>
         <w:tc>
           <w:tcPr>
-            <w:tcW w:type="dxa" w:w="2160"/>
+            <w:tcW w:type="dxa" w:w="2183"/>
           </w:tcPr>
           <w:p>
             <w:r/>
@@ -6545,7 +6558,7 @@
         </w:tc>
         <w:tc>
           <w:tcPr>
-            <w:tcW w:type="dxa" w:w="2160"/>
+            <w:tcW w:type="dxa" w:w="2183"/>
           </w:tcPr>
           <w:p>
             <w:r/>
@@ -6562,7 +6575,7 @@
       <w:tr>
         <w:tc>
           <w:tcPr>
-            <w:tcW w:type="dxa" w:w="2160"/>
+            <w:tcW w:type="dxa" w:w="2183"/>
           </w:tcPr>
           <w:p>
             <w:r/>
@@ -6577,7 +6590,7 @@
         </w:tc>
         <w:tc>
           <w:tcPr>
-            <w:tcW w:type="dxa" w:w="2160"/>
+            <w:tcW w:type="dxa" w:w="2183"/>
           </w:tcPr>
           <w:p>
             <w:r/>
@@ -6592,7 +6605,7 @@
         </w:tc>
         <w:tc>
           <w:tcPr>
-            <w:tcW w:type="dxa" w:w="2160"/>
+            <w:tcW w:type="dxa" w:w="2183"/>
           </w:tcPr>
           <w:p>
             <w:r/>
@@ -6607,7 +6620,7 @@
         </w:tc>
         <w:tc>
           <w:tcPr>
-            <w:tcW w:type="dxa" w:w="2160"/>
+            <w:tcW w:type="dxa" w:w="2183"/>
           </w:tcPr>
           <w:p>
             <w:r/>
@@ -6624,7 +6637,7 @@
       <w:tr>
         <w:tc>
           <w:tcPr>
-            <w:tcW w:type="dxa" w:w="2160"/>
+            <w:tcW w:type="dxa" w:w="2183"/>
           </w:tcPr>
           <w:p>
             <w:r/>
@@ -6639,7 +6652,7 @@
         </w:tc>
         <w:tc>
           <w:tcPr>
-            <w:tcW w:type="dxa" w:w="2160"/>
+            <w:tcW w:type="dxa" w:w="2183"/>
           </w:tcPr>
           <w:p>
             <w:r/>
@@ -6654,7 +6667,7 @@
         </w:tc>
         <w:tc>
           <w:tcPr>
-            <w:tcW w:type="dxa" w:w="2160"/>
+            <w:tcW w:type="dxa" w:w="2183"/>
           </w:tcPr>
           <w:p>
             <w:r/>
@@ -6669,7 +6682,7 @@
         </w:tc>
         <w:tc>
           <w:tcPr>
-            <w:tcW w:type="dxa" w:w="2160"/>
+            <w:tcW w:type="dxa" w:w="2183"/>
           </w:tcPr>
           <w:p>
             <w:r/>
@@ -6686,7 +6699,7 @@
       <w:tr>
         <w:tc>
           <w:tcPr>
-            <w:tcW w:type="dxa" w:w="2160"/>
+            <w:tcW w:type="dxa" w:w="2183"/>
           </w:tcPr>
           <w:p>
             <w:r/>
@@ -6701,7 +6714,7 @@
         </w:tc>
         <w:tc>
           <w:tcPr>
-            <w:tcW w:type="dxa" w:w="2160"/>
+            <w:tcW w:type="dxa" w:w="2183"/>
           </w:tcPr>
           <w:p>
             <w:r/>
@@ -6716,7 +6729,7 @@
         </w:tc>
         <w:tc>
           <w:tcPr>
-            <w:tcW w:type="dxa" w:w="2160"/>
+            <w:tcW w:type="dxa" w:w="2183"/>
           </w:tcPr>
           <w:p>
             <w:r/>
@@ -6731,7 +6744,7 @@
         </w:tc>
         <w:tc>
           <w:tcPr>
-            <w:tcW w:type="dxa" w:w="2160"/>
+            <w:tcW w:type="dxa" w:w="2183"/>
           </w:tcPr>
           <w:p>
             <w:r/>
@@ -6748,7 +6761,7 @@
       <w:tr>
         <w:tc>
           <w:tcPr>
-            <w:tcW w:type="dxa" w:w="2160"/>
+            <w:tcW w:type="dxa" w:w="2183"/>
           </w:tcPr>
           <w:p>
             <w:r/>
@@ -6763,7 +6776,7 @@
         </w:tc>
         <w:tc>
           <w:tcPr>
-            <w:tcW w:type="dxa" w:w="2160"/>
+            <w:tcW w:type="dxa" w:w="2183"/>
           </w:tcPr>
           <w:p>
             <w:r/>
@@ -6778,7 +6791,7 @@
         </w:tc>
         <w:tc>
           <w:tcPr>
-            <w:tcW w:type="dxa" w:w="2160"/>
+            <w:tcW w:type="dxa" w:w="2183"/>
           </w:tcPr>
           <w:p>
             <w:r/>
@@ -6793,7 +6806,7 @@
         </w:tc>
         <w:tc>
           <w:tcPr>
-            <w:tcW w:type="dxa" w:w="2160"/>
+            <w:tcW w:type="dxa" w:w="2183"/>
           </w:tcPr>
           <w:p>
             <w:r/>
@@ -6810,7 +6823,7 @@
       <w:tr>
         <w:tc>
           <w:tcPr>
-            <w:tcW w:type="dxa" w:w="2160"/>
+            <w:tcW w:type="dxa" w:w="2183"/>
           </w:tcPr>
           <w:p>
             <w:r/>
@@ -6825,7 +6838,7 @@
         </w:tc>
         <w:tc>
           <w:tcPr>
-            <w:tcW w:type="dxa" w:w="2160"/>
+            <w:tcW w:type="dxa" w:w="2183"/>
           </w:tcPr>
           <w:p>
             <w:r/>
@@ -6840,7 +6853,7 @@
         </w:tc>
         <w:tc>
           <w:tcPr>
-            <w:tcW w:type="dxa" w:w="2160"/>
+            <w:tcW w:type="dxa" w:w="2183"/>
           </w:tcPr>
           <w:p>
             <w:r/>
@@ -6855,7 +6868,7 @@
         </w:tc>
         <w:tc>
           <w:tcPr>
-            <w:tcW w:type="dxa" w:w="2160"/>
+            <w:tcW w:type="dxa" w:w="2183"/>
           </w:tcPr>
           <w:p>
             <w:r/>
@@ -6872,7 +6885,7 @@
       <w:tr>
         <w:tc>
           <w:tcPr>
-            <w:tcW w:type="dxa" w:w="2160"/>
+            <w:tcW w:type="dxa" w:w="2183"/>
           </w:tcPr>
           <w:p>
             <w:r/>
@@ -6887,7 +6900,7 @@
         </w:tc>
         <w:tc>
           <w:tcPr>
-            <w:tcW w:type="dxa" w:w="2160"/>
+            <w:tcW w:type="dxa" w:w="2183"/>
           </w:tcPr>
           <w:p>
             <w:r/>
@@ -6902,7 +6915,7 @@
         </w:tc>
         <w:tc>
           <w:tcPr>
-            <w:tcW w:type="dxa" w:w="2160"/>
+            <w:tcW w:type="dxa" w:w="2183"/>
           </w:tcPr>
           <w:p>
             <w:r/>
@@ -6917,7 +6930,7 @@
         </w:tc>
         <w:tc>
           <w:tcPr>
-            <w:tcW w:type="dxa" w:w="2160"/>
+            <w:tcW w:type="dxa" w:w="2183"/>
           </w:tcPr>
           <w:p>
             <w:r/>
@@ -6934,7 +6947,7 @@
       <w:tr>
         <w:tc>
           <w:tcPr>
-            <w:tcW w:type="dxa" w:w="2160"/>
+            <w:tcW w:type="dxa" w:w="2183"/>
           </w:tcPr>
           <w:p>
             <w:r/>
@@ -6949,7 +6962,7 @@
         </w:tc>
         <w:tc>
           <w:tcPr>
-            <w:tcW w:type="dxa" w:w="2160"/>
+            <w:tcW w:type="dxa" w:w="2183"/>
           </w:tcPr>
           <w:p>
             <w:r/>
@@ -6964,7 +6977,7 @@
         </w:tc>
         <w:tc>
           <w:tcPr>
-            <w:tcW w:type="dxa" w:w="2160"/>
+            <w:tcW w:type="dxa" w:w="2183"/>
           </w:tcPr>
           <w:p>
             <w:r/>
@@ -6979,7 +6992,7 @@
         </w:tc>
         <w:tc>
           <w:tcPr>
-            <w:tcW w:type="dxa" w:w="2160"/>
+            <w:tcW w:type="dxa" w:w="2183"/>
           </w:tcPr>
           <w:p>
             <w:r/>
@@ -6996,6 +7009,7 @@
     </w:tbl>
     <w:p>
       <w:pPr>
+        <w:spacing/>
         <w:jc w:val="center"/>
       </w:pPr>
       <w:r>
@@ -7046,14 +7060,14 @@
         <w:tblLook w:firstColumn="1" w:firstRow="1" w:lastColumn="0" w:lastRow="0" w:noHBand="0" w:noVBand="1" w:val="04A0"/>
       </w:tblPr>
       <w:tblGrid>
-        <w:gridCol w:w="2880"/>
-        <w:gridCol w:w="2880"/>
-        <w:gridCol w:w="2880"/>
+        <w:gridCol w:w="2911"/>
+        <w:gridCol w:w="2911"/>
+        <w:gridCol w:w="2911"/>
       </w:tblGrid>
       <w:tr>
         <w:tc>
           <w:tcPr>
-            <w:tcW w:type="dxa" w:w="2880"/>
+            <w:tcW w:type="dxa" w:w="2911"/>
           </w:tcPr>
           <w:p>
             <w:r/>
@@ -7069,7 +7083,7 @@
         </w:tc>
         <w:tc>
           <w:tcPr>
-            <w:tcW w:type="dxa" w:w="2880"/>
+            <w:tcW w:type="dxa" w:w="2911"/>
           </w:tcPr>
           <w:p>
             <w:r/>
@@ -7085,7 +7099,7 @@
         </w:tc>
         <w:tc>
           <w:tcPr>
-            <w:tcW w:type="dxa" w:w="2880"/>
+            <w:tcW w:type="dxa" w:w="2911"/>
           </w:tcPr>
           <w:p>
             <w:r/>
@@ -7103,7 +7117,7 @@
       <w:tr>
         <w:tc>
           <w:tcPr>
-            <w:tcW w:type="dxa" w:w="2880"/>
+            <w:tcW w:type="dxa" w:w="2911"/>
           </w:tcPr>
           <w:p>
             <w:r/>
@@ -7118,7 +7132,7 @@
         </w:tc>
         <w:tc>
           <w:tcPr>
-            <w:tcW w:type="dxa" w:w="2880"/>
+            <w:tcW w:type="dxa" w:w="2911"/>
           </w:tcPr>
           <w:p>
             <w:r/>
@@ -7133,7 +7147,7 @@
         </w:tc>
         <w:tc>
           <w:tcPr>
-            <w:tcW w:type="dxa" w:w="2880"/>
+            <w:tcW w:type="dxa" w:w="2911"/>
           </w:tcPr>
           <w:p>
             <w:r/>
@@ -7150,7 +7164,7 @@
       <w:tr>
         <w:tc>
           <w:tcPr>
-            <w:tcW w:type="dxa" w:w="2880"/>
+            <w:tcW w:type="dxa" w:w="2911"/>
           </w:tcPr>
           <w:p>
             <w:r/>
@@ -7165,7 +7179,7 @@
         </w:tc>
         <w:tc>
           <w:tcPr>
-            <w:tcW w:type="dxa" w:w="2880"/>
+            <w:tcW w:type="dxa" w:w="2911"/>
           </w:tcPr>
           <w:p>
             <w:r/>
@@ -7180,7 +7194,7 @@
         </w:tc>
         <w:tc>
           <w:tcPr>
-            <w:tcW w:type="dxa" w:w="2880"/>
+            <w:tcW w:type="dxa" w:w="2911"/>
           </w:tcPr>
           <w:p>
             <w:r/>
@@ -7197,7 +7211,7 @@
       <w:tr>
         <w:tc>
           <w:tcPr>
-            <w:tcW w:type="dxa" w:w="2880"/>
+            <w:tcW w:type="dxa" w:w="2911"/>
           </w:tcPr>
           <w:p>
             <w:r/>
@@ -7212,7 +7226,7 @@
         </w:tc>
         <w:tc>
           <w:tcPr>
-            <w:tcW w:type="dxa" w:w="2880"/>
+            <w:tcW w:type="dxa" w:w="2911"/>
           </w:tcPr>
           <w:p>
             <w:r/>
@@ -7227,7 +7241,7 @@
         </w:tc>
         <w:tc>
           <w:tcPr>
-            <w:tcW w:type="dxa" w:w="2880"/>
+            <w:tcW w:type="dxa" w:w="2911"/>
           </w:tcPr>
           <w:p>
             <w:r/>
@@ -7244,7 +7258,7 @@
       <w:tr>
         <w:tc>
           <w:tcPr>
-            <w:tcW w:type="dxa" w:w="2880"/>
+            <w:tcW w:type="dxa" w:w="2911"/>
           </w:tcPr>
           <w:p>
             <w:r/>
@@ -7259,7 +7273,7 @@
         </w:tc>
         <w:tc>
           <w:tcPr>
-            <w:tcW w:type="dxa" w:w="2880"/>
+            <w:tcW w:type="dxa" w:w="2911"/>
           </w:tcPr>
           <w:p>
             <w:r/>
@@ -7274,7 +7288,7 @@
         </w:tc>
         <w:tc>
           <w:tcPr>
-            <w:tcW w:type="dxa" w:w="2880"/>
+            <w:tcW w:type="dxa" w:w="2911"/>
           </w:tcPr>
           <w:p>
             <w:r/>
@@ -7291,7 +7305,7 @@
       <w:tr>
         <w:tc>
           <w:tcPr>
-            <w:tcW w:type="dxa" w:w="2880"/>
+            <w:tcW w:type="dxa" w:w="2911"/>
           </w:tcPr>
           <w:p>
             <w:r/>
@@ -7306,7 +7320,7 @@
         </w:tc>
         <w:tc>
           <w:tcPr>
-            <w:tcW w:type="dxa" w:w="2880"/>
+            <w:tcW w:type="dxa" w:w="2911"/>
           </w:tcPr>
           <w:p>
             <w:r/>
@@ -7321,7 +7335,7 @@
         </w:tc>
         <w:tc>
           <w:tcPr>
-            <w:tcW w:type="dxa" w:w="2880"/>
+            <w:tcW w:type="dxa" w:w="2911"/>
           </w:tcPr>
           <w:p>
             <w:r/>
@@ -7338,7 +7352,7 @@
       <w:tr>
         <w:tc>
           <w:tcPr>
-            <w:tcW w:type="dxa" w:w="2880"/>
+            <w:tcW w:type="dxa" w:w="2911"/>
           </w:tcPr>
           <w:p>
             <w:r/>
@@ -7353,7 +7367,7 @@
         </w:tc>
         <w:tc>
           <w:tcPr>
-            <w:tcW w:type="dxa" w:w="2880"/>
+            <w:tcW w:type="dxa" w:w="2911"/>
           </w:tcPr>
           <w:p>
             <w:r/>
@@ -7368,7 +7382,7 @@
         </w:tc>
         <w:tc>
           <w:tcPr>
-            <w:tcW w:type="dxa" w:w="2880"/>
+            <w:tcW w:type="dxa" w:w="2911"/>
           </w:tcPr>
           <w:p>
             <w:r/>
@@ -7385,6 +7399,7 @@
     </w:tbl>
     <w:p>
       <w:pPr>
+        <w:spacing/>
         <w:jc w:val="center"/>
       </w:pPr>
       <w:r>
@@ -7417,14 +7432,14 @@
         <w:tblLook w:firstColumn="1" w:firstRow="1" w:lastColumn="0" w:lastRow="0" w:noHBand="0" w:noVBand="1" w:val="04A0"/>
       </w:tblPr>
       <w:tblGrid>
-        <w:gridCol w:w="2880"/>
-        <w:gridCol w:w="2880"/>
-        <w:gridCol w:w="2880"/>
+        <w:gridCol w:w="2911"/>
+        <w:gridCol w:w="2911"/>
+        <w:gridCol w:w="2911"/>
       </w:tblGrid>
       <w:tr>
         <w:tc>
           <w:tcPr>
-            <w:tcW w:type="dxa" w:w="2880"/>
+            <w:tcW w:type="dxa" w:w="2911"/>
           </w:tcPr>
           <w:p>
             <w:r/>
@@ -7440,7 +7455,7 @@
         </w:tc>
         <w:tc>
           <w:tcPr>
-            <w:tcW w:type="dxa" w:w="2880"/>
+            <w:tcW w:type="dxa" w:w="2911"/>
           </w:tcPr>
           <w:p>
             <w:r/>
@@ -7456,7 +7471,7 @@
         </w:tc>
         <w:tc>
           <w:tcPr>
-            <w:tcW w:type="dxa" w:w="2880"/>
+            <w:tcW w:type="dxa" w:w="2911"/>
           </w:tcPr>
           <w:p>
             <w:r/>
@@ -7474,7 +7489,7 @@
       <w:tr>
         <w:tc>
           <w:tcPr>
-            <w:tcW w:type="dxa" w:w="2880"/>
+            <w:tcW w:type="dxa" w:w="2911"/>
           </w:tcPr>
           <w:p>
             <w:r/>
@@ -7489,7 +7504,7 @@
         </w:tc>
         <w:tc>
           <w:tcPr>
-            <w:tcW w:type="dxa" w:w="2880"/>
+            <w:tcW w:type="dxa" w:w="2911"/>
           </w:tcPr>
           <w:p>
             <w:r/>
@@ -7504,7 +7519,7 @@
         </w:tc>
         <w:tc>
           <w:tcPr>
-            <w:tcW w:type="dxa" w:w="2880"/>
+            <w:tcW w:type="dxa" w:w="2911"/>
           </w:tcPr>
           <w:p>
             <w:r/>
@@ -7521,7 +7536,7 @@
       <w:tr>
         <w:tc>
           <w:tcPr>
-            <w:tcW w:type="dxa" w:w="2880"/>
+            <w:tcW w:type="dxa" w:w="2911"/>
           </w:tcPr>
           <w:p>
             <w:r/>
@@ -7536,7 +7551,7 @@
         </w:tc>
         <w:tc>
           <w:tcPr>
-            <w:tcW w:type="dxa" w:w="2880"/>
+            <w:tcW w:type="dxa" w:w="2911"/>
           </w:tcPr>
           <w:p>
             <w:r/>
@@ -7551,7 +7566,7 @@
         </w:tc>
         <w:tc>
           <w:tcPr>
-            <w:tcW w:type="dxa" w:w="2880"/>
+            <w:tcW w:type="dxa" w:w="2911"/>
           </w:tcPr>
           <w:p>
             <w:r/>
@@ -7568,7 +7583,7 @@
       <w:tr>
         <w:tc>
           <w:tcPr>
-            <w:tcW w:type="dxa" w:w="2880"/>
+            <w:tcW w:type="dxa" w:w="2911"/>
           </w:tcPr>
           <w:p>
             <w:r/>
@@ -7583,7 +7598,7 @@
         </w:tc>
         <w:tc>
           <w:tcPr>
-            <w:tcW w:type="dxa" w:w="2880"/>
+            <w:tcW w:type="dxa" w:w="2911"/>
           </w:tcPr>
           <w:p>
             <w:r/>
@@ -7598,7 +7613,7 @@
         </w:tc>
         <w:tc>
           <w:tcPr>
-            <w:tcW w:type="dxa" w:w="2880"/>
+            <w:tcW w:type="dxa" w:w="2911"/>
           </w:tcPr>
           <w:p>
             <w:r/>
@@ -7615,7 +7630,7 @@
       <w:tr>
         <w:tc>
           <w:tcPr>
-            <w:tcW w:type="dxa" w:w="2880"/>
+            <w:tcW w:type="dxa" w:w="2911"/>
           </w:tcPr>
           <w:p>
             <w:r/>
@@ -7630,7 +7645,7 @@
         </w:tc>
         <w:tc>
           <w:tcPr>
-            <w:tcW w:type="dxa" w:w="2880"/>
+            <w:tcW w:type="dxa" w:w="2911"/>
           </w:tcPr>
           <w:p>
             <w:r/>
@@ -7645,7 +7660,7 @@
         </w:tc>
         <w:tc>
           <w:tcPr>
-            <w:tcW w:type="dxa" w:w="2880"/>
+            <w:tcW w:type="dxa" w:w="2911"/>
           </w:tcPr>
           <w:p>
             <w:r/>
@@ -7662,7 +7677,7 @@
       <w:tr>
         <w:tc>
           <w:tcPr>
-            <w:tcW w:type="dxa" w:w="2880"/>
+            <w:tcW w:type="dxa" w:w="2911"/>
           </w:tcPr>
           <w:p>
             <w:r/>
@@ -7677,7 +7692,7 @@
         </w:tc>
         <w:tc>
           <w:tcPr>
-            <w:tcW w:type="dxa" w:w="2880"/>
+            <w:tcW w:type="dxa" w:w="2911"/>
           </w:tcPr>
           <w:p>
             <w:r/>
@@ -7692,7 +7707,7 @@
         </w:tc>
         <w:tc>
           <w:tcPr>
-            <w:tcW w:type="dxa" w:w="2880"/>
+            <w:tcW w:type="dxa" w:w="2911"/>
           </w:tcPr>
           <w:p>
             <w:r/>
@@ -7709,7 +7724,7 @@
       <w:tr>
         <w:tc>
           <w:tcPr>
-            <w:tcW w:type="dxa" w:w="2880"/>
+            <w:tcW w:type="dxa" w:w="2911"/>
           </w:tcPr>
           <w:p>
             <w:r/>
@@ -7724,7 +7739,7 @@
         </w:tc>
         <w:tc>
           <w:tcPr>
-            <w:tcW w:type="dxa" w:w="2880"/>
+            <w:tcW w:type="dxa" w:w="2911"/>
           </w:tcPr>
           <w:p>
             <w:r/>
@@ -7739,7 +7754,7 @@
         </w:tc>
         <w:tc>
           <w:tcPr>
-            <w:tcW w:type="dxa" w:w="2880"/>
+            <w:tcW w:type="dxa" w:w="2911"/>
           </w:tcPr>
           <w:p>
             <w:r/>
@@ -7756,6 +7771,7 @@
     </w:tbl>
     <w:p>
       <w:pPr>
+        <w:spacing/>
         <w:jc w:val="center"/>
       </w:pPr>
       <w:r>
@@ -7827,13 +7843,13 @@
         <w:tblLook w:firstColumn="1" w:firstRow="1" w:lastColumn="0" w:lastRow="0" w:noHBand="0" w:noVBand="1" w:val="04A0"/>
       </w:tblPr>
       <w:tblGrid>
-        <w:gridCol w:w="4320"/>
-        <w:gridCol w:w="4320"/>
+        <w:gridCol w:w="4366"/>
+        <w:gridCol w:w="4366"/>
       </w:tblGrid>
       <w:tr>
         <w:tc>
           <w:tcPr>
-            <w:tcW w:type="dxa" w:w="4320"/>
+            <w:tcW w:type="dxa" w:w="4366"/>
           </w:tcPr>
           <w:p>
             <w:r/>
@@ -7849,7 +7865,7 @@
         </w:tc>
         <w:tc>
           <w:tcPr>
-            <w:tcW w:type="dxa" w:w="4320"/>
+            <w:tcW w:type="dxa" w:w="4366"/>
           </w:tcPr>
           <w:p>
             <w:r/>
@@ -7867,7 +7883,7 @@
       <w:tr>
         <w:tc>
           <w:tcPr>
-            <w:tcW w:type="dxa" w:w="4320"/>
+            <w:tcW w:type="dxa" w:w="4366"/>
           </w:tcPr>
           <w:p>
             <w:r/>
@@ -7882,7 +7898,7 @@
         </w:tc>
         <w:tc>
           <w:tcPr>
-            <w:tcW w:type="dxa" w:w="4320"/>
+            <w:tcW w:type="dxa" w:w="4366"/>
           </w:tcPr>
           <w:p>
             <w:r/>
@@ -7899,7 +7915,7 @@
       <w:tr>
         <w:tc>
           <w:tcPr>
-            <w:tcW w:type="dxa" w:w="4320"/>
+            <w:tcW w:type="dxa" w:w="4366"/>
           </w:tcPr>
           <w:p>
             <w:r/>
@@ -7914,7 +7930,7 @@
         </w:tc>
         <w:tc>
           <w:tcPr>
-            <w:tcW w:type="dxa" w:w="4320"/>
+            <w:tcW w:type="dxa" w:w="4366"/>
           </w:tcPr>
           <w:p>
             <w:r/>
@@ -7931,7 +7947,7 @@
       <w:tr>
         <w:tc>
           <w:tcPr>
-            <w:tcW w:type="dxa" w:w="4320"/>
+            <w:tcW w:type="dxa" w:w="4366"/>
           </w:tcPr>
           <w:p>
             <w:r/>
@@ -7946,7 +7962,7 @@
         </w:tc>
         <w:tc>
           <w:tcPr>
-            <w:tcW w:type="dxa" w:w="4320"/>
+            <w:tcW w:type="dxa" w:w="4366"/>
           </w:tcPr>
           <w:p>
             <w:r/>
@@ -7963,7 +7979,7 @@
       <w:tr>
         <w:tc>
           <w:tcPr>
-            <w:tcW w:type="dxa" w:w="4320"/>
+            <w:tcW w:type="dxa" w:w="4366"/>
           </w:tcPr>
           <w:p>
             <w:r/>
@@ -7978,7 +7994,7 @@
         </w:tc>
         <w:tc>
           <w:tcPr>
-            <w:tcW w:type="dxa" w:w="4320"/>
+            <w:tcW w:type="dxa" w:w="4366"/>
           </w:tcPr>
           <w:p>
             <w:r/>
@@ -7995,7 +8011,7 @@
       <w:tr>
         <w:tc>
           <w:tcPr>
-            <w:tcW w:type="dxa" w:w="4320"/>
+            <w:tcW w:type="dxa" w:w="4366"/>
           </w:tcPr>
           <w:p>
             <w:r/>
@@ -8010,7 +8026,7 @@
         </w:tc>
         <w:tc>
           <w:tcPr>
-            <w:tcW w:type="dxa" w:w="4320"/>
+            <w:tcW w:type="dxa" w:w="4366"/>
           </w:tcPr>
           <w:p>
             <w:r/>
@@ -8027,7 +8043,7 @@
       <w:tr>
         <w:tc>
           <w:tcPr>
-            <w:tcW w:type="dxa" w:w="4320"/>
+            <w:tcW w:type="dxa" w:w="4366"/>
           </w:tcPr>
           <w:p>
             <w:r/>
@@ -8042,7 +8058,7 @@
         </w:tc>
         <w:tc>
           <w:tcPr>
-            <w:tcW w:type="dxa" w:w="4320"/>
+            <w:tcW w:type="dxa" w:w="4366"/>
           </w:tcPr>
           <w:p>
             <w:r/>
@@ -8059,7 +8075,7 @@
       <w:tr>
         <w:tc>
           <w:tcPr>
-            <w:tcW w:type="dxa" w:w="4320"/>
+            <w:tcW w:type="dxa" w:w="4366"/>
           </w:tcPr>
           <w:p>
             <w:r/>
@@ -8074,7 +8090,7 @@
         </w:tc>
         <w:tc>
           <w:tcPr>
-            <w:tcW w:type="dxa" w:w="4320"/>
+            <w:tcW w:type="dxa" w:w="4366"/>
           </w:tcPr>
           <w:p>
             <w:r/>
@@ -8091,6 +8107,7 @@
     </w:tbl>
     <w:p>
       <w:pPr>
+        <w:spacing/>
         <w:jc w:val="center"/>
       </w:pPr>
       <w:r>
@@ -8123,14 +8140,14 @@
         <w:tblLook w:firstColumn="1" w:firstRow="1" w:lastColumn="0" w:lastRow="0" w:noHBand="0" w:noVBand="1" w:val="04A0"/>
       </w:tblPr>
       <w:tblGrid>
-        <w:gridCol w:w="2880"/>
-        <w:gridCol w:w="2880"/>
-        <w:gridCol w:w="2880"/>
+        <w:gridCol w:w="2911"/>
+        <w:gridCol w:w="2911"/>
+        <w:gridCol w:w="2911"/>
       </w:tblGrid>
       <w:tr>
         <w:tc>
           <w:tcPr>
-            <w:tcW w:type="dxa" w:w="2880"/>
+            <w:tcW w:type="dxa" w:w="2911"/>
           </w:tcPr>
           <w:p>
             <w:r/>
@@ -8146,7 +8163,7 @@
         </w:tc>
         <w:tc>
           <w:tcPr>
-            <w:tcW w:type="dxa" w:w="2880"/>
+            <w:tcW w:type="dxa" w:w="2911"/>
           </w:tcPr>
           <w:p>
             <w:r/>
@@ -8162,7 +8179,7 @@
         </w:tc>
         <w:tc>
           <w:tcPr>
-            <w:tcW w:type="dxa" w:w="2880"/>
+            <w:tcW w:type="dxa" w:w="2911"/>
           </w:tcPr>
           <w:p>
             <w:r/>
@@ -8180,7 +8197,7 @@
       <w:tr>
         <w:tc>
           <w:tcPr>
-            <w:tcW w:type="dxa" w:w="2880"/>
+            <w:tcW w:type="dxa" w:w="2911"/>
           </w:tcPr>
           <w:p>
             <w:r/>
@@ -8195,7 +8212,7 @@
         </w:tc>
         <w:tc>
           <w:tcPr>
-            <w:tcW w:type="dxa" w:w="2880"/>
+            <w:tcW w:type="dxa" w:w="2911"/>
           </w:tcPr>
           <w:p>
             <w:r/>
@@ -8210,7 +8227,7 @@
         </w:tc>
         <w:tc>
           <w:tcPr>
-            <w:tcW w:type="dxa" w:w="2880"/>
+            <w:tcW w:type="dxa" w:w="2911"/>
           </w:tcPr>
           <w:p>
             <w:r/>
@@ -8227,7 +8244,7 @@
       <w:tr>
         <w:tc>
           <w:tcPr>
-            <w:tcW w:type="dxa" w:w="2880"/>
+            <w:tcW w:type="dxa" w:w="2911"/>
           </w:tcPr>
           <w:p>
             <w:r/>
@@ -8242,7 +8259,7 @@
         </w:tc>
         <w:tc>
           <w:tcPr>
-            <w:tcW w:type="dxa" w:w="2880"/>
+            <w:tcW w:type="dxa" w:w="2911"/>
           </w:tcPr>
           <w:p>
             <w:r/>
@@ -8257,7 +8274,7 @@
         </w:tc>
         <w:tc>
           <w:tcPr>
-            <w:tcW w:type="dxa" w:w="2880"/>
+            <w:tcW w:type="dxa" w:w="2911"/>
           </w:tcPr>
           <w:p>
             <w:r/>
@@ -8274,7 +8291,7 @@
       <w:tr>
         <w:tc>
           <w:tcPr>
-            <w:tcW w:type="dxa" w:w="2880"/>
+            <w:tcW w:type="dxa" w:w="2911"/>
           </w:tcPr>
           <w:p>
             <w:r/>
@@ -8289,7 +8306,7 @@
         </w:tc>
         <w:tc>
           <w:tcPr>
-            <w:tcW w:type="dxa" w:w="2880"/>
+            <w:tcW w:type="dxa" w:w="2911"/>
           </w:tcPr>
           <w:p>
             <w:r/>
@@ -8304,7 +8321,7 @@
         </w:tc>
         <w:tc>
           <w:tcPr>
-            <w:tcW w:type="dxa" w:w="2880"/>
+            <w:tcW w:type="dxa" w:w="2911"/>
           </w:tcPr>
           <w:p>
             <w:r/>
@@ -8321,7 +8338,7 @@
       <w:tr>
         <w:tc>
           <w:tcPr>
-            <w:tcW w:type="dxa" w:w="2880"/>
+            <w:tcW w:type="dxa" w:w="2911"/>
           </w:tcPr>
           <w:p>
             <w:r/>
@@ -8336,7 +8353,7 @@
         </w:tc>
         <w:tc>
           <w:tcPr>
-            <w:tcW w:type="dxa" w:w="2880"/>
+            <w:tcW w:type="dxa" w:w="2911"/>
           </w:tcPr>
           <w:p>
             <w:r/>
@@ -8351,7 +8368,7 @@
         </w:tc>
         <w:tc>
           <w:tcPr>
-            <w:tcW w:type="dxa" w:w="2880"/>
+            <w:tcW w:type="dxa" w:w="2911"/>
           </w:tcPr>
           <w:p>
             <w:r/>
@@ -8368,7 +8385,7 @@
       <w:tr>
         <w:tc>
           <w:tcPr>
-            <w:tcW w:type="dxa" w:w="2880"/>
+            <w:tcW w:type="dxa" w:w="2911"/>
           </w:tcPr>
           <w:p>
             <w:r/>
@@ -8383,7 +8400,7 @@
         </w:tc>
         <w:tc>
           <w:tcPr>
-            <w:tcW w:type="dxa" w:w="2880"/>
+            <w:tcW w:type="dxa" w:w="2911"/>
           </w:tcPr>
           <w:p>
             <w:r/>
@@ -8398,7 +8415,7 @@
         </w:tc>
         <w:tc>
           <w:tcPr>
-            <w:tcW w:type="dxa" w:w="2880"/>
+            <w:tcW w:type="dxa" w:w="2911"/>
           </w:tcPr>
           <w:p>
             <w:r/>
@@ -8415,7 +8432,7 @@
       <w:tr>
         <w:tc>
           <w:tcPr>
-            <w:tcW w:type="dxa" w:w="2880"/>
+            <w:tcW w:type="dxa" w:w="2911"/>
           </w:tcPr>
           <w:p>
             <w:r/>
@@ -8430,7 +8447,7 @@
         </w:tc>
         <w:tc>
           <w:tcPr>
-            <w:tcW w:type="dxa" w:w="2880"/>
+            <w:tcW w:type="dxa" w:w="2911"/>
           </w:tcPr>
           <w:p>
             <w:r/>
@@ -8445,7 +8462,7 @@
         </w:tc>
         <w:tc>
           <w:tcPr>
-            <w:tcW w:type="dxa" w:w="2880"/>
+            <w:tcW w:type="dxa" w:w="2911"/>
           </w:tcPr>
           <w:p>
             <w:r/>
@@ -8462,7 +8479,7 @@
       <w:tr>
         <w:tc>
           <w:tcPr>
-            <w:tcW w:type="dxa" w:w="2880"/>
+            <w:tcW w:type="dxa" w:w="2911"/>
           </w:tcPr>
           <w:p>
             <w:r/>
@@ -8477,7 +8494,7 @@
         </w:tc>
         <w:tc>
           <w:tcPr>
-            <w:tcW w:type="dxa" w:w="2880"/>
+            <w:tcW w:type="dxa" w:w="2911"/>
           </w:tcPr>
           <w:p>
             <w:r/>
@@ -8492,7 +8509,7 @@
         </w:tc>
         <w:tc>
           <w:tcPr>
-            <w:tcW w:type="dxa" w:w="2880"/>
+            <w:tcW w:type="dxa" w:w="2911"/>
           </w:tcPr>
           <w:p>
             <w:r/>
@@ -8509,6 +8526,7 @@
     </w:tbl>
     <w:p>
       <w:pPr>
+        <w:spacing/>
         <w:jc w:val="center"/>
       </w:pPr>
       <w:r>
@@ -8565,17 +8583,17 @@
         <w:tblLook w:firstColumn="1" w:firstRow="1" w:lastColumn="0" w:lastRow="0" w:noHBand="0" w:noVBand="1" w:val="04A0"/>
       </w:tblPr>
       <w:tblGrid>
-        <w:gridCol w:w="1440"/>
-        <w:gridCol w:w="1440"/>
-        <w:gridCol w:w="1440"/>
-        <w:gridCol w:w="1440"/>
-        <w:gridCol w:w="1440"/>
-        <w:gridCol w:w="1440"/>
+        <w:gridCol w:w="1455"/>
+        <w:gridCol w:w="1455"/>
+        <w:gridCol w:w="1455"/>
+        <w:gridCol w:w="1455"/>
+        <w:gridCol w:w="1455"/>
+        <w:gridCol w:w="1455"/>
       </w:tblGrid>
       <w:tr>
         <w:tc>
           <w:tcPr>
-            <w:tcW w:type="dxa" w:w="1440"/>
+            <w:tcW w:type="dxa" w:w="1455"/>
           </w:tcPr>
           <w:p>
             <w:r/>
@@ -8591,7 +8609,7 @@
         </w:tc>
         <w:tc>
           <w:tcPr>
-            <w:tcW w:type="dxa" w:w="1440"/>
+            <w:tcW w:type="dxa" w:w="1455"/>
           </w:tcPr>
           <w:p>
             <w:r/>
@@ -8607,7 +8625,7 @@
         </w:tc>
         <w:tc>
           <w:tcPr>
-            <w:tcW w:type="dxa" w:w="1440"/>
+            <w:tcW w:type="dxa" w:w="1455"/>
           </w:tcPr>
           <w:p>
             <w:r/>
@@ -8623,7 +8641,7 @@
         </w:tc>
         <w:tc>
           <w:tcPr>
-            <w:tcW w:type="dxa" w:w="1440"/>
+            <w:tcW w:type="dxa" w:w="1455"/>
           </w:tcPr>
           <w:p>
             <w:r/>
@@ -8639,7 +8657,7 @@
         </w:tc>
         <w:tc>
           <w:tcPr>
-            <w:tcW w:type="dxa" w:w="1440"/>
+            <w:tcW w:type="dxa" w:w="1455"/>
           </w:tcPr>
           <w:p>
             <w:r/>
@@ -8655,7 +8673,7 @@
         </w:tc>
         <w:tc>
           <w:tcPr>
-            <w:tcW w:type="dxa" w:w="1440"/>
+            <w:tcW w:type="dxa" w:w="1455"/>
           </w:tcPr>
           <w:p>
             <w:r/>
@@ -8673,7 +8691,7 @@
       <w:tr>
         <w:tc>
           <w:tcPr>
-            <w:tcW w:type="dxa" w:w="1440"/>
+            <w:tcW w:type="dxa" w:w="1455"/>
           </w:tcPr>
           <w:p>
             <w:r/>
@@ -8688,7 +8706,7 @@
         </w:tc>
         <w:tc>
           <w:tcPr>
-            <w:tcW w:type="dxa" w:w="1440"/>
+            <w:tcW w:type="dxa" w:w="1455"/>
           </w:tcPr>
           <w:p>
             <w:r/>
@@ -8703,7 +8721,7 @@
         </w:tc>
         <w:tc>
           <w:tcPr>
-            <w:tcW w:type="dxa" w:w="1440"/>
+            <w:tcW w:type="dxa" w:w="1455"/>
           </w:tcPr>
           <w:p>
             <w:r/>
@@ -8718,7 +8736,7 @@
         </w:tc>
         <w:tc>
           <w:tcPr>
-            <w:tcW w:type="dxa" w:w="1440"/>
+            <w:tcW w:type="dxa" w:w="1455"/>
           </w:tcPr>
           <w:p>
             <w:r/>
@@ -8733,7 +8751,7 @@
         </w:tc>
         <w:tc>
           <w:tcPr>
-            <w:tcW w:type="dxa" w:w="1440"/>
+            <w:tcW w:type="dxa" w:w="1455"/>
           </w:tcPr>
           <w:p>
             <w:r/>
@@ -8748,7 +8766,7 @@
         </w:tc>
         <w:tc>
           <w:tcPr>
-            <w:tcW w:type="dxa" w:w="1440"/>
+            <w:tcW w:type="dxa" w:w="1455"/>
           </w:tcPr>
           <w:p>
             <w:r/>
@@ -8765,7 +8783,7 @@
       <w:tr>
         <w:tc>
           <w:tcPr>
-            <w:tcW w:type="dxa" w:w="1440"/>
+            <w:tcW w:type="dxa" w:w="1455"/>
           </w:tcPr>
           <w:p>
             <w:r/>
@@ -8780,7 +8798,7 @@
         </w:tc>
         <w:tc>
           <w:tcPr>
-            <w:tcW w:type="dxa" w:w="1440"/>
+            <w:tcW w:type="dxa" w:w="1455"/>
           </w:tcPr>
           <w:p>
             <w:r/>
@@ -8795,7 +8813,7 @@
         </w:tc>
         <w:tc>
           <w:tcPr>
-            <w:tcW w:type="dxa" w:w="1440"/>
+            <w:tcW w:type="dxa" w:w="1455"/>
           </w:tcPr>
           <w:p>
             <w:r/>
@@ -8810,7 +8828,7 @@
         </w:tc>
         <w:tc>
           <w:tcPr>
-            <w:tcW w:type="dxa" w:w="1440"/>
+            <w:tcW w:type="dxa" w:w="1455"/>
           </w:tcPr>
           <w:p>
             <w:r/>
@@ -8825,7 +8843,7 @@
         </w:tc>
         <w:tc>
           <w:tcPr>
-            <w:tcW w:type="dxa" w:w="1440"/>
+            <w:tcW w:type="dxa" w:w="1455"/>
           </w:tcPr>
           <w:p>
             <w:r/>
@@ -8840,7 +8858,7 @@
         </w:tc>
         <w:tc>
           <w:tcPr>
-            <w:tcW w:type="dxa" w:w="1440"/>
+            <w:tcW w:type="dxa" w:w="1455"/>
           </w:tcPr>
           <w:p>
             <w:r/>
@@ -8857,7 +8875,7 @@
       <w:tr>
         <w:tc>
           <w:tcPr>
-            <w:tcW w:type="dxa" w:w="1440"/>
+            <w:tcW w:type="dxa" w:w="1455"/>
           </w:tcPr>
           <w:p>
             <w:r/>
@@ -8872,7 +8890,7 @@
         </w:tc>
         <w:tc>
           <w:tcPr>
-            <w:tcW w:type="dxa" w:w="1440"/>
+            <w:tcW w:type="dxa" w:w="1455"/>
           </w:tcPr>
           <w:p>
             <w:r/>
@@ -8887,7 +8905,7 @@
         </w:tc>
         <w:tc>
           <w:tcPr>
-            <w:tcW w:type="dxa" w:w="1440"/>
+            <w:tcW w:type="dxa" w:w="1455"/>
           </w:tcPr>
           <w:p>
             <w:r/>
@@ -8902,7 +8920,7 @@
         </w:tc>
         <w:tc>
           <w:tcPr>
-            <w:tcW w:type="dxa" w:w="1440"/>
+            <w:tcW w:type="dxa" w:w="1455"/>
           </w:tcPr>
           <w:p>
             <w:r/>
@@ -8917,7 +8935,7 @@
         </w:tc>
         <w:tc>
           <w:tcPr>
-            <w:tcW w:type="dxa" w:w="1440"/>
+            <w:tcW w:type="dxa" w:w="1455"/>
           </w:tcPr>
           <w:p>
             <w:r/>
@@ -8932,7 +8950,7 @@
         </w:tc>
         <w:tc>
           <w:tcPr>
-            <w:tcW w:type="dxa" w:w="1440"/>
+            <w:tcW w:type="dxa" w:w="1455"/>
           </w:tcPr>
           <w:p>
             <w:r/>
@@ -8949,7 +8967,7 @@
       <w:tr>
         <w:tc>
           <w:tcPr>
-            <w:tcW w:type="dxa" w:w="1440"/>
+            <w:tcW w:type="dxa" w:w="1455"/>
           </w:tcPr>
           <w:p>
             <w:r/>
@@ -8964,7 +8982,7 @@
         </w:tc>
         <w:tc>
           <w:tcPr>
-            <w:tcW w:type="dxa" w:w="1440"/>
+            <w:tcW w:type="dxa" w:w="1455"/>
           </w:tcPr>
           <w:p>
             <w:r/>
@@ -8979,7 +8997,7 @@
         </w:tc>
         <w:tc>
           <w:tcPr>
-            <w:tcW w:type="dxa" w:w="1440"/>
+            <w:tcW w:type="dxa" w:w="1455"/>
           </w:tcPr>
           <w:p>
             <w:r/>
@@ -8994,7 +9012,7 @@
         </w:tc>
         <w:tc>
           <w:tcPr>
-            <w:tcW w:type="dxa" w:w="1440"/>
+            <w:tcW w:type="dxa" w:w="1455"/>
           </w:tcPr>
           <w:p>
             <w:r/>
@@ -9009,7 +9027,7 @@
         </w:tc>
         <w:tc>
           <w:tcPr>
-            <w:tcW w:type="dxa" w:w="1440"/>
+            <w:tcW w:type="dxa" w:w="1455"/>
           </w:tcPr>
           <w:p>
             <w:r/>
@@ -9024,7 +9042,7 @@
         </w:tc>
         <w:tc>
           <w:tcPr>
-            <w:tcW w:type="dxa" w:w="1440"/>
+            <w:tcW w:type="dxa" w:w="1455"/>
           </w:tcPr>
           <w:p>
             <w:r/>
@@ -9041,6 +9059,7 @@
     </w:tbl>
     <w:p>
       <w:pPr>
+        <w:spacing/>
         <w:jc w:val="center"/>
       </w:pPr>
       <w:r>
@@ -9098,16 +9117,16 @@
         <w:tblLook w:firstColumn="1" w:firstRow="1" w:lastColumn="0" w:lastRow="0" w:noHBand="0" w:noVBand="1" w:val="04A0"/>
       </w:tblPr>
       <w:tblGrid>
-        <w:gridCol w:w="1728"/>
-        <w:gridCol w:w="1728"/>
-        <w:gridCol w:w="1728"/>
-        <w:gridCol w:w="1728"/>
-        <w:gridCol w:w="1728"/>
+        <w:gridCol w:w="1746"/>
+        <w:gridCol w:w="1746"/>
+        <w:gridCol w:w="1746"/>
+        <w:gridCol w:w="1746"/>
+        <w:gridCol w:w="1746"/>
       </w:tblGrid>
       <w:tr>
         <w:tc>
           <w:tcPr>
-            <w:tcW w:type="dxa" w:w="1728"/>
+            <w:tcW w:type="dxa" w:w="1746"/>
           </w:tcPr>
           <w:p>
             <w:r/>
@@ -9123,7 +9142,7 @@
         </w:tc>
         <w:tc>
           <w:tcPr>
-            <w:tcW w:type="dxa" w:w="1728"/>
+            <w:tcW w:type="dxa" w:w="1746"/>
           </w:tcPr>
           <w:p>
             <w:r/>
@@ -9139,7 +9158,7 @@
         </w:tc>
         <w:tc>
           <w:tcPr>
-            <w:tcW w:type="dxa" w:w="1728"/>
+            <w:tcW w:type="dxa" w:w="1746"/>
           </w:tcPr>
           <w:p>
             <w:r/>
@@ -9155,7 +9174,7 @@
         </w:tc>
         <w:tc>
           <w:tcPr>
-            <w:tcW w:type="dxa" w:w="1728"/>
+            <w:tcW w:type="dxa" w:w="1746"/>
           </w:tcPr>
           <w:p>
             <w:r/>
@@ -9171,7 +9190,7 @@
         </w:tc>
         <w:tc>
           <w:tcPr>
-            <w:tcW w:type="dxa" w:w="1728"/>
+            <w:tcW w:type="dxa" w:w="1746"/>
           </w:tcPr>
           <w:p>
             <w:r/>
@@ -9189,7 +9208,7 @@
       <w:tr>
         <w:tc>
           <w:tcPr>
-            <w:tcW w:type="dxa" w:w="1728"/>
+            <w:tcW w:type="dxa" w:w="1746"/>
           </w:tcPr>
           <w:p>
             <w:r/>
@@ -9204,7 +9223,7 @@
         </w:tc>
         <w:tc>
           <w:tcPr>
-            <w:tcW w:type="dxa" w:w="1728"/>
+            <w:tcW w:type="dxa" w:w="1746"/>
           </w:tcPr>
           <w:p>
             <w:r/>
@@ -9219,7 +9238,7 @@
         </w:tc>
         <w:tc>
           <w:tcPr>
-            <w:tcW w:type="dxa" w:w="1728"/>
+            <w:tcW w:type="dxa" w:w="1746"/>
           </w:tcPr>
           <w:p>
             <w:r/>
@@ -9234,7 +9253,7 @@
         </w:tc>
         <w:tc>
           <w:tcPr>
-            <w:tcW w:type="dxa" w:w="1728"/>
+            <w:tcW w:type="dxa" w:w="1746"/>
           </w:tcPr>
           <w:p>
             <w:r/>
@@ -9249,7 +9268,7 @@
         </w:tc>
         <w:tc>
           <w:tcPr>
-            <w:tcW w:type="dxa" w:w="1728"/>
+            <w:tcW w:type="dxa" w:w="1746"/>
           </w:tcPr>
           <w:p>
             <w:r/>
@@ -9266,7 +9285,7 @@
       <w:tr>
         <w:tc>
           <w:tcPr>
-            <w:tcW w:type="dxa" w:w="1728"/>
+            <w:tcW w:type="dxa" w:w="1746"/>
           </w:tcPr>
           <w:p>
             <w:r/>
@@ -9281,7 +9300,7 @@
         </w:tc>
         <w:tc>
           <w:tcPr>
-            <w:tcW w:type="dxa" w:w="1728"/>
+            <w:tcW w:type="dxa" w:w="1746"/>
           </w:tcPr>
           <w:p>
             <w:r/>
@@ -9296,7 +9315,7 @@
         </w:tc>
         <w:tc>
           <w:tcPr>
-            <w:tcW w:type="dxa" w:w="1728"/>
+            <w:tcW w:type="dxa" w:w="1746"/>
           </w:tcPr>
           <w:p>
             <w:r/>
@@ -9311,7 +9330,7 @@
         </w:tc>
         <w:tc>
           <w:tcPr>
-            <w:tcW w:type="dxa" w:w="1728"/>
+            <w:tcW w:type="dxa" w:w="1746"/>
           </w:tcPr>
           <w:p>
             <w:r/>
@@ -9326,7 +9345,7 @@
         </w:tc>
         <w:tc>
           <w:tcPr>
-            <w:tcW w:type="dxa" w:w="1728"/>
+            <w:tcW w:type="dxa" w:w="1746"/>
           </w:tcPr>
           <w:p>
             <w:r/>
@@ -9343,7 +9362,7 @@
       <w:tr>
         <w:tc>
           <w:tcPr>
-            <w:tcW w:type="dxa" w:w="1728"/>
+            <w:tcW w:type="dxa" w:w="1746"/>
           </w:tcPr>
           <w:p>
             <w:r/>
@@ -9358,7 +9377,7 @@
         </w:tc>
         <w:tc>
           <w:tcPr>
-            <w:tcW w:type="dxa" w:w="1728"/>
+            <w:tcW w:type="dxa" w:w="1746"/>
           </w:tcPr>
           <w:p>
             <w:r/>
@@ -9373,7 +9392,7 @@
         </w:tc>
         <w:tc>
           <w:tcPr>
-            <w:tcW w:type="dxa" w:w="1728"/>
+            <w:tcW w:type="dxa" w:w="1746"/>
           </w:tcPr>
           <w:p>
             <w:r/>
@@ -9388,7 +9407,7 @@
         </w:tc>
         <w:tc>
           <w:tcPr>
-            <w:tcW w:type="dxa" w:w="1728"/>
+            <w:tcW w:type="dxa" w:w="1746"/>
           </w:tcPr>
           <w:p>
             <w:r/>
@@ -9403,7 +9422,7 @@
         </w:tc>
         <w:tc>
           <w:tcPr>
-            <w:tcW w:type="dxa" w:w="1728"/>
+            <w:tcW w:type="dxa" w:w="1746"/>
           </w:tcPr>
           <w:p>
             <w:r/>
@@ -9420,7 +9439,7 @@
       <w:tr>
         <w:tc>
           <w:tcPr>
-            <w:tcW w:type="dxa" w:w="1728"/>
+            <w:tcW w:type="dxa" w:w="1746"/>
           </w:tcPr>
           <w:p>
             <w:r/>
@@ -9435,7 +9454,7 @@
         </w:tc>
         <w:tc>
           <w:tcPr>
-            <w:tcW w:type="dxa" w:w="1728"/>
+            <w:tcW w:type="dxa" w:w="1746"/>
           </w:tcPr>
           <w:p>
             <w:r/>
@@ -9450,7 +9469,7 @@
         </w:tc>
         <w:tc>
           <w:tcPr>
-            <w:tcW w:type="dxa" w:w="1728"/>
+            <w:tcW w:type="dxa" w:w="1746"/>
           </w:tcPr>
           <w:p>
             <w:r/>
@@ -9465,7 +9484,7 @@
         </w:tc>
         <w:tc>
           <w:tcPr>
-            <w:tcW w:type="dxa" w:w="1728"/>
+            <w:tcW w:type="dxa" w:w="1746"/>
           </w:tcPr>
           <w:p>
             <w:r/>
@@ -9480,7 +9499,7 @@
         </w:tc>
         <w:tc>
           <w:tcPr>
-            <w:tcW w:type="dxa" w:w="1728"/>
+            <w:tcW w:type="dxa" w:w="1746"/>
           </w:tcPr>
           <w:p>
             <w:r/>
@@ -9497,6 +9516,7 @@
     </w:tbl>
     <w:p>
       <w:pPr>
+        <w:spacing/>
         <w:jc w:val="center"/>
       </w:pPr>
       <w:r>
@@ -9534,15 +9554,15 @@
         <w:tblLook w:firstColumn="1" w:firstRow="1" w:lastColumn="0" w:lastRow="0" w:noHBand="0" w:noVBand="1" w:val="04A0"/>
       </w:tblPr>
       <w:tblGrid>
-        <w:gridCol w:w="2160"/>
-        <w:gridCol w:w="2160"/>
-        <w:gridCol w:w="2160"/>
-        <w:gridCol w:w="2160"/>
+        <w:gridCol w:w="2183"/>
+        <w:gridCol w:w="2183"/>
+        <w:gridCol w:w="2183"/>
+        <w:gridCol w:w="2183"/>
       </w:tblGrid>
       <w:tr>
         <w:tc>
           <w:tcPr>
-            <w:tcW w:type="dxa" w:w="2160"/>
+            <w:tcW w:type="dxa" w:w="2183"/>
           </w:tcPr>
           <w:p>
             <w:r/>
@@ -9558,7 +9578,7 @@
         </w:tc>
         <w:tc>
           <w:tcPr>
-            <w:tcW w:type="dxa" w:w="2160"/>
+            <w:tcW w:type="dxa" w:w="2183"/>
           </w:tcPr>
           <w:p>
             <w:r/>
@@ -9574,7 +9594,7 @@
         </w:tc>
         <w:tc>
           <w:tcPr>
-            <w:tcW w:type="dxa" w:w="2160"/>
+            <w:tcW w:type="dxa" w:w="2183"/>
           </w:tcPr>
           <w:p>
             <w:r/>
@@ -9590,7 +9610,7 @@
         </w:tc>
         <w:tc>
           <w:tcPr>
-            <w:tcW w:type="dxa" w:w="2160"/>
+            <w:tcW w:type="dxa" w:w="2183"/>
           </w:tcPr>
           <w:p>
             <w:r/>
@@ -9608,7 +9628,7 @@
       <w:tr>
         <w:tc>
           <w:tcPr>
-            <w:tcW w:type="dxa" w:w="2160"/>
+            <w:tcW w:type="dxa" w:w="2183"/>
           </w:tcPr>
           <w:p>
             <w:r/>
@@ -9623,7 +9643,7 @@
         </w:tc>
         <w:tc>
           <w:tcPr>
-            <w:tcW w:type="dxa" w:w="2160"/>
+            <w:tcW w:type="dxa" w:w="2183"/>
           </w:tcPr>
           <w:p>
             <w:r/>
@@ -9638,7 +9658,7 @@
         </w:tc>
         <w:tc>
           <w:tcPr>
-            <w:tcW w:type="dxa" w:w="2160"/>
+            <w:tcW w:type="dxa" w:w="2183"/>
           </w:tcPr>
           <w:p>
             <w:r/>
@@ -9653,7 +9673,7 @@
         </w:tc>
         <w:tc>
           <w:tcPr>
-            <w:tcW w:type="dxa" w:w="2160"/>
+            <w:tcW w:type="dxa" w:w="2183"/>
           </w:tcPr>
           <w:p>
             <w:r/>
@@ -9670,7 +9690,7 @@
       <w:tr>
         <w:tc>
           <w:tcPr>
-            <w:tcW w:type="dxa" w:w="2160"/>
+            <w:tcW w:type="dxa" w:w="2183"/>
           </w:tcPr>
           <w:p>
             <w:r/>
@@ -9685,7 +9705,7 @@
         </w:tc>
         <w:tc>
           <w:tcPr>
-            <w:tcW w:type="dxa" w:w="2160"/>
+            <w:tcW w:type="dxa" w:w="2183"/>
           </w:tcPr>
           <w:p>
             <w:r/>
@@ -9700,7 +9720,7 @@
         </w:tc>
         <w:tc>
           <w:tcPr>
-            <w:tcW w:type="dxa" w:w="2160"/>
+            <w:tcW w:type="dxa" w:w="2183"/>
           </w:tcPr>
           <w:p>
             <w:r/>
@@ -9715,7 +9735,7 @@
         </w:tc>
         <w:tc>
           <w:tcPr>
-            <w:tcW w:type="dxa" w:w="2160"/>
+            <w:tcW w:type="dxa" w:w="2183"/>
           </w:tcPr>
           <w:p>
             <w:r/>
@@ -9732,7 +9752,7 @@
       <w:tr>
         <w:tc>
           <w:tcPr>
-            <w:tcW w:type="dxa" w:w="2160"/>
+            <w:tcW w:type="dxa" w:w="2183"/>
           </w:tcPr>
           <w:p>
             <w:r/>
@@ -9747,7 +9767,7 @@
         </w:tc>
         <w:tc>
           <w:tcPr>
-            <w:tcW w:type="dxa" w:w="2160"/>
+            <w:tcW w:type="dxa" w:w="2183"/>
           </w:tcPr>
           <w:p>
             <w:r/>
@@ -9762,7 +9782,7 @@
         </w:tc>
         <w:tc>
           <w:tcPr>
-            <w:tcW w:type="dxa" w:w="2160"/>
+            <w:tcW w:type="dxa" w:w="2183"/>
           </w:tcPr>
           <w:p>
             <w:r/>
@@ -9777,7 +9797,7 @@
         </w:tc>
         <w:tc>
           <w:tcPr>
-            <w:tcW w:type="dxa" w:w="2160"/>
+            <w:tcW w:type="dxa" w:w="2183"/>
           </w:tcPr>
           <w:p>
             <w:r/>
@@ -9794,7 +9814,7 @@
       <w:tr>
         <w:tc>
           <w:tcPr>
-            <w:tcW w:type="dxa" w:w="2160"/>
+            <w:tcW w:type="dxa" w:w="2183"/>
           </w:tcPr>
           <w:p>
             <w:r/>
@@ -9809,7 +9829,7 @@
         </w:tc>
         <w:tc>
           <w:tcPr>
-            <w:tcW w:type="dxa" w:w="2160"/>
+            <w:tcW w:type="dxa" w:w="2183"/>
           </w:tcPr>
           <w:p>
             <w:r/>
@@ -9824,7 +9844,7 @@
         </w:tc>
         <w:tc>
           <w:tcPr>
-            <w:tcW w:type="dxa" w:w="2160"/>
+            <w:tcW w:type="dxa" w:w="2183"/>
           </w:tcPr>
           <w:p>
             <w:r/>
@@ -9839,7 +9859,7 @@
         </w:tc>
         <w:tc>
           <w:tcPr>
-            <w:tcW w:type="dxa" w:w="2160"/>
+            <w:tcW w:type="dxa" w:w="2183"/>
           </w:tcPr>
           <w:p>
             <w:r/>
@@ -9856,7 +9876,7 @@
       <w:tr>
         <w:tc>
           <w:tcPr>
-            <w:tcW w:type="dxa" w:w="2160"/>
+            <w:tcW w:type="dxa" w:w="2183"/>
           </w:tcPr>
           <w:p>
             <w:r/>
@@ -9871,7 +9891,7 @@
         </w:tc>
         <w:tc>
           <w:tcPr>
-            <w:tcW w:type="dxa" w:w="2160"/>
+            <w:tcW w:type="dxa" w:w="2183"/>
           </w:tcPr>
           <w:p>
             <w:r/>
@@ -9886,7 +9906,7 @@
         </w:tc>
         <w:tc>
           <w:tcPr>
-            <w:tcW w:type="dxa" w:w="2160"/>
+            <w:tcW w:type="dxa" w:w="2183"/>
           </w:tcPr>
           <w:p>
             <w:r/>
@@ -9901,7 +9921,7 @@
         </w:tc>
         <w:tc>
           <w:tcPr>
-            <w:tcW w:type="dxa" w:w="2160"/>
+            <w:tcW w:type="dxa" w:w="2183"/>
           </w:tcPr>
           <w:p>
             <w:r/>
@@ -9918,7 +9938,7 @@
       <w:tr>
         <w:tc>
           <w:tcPr>
-            <w:tcW w:type="dxa" w:w="2160"/>
+            <w:tcW w:type="dxa" w:w="2183"/>
           </w:tcPr>
           <w:p>
             <w:r/>
@@ -9933,7 +9953,7 @@
         </w:tc>
         <w:tc>
           <w:tcPr>
-            <w:tcW w:type="dxa" w:w="2160"/>
+            <w:tcW w:type="dxa" w:w="2183"/>
           </w:tcPr>
           <w:p>
             <w:r/>
@@ -9948,7 +9968,7 @@
         </w:tc>
         <w:tc>
           <w:tcPr>
-            <w:tcW w:type="dxa" w:w="2160"/>
+            <w:tcW w:type="dxa" w:w="2183"/>
           </w:tcPr>
           <w:p>
             <w:r/>
@@ -9963,7 +9983,7 @@
         </w:tc>
         <w:tc>
           <w:tcPr>
-            <w:tcW w:type="dxa" w:w="2160"/>
+            <w:tcW w:type="dxa" w:w="2183"/>
           </w:tcPr>
           <w:p>
             <w:r/>
@@ -9980,6 +10000,7 @@
     </w:tbl>
     <w:p>
       <w:pPr>
+        <w:spacing/>
         <w:jc w:val="center"/>
       </w:pPr>
       <w:r>
@@ -10027,16 +10048,16 @@
         <w:tblLook w:firstColumn="1" w:firstRow="1" w:lastColumn="0" w:lastRow="0" w:noHBand="0" w:noVBand="1" w:val="04A0"/>
       </w:tblPr>
       <w:tblGrid>
-        <w:gridCol w:w="1728"/>
-        <w:gridCol w:w="1728"/>
-        <w:gridCol w:w="1728"/>
-        <w:gridCol w:w="1728"/>
-        <w:gridCol w:w="1728"/>
+        <w:gridCol w:w="1746"/>
+        <w:gridCol w:w="1746"/>
+        <w:gridCol w:w="1746"/>
+        <w:gridCol w:w="1746"/>
+        <w:gridCol w:w="1746"/>
       </w:tblGrid>
       <w:tr>
         <w:tc>
           <w:tcPr>
-            <w:tcW w:type="dxa" w:w="1728"/>
+            <w:tcW w:type="dxa" w:w="1746"/>
           </w:tcPr>
           <w:p>
             <w:r/>
@@ -10052,7 +10073,7 @@
         </w:tc>
         <w:tc>
           <w:tcPr>
-            <w:tcW w:type="dxa" w:w="1728"/>
+            <w:tcW w:type="dxa" w:w="1746"/>
           </w:tcPr>
           <w:p>
             <w:r/>
@@ -10068,7 +10089,7 @@
         </w:tc>
         <w:tc>
           <w:tcPr>
-            <w:tcW w:type="dxa" w:w="1728"/>
+            <w:tcW w:type="dxa" w:w="1746"/>
           </w:tcPr>
           <w:p>
             <w:r/>
@@ -10084,7 +10105,7 @@
         </w:tc>
         <w:tc>
           <w:tcPr>
-            <w:tcW w:type="dxa" w:w="1728"/>
+            <w:tcW w:type="dxa" w:w="1746"/>
           </w:tcPr>
           <w:p>
             <w:r/>
@@ -10100,7 +10121,7 @@
         </w:tc>
         <w:tc>
           <w:tcPr>
-            <w:tcW w:type="dxa" w:w="1728"/>
+            <w:tcW w:type="dxa" w:w="1746"/>
           </w:tcPr>
           <w:p>
             <w:r/>
@@ -10118,7 +10139,7 @@
       <w:tr>
         <w:tc>
           <w:tcPr>
-            <w:tcW w:type="dxa" w:w="1728"/>
+            <w:tcW w:type="dxa" w:w="1746"/>
           </w:tcPr>
           <w:p>
             <w:r/>
@@ -10133,7 +10154,7 @@
         </w:tc>
         <w:tc>
           <w:tcPr>
-            <w:tcW w:type="dxa" w:w="1728"/>
+            <w:tcW w:type="dxa" w:w="1746"/>
           </w:tcPr>
           <w:p>
             <w:r/>
@@ -10148,7 +10169,7 @@
         </w:tc>
         <w:tc>
           <w:tcPr>
-            <w:tcW w:type="dxa" w:w="1728"/>
+            <w:tcW w:type="dxa" w:w="1746"/>
           </w:tcPr>
           <w:p>
             <w:r/>
@@ -10163,7 +10184,7 @@
         </w:tc>
         <w:tc>
           <w:tcPr>
-            <w:tcW w:type="dxa" w:w="1728"/>
+            <w:tcW w:type="dxa" w:w="1746"/>
           </w:tcPr>
           <w:p>
             <w:r/>
@@ -10178,7 +10199,7 @@
         </w:tc>
         <w:tc>
           <w:tcPr>
-            <w:tcW w:type="dxa" w:w="1728"/>
+            <w:tcW w:type="dxa" w:w="1746"/>
           </w:tcPr>
           <w:p>
             <w:r/>
@@ -10195,7 +10216,7 @@
       <w:tr>
         <w:tc>
           <w:tcPr>
-            <w:tcW w:type="dxa" w:w="1728"/>
+            <w:tcW w:type="dxa" w:w="1746"/>
           </w:tcPr>
           <w:p>
             <w:r/>
@@ -10210,7 +10231,7 @@
         </w:tc>
         <w:tc>
           <w:tcPr>
-            <w:tcW w:type="dxa" w:w="1728"/>
+            <w:tcW w:type="dxa" w:w="1746"/>
           </w:tcPr>
           <w:p>
             <w:r/>
@@ -10225,7 +10246,7 @@
         </w:tc>
         <w:tc>
           <w:tcPr>
-            <w:tcW w:type="dxa" w:w="1728"/>
+            <w:tcW w:type="dxa" w:w="1746"/>
           </w:tcPr>
           <w:p>
             <w:r/>
@@ -10240,7 +10261,7 @@
         </w:tc>
         <w:tc>
           <w:tcPr>
-            <w:tcW w:type="dxa" w:w="1728"/>
+            <w:tcW w:type="dxa" w:w="1746"/>
           </w:tcPr>
           <w:p>
             <w:r/>
@@ -10255,7 +10276,7 @@
         </w:tc>
         <w:tc>
           <w:tcPr>
-            <w:tcW w:type="dxa" w:w="1728"/>
+            <w:tcW w:type="dxa" w:w="1746"/>
           </w:tcPr>
           <w:p>
             <w:r/>
@@ -10272,7 +10293,7 @@
       <w:tr>
         <w:tc>
           <w:tcPr>
-            <w:tcW w:type="dxa" w:w="1728"/>
+            <w:tcW w:type="dxa" w:w="1746"/>
           </w:tcPr>
           <w:p>
             <w:r/>
@@ -10287,7 +10308,7 @@
         </w:tc>
         <w:tc>
           <w:tcPr>
-            <w:tcW w:type="dxa" w:w="1728"/>
+            <w:tcW w:type="dxa" w:w="1746"/>
           </w:tcPr>
           <w:p>
             <w:r/>
@@ -10302,7 +10323,7 @@
         </w:tc>
         <w:tc>
           <w:tcPr>
-            <w:tcW w:type="dxa" w:w="1728"/>
+            <w:tcW w:type="dxa" w:w="1746"/>
           </w:tcPr>
           <w:p>
             <w:r/>
@@ -10317,7 +10338,7 @@
         </w:tc>
         <w:tc>
           <w:tcPr>
-            <w:tcW w:type="dxa" w:w="1728"/>
+            <w:tcW w:type="dxa" w:w="1746"/>
           </w:tcPr>
           <w:p>
             <w:r/>
@@ -10332,7 +10353,7 @@
         </w:tc>
         <w:tc>
           <w:tcPr>
-            <w:tcW w:type="dxa" w:w="1728"/>
+            <w:tcW w:type="dxa" w:w="1746"/>
           </w:tcPr>
           <w:p>
             <w:r/>
@@ -10349,7 +10370,7 @@
       <w:tr>
         <w:tc>
           <w:tcPr>
-            <w:tcW w:type="dxa" w:w="1728"/>
+            <w:tcW w:type="dxa" w:w="1746"/>
           </w:tcPr>
           <w:p>
             <w:r/>
@@ -10364,7 +10385,7 @@
         </w:tc>
         <w:tc>
           <w:tcPr>
-            <w:tcW w:type="dxa" w:w="1728"/>
+            <w:tcW w:type="dxa" w:w="1746"/>
           </w:tcPr>
           <w:p>
             <w:r/>
@@ -10379,7 +10400,7 @@
         </w:tc>
         <w:tc>
           <w:tcPr>
-            <w:tcW w:type="dxa" w:w="1728"/>
+            <w:tcW w:type="dxa" w:w="1746"/>
           </w:tcPr>
           <w:p>
             <w:r/>
@@ -10394,7 +10415,7 @@
         </w:tc>
         <w:tc>
           <w:tcPr>
-            <w:tcW w:type="dxa" w:w="1728"/>
+            <w:tcW w:type="dxa" w:w="1746"/>
           </w:tcPr>
           <w:p>
             <w:r/>
@@ -10409,7 +10430,7 @@
         </w:tc>
         <w:tc>
           <w:tcPr>
-            <w:tcW w:type="dxa" w:w="1728"/>
+            <w:tcW w:type="dxa" w:w="1746"/>
           </w:tcPr>
           <w:p>
             <w:r/>
@@ -10426,7 +10447,7 @@
       <w:tr>
         <w:tc>
           <w:tcPr>
-            <w:tcW w:type="dxa" w:w="1728"/>
+            <w:tcW w:type="dxa" w:w="1746"/>
           </w:tcPr>
           <w:p>
             <w:r/>
@@ -10441,7 +10462,7 @@
         </w:tc>
         <w:tc>
           <w:tcPr>
-            <w:tcW w:type="dxa" w:w="1728"/>
+            <w:tcW w:type="dxa" w:w="1746"/>
           </w:tcPr>
           <w:p>
             <w:r/>
@@ -10456,7 +10477,7 @@
         </w:tc>
         <w:tc>
           <w:tcPr>
-            <w:tcW w:type="dxa" w:w="1728"/>
+            <w:tcW w:type="dxa" w:w="1746"/>
           </w:tcPr>
           <w:p>
             <w:r/>
@@ -10471,7 +10492,7 @@
         </w:tc>
         <w:tc>
           <w:tcPr>
-            <w:tcW w:type="dxa" w:w="1728"/>
+            <w:tcW w:type="dxa" w:w="1746"/>
           </w:tcPr>
           <w:p>
             <w:r/>
@@ -10486,7 +10507,7 @@
         </w:tc>
         <w:tc>
           <w:tcPr>
-            <w:tcW w:type="dxa" w:w="1728"/>
+            <w:tcW w:type="dxa" w:w="1746"/>
           </w:tcPr>
           <w:p>
             <w:r/>
@@ -10503,7 +10524,7 @@
       <w:tr>
         <w:tc>
           <w:tcPr>
-            <w:tcW w:type="dxa" w:w="1728"/>
+            <w:tcW w:type="dxa" w:w="1746"/>
           </w:tcPr>
           <w:p>
             <w:r/>
@@ -10518,7 +10539,7 @@
         </w:tc>
         <w:tc>
           <w:tcPr>
-            <w:tcW w:type="dxa" w:w="1728"/>
+            <w:tcW w:type="dxa" w:w="1746"/>
           </w:tcPr>
           <w:p>
             <w:r/>
@@ -10533,7 +10554,7 @@
         </w:tc>
         <w:tc>
           <w:tcPr>
-            <w:tcW w:type="dxa" w:w="1728"/>
+            <w:tcW w:type="dxa" w:w="1746"/>
           </w:tcPr>
           <w:p>
             <w:r/>
@@ -10548,7 +10569,7 @@
         </w:tc>
         <w:tc>
           <w:tcPr>
-            <w:tcW w:type="dxa" w:w="1728"/>
+            <w:tcW w:type="dxa" w:w="1746"/>
           </w:tcPr>
           <w:p>
             <w:r/>
@@ -10563,7 +10584,7 @@
         </w:tc>
         <w:tc>
           <w:tcPr>
-            <w:tcW w:type="dxa" w:w="1728"/>
+            <w:tcW w:type="dxa" w:w="1746"/>
           </w:tcPr>
           <w:p>
             <w:r/>
@@ -10580,7 +10601,7 @@
       <w:tr>
         <w:tc>
           <w:tcPr>
-            <w:tcW w:type="dxa" w:w="1728"/>
+            <w:tcW w:type="dxa" w:w="1746"/>
           </w:tcPr>
           <w:p>
             <w:r/>
@@ -10595,7 +10616,7 @@
         </w:tc>
         <w:tc>
           <w:tcPr>
-            <w:tcW w:type="dxa" w:w="1728"/>
+            <w:tcW w:type="dxa" w:w="1746"/>
           </w:tcPr>
           <w:p>
             <w:r/>
@@ -10610,7 +10631,7 @@
         </w:tc>
         <w:tc>
           <w:tcPr>
-            <w:tcW w:type="dxa" w:w="1728"/>
+            <w:tcW w:type="dxa" w:w="1746"/>
           </w:tcPr>
           <w:p>
             <w:r/>
@@ -10625,7 +10646,7 @@
         </w:tc>
         <w:tc>
           <w:tcPr>
-            <w:tcW w:type="dxa" w:w="1728"/>
+            <w:tcW w:type="dxa" w:w="1746"/>
           </w:tcPr>
           <w:p>
             <w:r/>
@@ -10640,7 +10661,7 @@
         </w:tc>
         <w:tc>
           <w:tcPr>
-            <w:tcW w:type="dxa" w:w="1728"/>
+            <w:tcW w:type="dxa" w:w="1746"/>
           </w:tcPr>
           <w:p>
             <w:r/>
@@ -10657,7 +10678,7 @@
       <w:tr>
         <w:tc>
           <w:tcPr>
-            <w:tcW w:type="dxa" w:w="1728"/>
+            <w:tcW w:type="dxa" w:w="1746"/>
           </w:tcPr>
           <w:p>
             <w:r/>
@@ -10672,7 +10693,7 @@
         </w:tc>
         <w:tc>
           <w:tcPr>
-            <w:tcW w:type="dxa" w:w="1728"/>
+            <w:tcW w:type="dxa" w:w="1746"/>
           </w:tcPr>
           <w:p>
             <w:r/>
@@ -10687,7 +10708,7 @@
         </w:tc>
         <w:tc>
           <w:tcPr>
-            <w:tcW w:type="dxa" w:w="1728"/>
+            <w:tcW w:type="dxa" w:w="1746"/>
           </w:tcPr>
           <w:p>
             <w:r/>
@@ -10702,7 +10723,7 @@
         </w:tc>
         <w:tc>
           <w:tcPr>
-            <w:tcW w:type="dxa" w:w="1728"/>
+            <w:tcW w:type="dxa" w:w="1746"/>
           </w:tcPr>
           <w:p>
             <w:r/>
@@ -10717,7 +10738,7 @@
         </w:tc>
         <w:tc>
           <w:tcPr>
-            <w:tcW w:type="dxa" w:w="1728"/>
+            <w:tcW w:type="dxa" w:w="1746"/>
           </w:tcPr>
           <w:p>
             <w:r/>
@@ -10734,7 +10755,7 @@
       <w:tr>
         <w:tc>
           <w:tcPr>
-            <w:tcW w:type="dxa" w:w="1728"/>
+            <w:tcW w:type="dxa" w:w="1746"/>
           </w:tcPr>
           <w:p>
             <w:r/>
@@ -10749,7 +10770,7 @@
         </w:tc>
         <w:tc>
           <w:tcPr>
-            <w:tcW w:type="dxa" w:w="1728"/>
+            <w:tcW w:type="dxa" w:w="1746"/>
           </w:tcPr>
           <w:p>
             <w:r/>
@@ -10764,7 +10785,7 @@
         </w:tc>
         <w:tc>
           <w:tcPr>
-            <w:tcW w:type="dxa" w:w="1728"/>
+            <w:tcW w:type="dxa" w:w="1746"/>
           </w:tcPr>
           <w:p>
             <w:r/>
@@ -10779,7 +10800,7 @@
         </w:tc>
         <w:tc>
           <w:tcPr>
-            <w:tcW w:type="dxa" w:w="1728"/>
+            <w:tcW w:type="dxa" w:w="1746"/>
           </w:tcPr>
           <w:p>
             <w:r/>
@@ -10794,7 +10815,7 @@
         </w:tc>
         <w:tc>
           <w:tcPr>
-            <w:tcW w:type="dxa" w:w="1728"/>
+            <w:tcW w:type="dxa" w:w="1746"/>
           </w:tcPr>
           <w:p>
             <w:r/>
@@ -10811,6 +10832,7 @@
     </w:tbl>
     <w:p>
       <w:pPr>
+        <w:spacing/>
         <w:jc w:val="center"/>
       </w:pPr>
       <w:r>
@@ -10885,15 +10907,15 @@
         <w:tblLook w:firstColumn="1" w:firstRow="1" w:lastColumn="0" w:lastRow="0" w:noHBand="0" w:noVBand="1" w:val="04A0"/>
       </w:tblPr>
       <w:tblGrid>
-        <w:gridCol w:w="2160"/>
-        <w:gridCol w:w="2160"/>
-        <w:gridCol w:w="2160"/>
-        <w:gridCol w:w="2160"/>
+        <w:gridCol w:w="2183"/>
+        <w:gridCol w:w="2183"/>
+        <w:gridCol w:w="2183"/>
+        <w:gridCol w:w="2183"/>
       </w:tblGrid>
       <w:tr>
         <w:tc>
           <w:tcPr>
-            <w:tcW w:type="dxa" w:w="2160"/>
+            <w:tcW w:type="dxa" w:w="2183"/>
           </w:tcPr>
           <w:p>
             <w:r/>
@@ -10909,7 +10931,7 @@
         </w:tc>
         <w:tc>
           <w:tcPr>
-            <w:tcW w:type="dxa" w:w="2160"/>
+            <w:tcW w:type="dxa" w:w="2183"/>
           </w:tcPr>
           <w:p>
             <w:r/>
@@ -10925,7 +10947,7 @@
         </w:tc>
         <w:tc>
           <w:tcPr>
-            <w:tcW w:type="dxa" w:w="2160"/>
+            <w:tcW w:type="dxa" w:w="2183"/>
           </w:tcPr>
           <w:p>
             <w:r/>
@@ -10941,7 +10963,7 @@
         </w:tc>
         <w:tc>
           <w:tcPr>
-            <w:tcW w:type="dxa" w:w="2160"/>
+            <w:tcW w:type="dxa" w:w="2183"/>
           </w:tcPr>
           <w:p>
             <w:r/>
@@ -10959,7 +10981,7 @@
       <w:tr>
         <w:tc>
           <w:tcPr>
-            <w:tcW w:type="dxa" w:w="2160"/>
+            <w:tcW w:type="dxa" w:w="2183"/>
           </w:tcPr>
           <w:p>
             <w:r/>
@@ -10974,7 +10996,7 @@
         </w:tc>
         <w:tc>
           <w:tcPr>
-            <w:tcW w:type="dxa" w:w="2160"/>
+            <w:tcW w:type="dxa" w:w="2183"/>
           </w:tcPr>
           <w:p>
             <w:r/>
@@ -10989,7 +11011,7 @@
         </w:tc>
         <w:tc>
           <w:tcPr>
-            <w:tcW w:type="dxa" w:w="2160"/>
+            <w:tcW w:type="dxa" w:w="2183"/>
           </w:tcPr>
           <w:p>
             <w:r/>
@@ -11004,7 +11026,7 @@
         </w:tc>
         <w:tc>
           <w:tcPr>
-            <w:tcW w:type="dxa" w:w="2160"/>
+            <w:tcW w:type="dxa" w:w="2183"/>
           </w:tcPr>
           <w:p>
             <w:r/>
@@ -11021,7 +11043,7 @@
       <w:tr>
         <w:tc>
           <w:tcPr>
-            <w:tcW w:type="dxa" w:w="2160"/>
+            <w:tcW w:type="dxa" w:w="2183"/>
           </w:tcPr>
           <w:p>
             <w:r/>
@@ -11036,7 +11058,7 @@
         </w:tc>
         <w:tc>
           <w:tcPr>
-            <w:tcW w:type="dxa" w:w="2160"/>
+            <w:tcW w:type="dxa" w:w="2183"/>
           </w:tcPr>
           <w:p>
             <w:r/>
@@ -11051,7 +11073,7 @@
         </w:tc>
         <w:tc>
           <w:tcPr>
-            <w:tcW w:type="dxa" w:w="2160"/>
+            <w:tcW w:type="dxa" w:w="2183"/>
           </w:tcPr>
           <w:p>
             <w:r/>
@@ -11066,7 +11088,7 @@
         </w:tc>
         <w:tc>
           <w:tcPr>
-            <w:tcW w:type="dxa" w:w="2160"/>
+            <w:tcW w:type="dxa" w:w="2183"/>
           </w:tcPr>
           <w:p>
             <w:r/>
@@ -11083,7 +11105,7 @@
       <w:tr>
         <w:tc>
           <w:tcPr>
-            <w:tcW w:type="dxa" w:w="2160"/>
+            <w:tcW w:type="dxa" w:w="2183"/>
           </w:tcPr>
           <w:p>
             <w:r/>
@@ -11098,7 +11120,7 @@
         </w:tc>
         <w:tc>
           <w:tcPr>
-            <w:tcW w:type="dxa" w:w="2160"/>
+            <w:tcW w:type="dxa" w:w="2183"/>
           </w:tcPr>
           <w:p>
             <w:r/>
@@ -11113,7 +11135,7 @@
         </w:tc>
         <w:tc>
           <w:tcPr>
-            <w:tcW w:type="dxa" w:w="2160"/>
+            <w:tcW w:type="dxa" w:w="2183"/>
           </w:tcPr>
           <w:p>
             <w:r/>
@@ -11128,7 +11150,7 @@
         </w:tc>
         <w:tc>
           <w:tcPr>
-            <w:tcW w:type="dxa" w:w="2160"/>
+            <w:tcW w:type="dxa" w:w="2183"/>
           </w:tcPr>
           <w:p>
             <w:r/>
@@ -11145,7 +11167,7 @@
       <w:tr>
         <w:tc>
           <w:tcPr>
-            <w:tcW w:type="dxa" w:w="2160"/>
+            <w:tcW w:type="dxa" w:w="2183"/>
           </w:tcPr>
           <w:p>
             <w:r/>
@@ -11160,7 +11182,7 @@
         </w:tc>
         <w:tc>
           <w:tcPr>
-            <w:tcW w:type="dxa" w:w="2160"/>
+            <w:tcW w:type="dxa" w:w="2183"/>
           </w:tcPr>
           <w:p>
             <w:r/>
@@ -11175,7 +11197,7 @@
         </w:tc>
         <w:tc>
           <w:tcPr>
-            <w:tcW w:type="dxa" w:w="2160"/>
+            <w:tcW w:type="dxa" w:w="2183"/>
           </w:tcPr>
           <w:p>
             <w:r/>
@@ -11190,7 +11212,7 @@
         </w:tc>
         <w:tc>
           <w:tcPr>
-            <w:tcW w:type="dxa" w:w="2160"/>
+            <w:tcW w:type="dxa" w:w="2183"/>
           </w:tcPr>
           <w:p>
             <w:r/>
@@ -11207,7 +11229,7 @@
       <w:tr>
         <w:tc>
           <w:tcPr>
-            <w:tcW w:type="dxa" w:w="2160"/>
+            <w:tcW w:type="dxa" w:w="2183"/>
           </w:tcPr>
           <w:p>
             <w:r/>
@@ -11222,7 +11244,7 @@
         </w:tc>
         <w:tc>
           <w:tcPr>
-            <w:tcW w:type="dxa" w:w="2160"/>
+            <w:tcW w:type="dxa" w:w="2183"/>
           </w:tcPr>
           <w:p>
             <w:r/>
@@ -11237,7 +11259,7 @@
         </w:tc>
         <w:tc>
           <w:tcPr>
-            <w:tcW w:type="dxa" w:w="2160"/>
+            <w:tcW w:type="dxa" w:w="2183"/>
           </w:tcPr>
           <w:p>
             <w:r/>
@@ -11252,7 +11274,7 @@
         </w:tc>
         <w:tc>
           <w:tcPr>
-            <w:tcW w:type="dxa" w:w="2160"/>
+            <w:tcW w:type="dxa" w:w="2183"/>
           </w:tcPr>
           <w:p>
             <w:r/>
@@ -11269,7 +11291,7 @@
       <w:tr>
         <w:tc>
           <w:tcPr>
-            <w:tcW w:type="dxa" w:w="2160"/>
+            <w:tcW w:type="dxa" w:w="2183"/>
           </w:tcPr>
           <w:p>
             <w:r/>
@@ -11284,7 +11306,7 @@
         </w:tc>
         <w:tc>
           <w:tcPr>
-            <w:tcW w:type="dxa" w:w="2160"/>
+            <w:tcW w:type="dxa" w:w="2183"/>
           </w:tcPr>
           <w:p>
             <w:r/>
@@ -11299,7 +11321,7 @@
         </w:tc>
         <w:tc>
           <w:tcPr>
-            <w:tcW w:type="dxa" w:w="2160"/>
+            <w:tcW w:type="dxa" w:w="2183"/>
           </w:tcPr>
           <w:p>
             <w:r/>
@@ -11314,7 +11336,7 @@
         </w:tc>
         <w:tc>
           <w:tcPr>
-            <w:tcW w:type="dxa" w:w="2160"/>
+            <w:tcW w:type="dxa" w:w="2183"/>
           </w:tcPr>
           <w:p>
             <w:r/>
@@ -11331,7 +11353,7 @@
       <w:tr>
         <w:tc>
           <w:tcPr>
-            <w:tcW w:type="dxa" w:w="2160"/>
+            <w:tcW w:type="dxa" w:w="2183"/>
           </w:tcPr>
           <w:p>
             <w:r/>
@@ -11346,7 +11368,7 @@
         </w:tc>
         <w:tc>
           <w:tcPr>
-            <w:tcW w:type="dxa" w:w="2160"/>
+            <w:tcW w:type="dxa" w:w="2183"/>
           </w:tcPr>
           <w:p>
             <w:r/>
@@ -11361,7 +11383,7 @@
         </w:tc>
         <w:tc>
           <w:tcPr>
-            <w:tcW w:type="dxa" w:w="2160"/>
+            <w:tcW w:type="dxa" w:w="2183"/>
           </w:tcPr>
           <w:p>
             <w:r/>
@@ -11376,7 +11398,7 @@
         </w:tc>
         <w:tc>
           <w:tcPr>
-            <w:tcW w:type="dxa" w:w="2160"/>
+            <w:tcW w:type="dxa" w:w="2183"/>
           </w:tcPr>
           <w:p>
             <w:r/>
@@ -11393,6 +11415,7 @@
     </w:tbl>
     <w:p>
       <w:pPr>
+        <w:spacing/>
         <w:jc w:val="center"/>
       </w:pPr>
       <w:r>
@@ -11440,15 +11463,15 @@
         <w:tblLook w:firstColumn="1" w:firstRow="1" w:lastColumn="0" w:lastRow="0" w:noHBand="0" w:noVBand="1" w:val="04A0"/>
       </w:tblPr>
       <w:tblGrid>
-        <w:gridCol w:w="2160"/>
-        <w:gridCol w:w="2160"/>
-        <w:gridCol w:w="2160"/>
-        <w:gridCol w:w="2160"/>
+        <w:gridCol w:w="2183"/>
+        <w:gridCol w:w="2183"/>
+        <w:gridCol w:w="2183"/>
+        <w:gridCol w:w="2183"/>
       </w:tblGrid>
       <w:tr>
         <w:tc>
           <w:tcPr>
-            <w:tcW w:type="dxa" w:w="2160"/>
+            <w:tcW w:type="dxa" w:w="2183"/>
           </w:tcPr>
           <w:p>
             <w:r/>
@@ -11464,7 +11487,7 @@
         </w:tc>
         <w:tc>
           <w:tcPr>
-            <w:tcW w:type="dxa" w:w="2160"/>
+            <w:tcW w:type="dxa" w:w="2183"/>
           </w:tcPr>
           <w:p>
             <w:r/>
@@ -11480,7 +11503,7 @@
         </w:tc>
         <w:tc>
           <w:tcPr>
-            <w:tcW w:type="dxa" w:w="2160"/>
+            <w:tcW w:type="dxa" w:w="2183"/>
           </w:tcPr>
           <w:p>
             <w:r/>
@@ -11496,7 +11519,7 @@
         </w:tc>
         <w:tc>
           <w:tcPr>
-            <w:tcW w:type="dxa" w:w="2160"/>
+            <w:tcW w:type="dxa" w:w="2183"/>
           </w:tcPr>
           <w:p>
             <w:r/>
@@ -11514,7 +11537,7 @@
       <w:tr>
         <w:tc>
           <w:tcPr>
-            <w:tcW w:type="dxa" w:w="2160"/>
+            <w:tcW w:type="dxa" w:w="2183"/>
           </w:tcPr>
           <w:p>
             <w:r/>
@@ -11529,7 +11552,7 @@
         </w:tc>
         <w:tc>
           <w:tcPr>
-            <w:tcW w:type="dxa" w:w="2160"/>
+            <w:tcW w:type="dxa" w:w="2183"/>
           </w:tcPr>
           <w:p>
             <w:r/>
@@ -11544,7 +11567,7 @@
         </w:tc>
         <w:tc>
           <w:tcPr>
-            <w:tcW w:type="dxa" w:w="2160"/>
+            <w:tcW w:type="dxa" w:w="2183"/>
           </w:tcPr>
           <w:p>
             <w:r/>
@@ -11559,7 +11582,7 @@
         </w:tc>
         <w:tc>
           <w:tcPr>
-            <w:tcW w:type="dxa" w:w="2160"/>
+            <w:tcW w:type="dxa" w:w="2183"/>
           </w:tcPr>
           <w:p>
             <w:r/>
@@ -11576,7 +11599,7 @@
       <w:tr>
         <w:tc>
           <w:tcPr>
-            <w:tcW w:type="dxa" w:w="2160"/>
+            <w:tcW w:type="dxa" w:w="2183"/>
           </w:tcPr>
           <w:p>
             <w:r/>
@@ -11591,7 +11614,7 @@
         </w:tc>
         <w:tc>
           <w:tcPr>
-            <w:tcW w:type="dxa" w:w="2160"/>
+            <w:tcW w:type="dxa" w:w="2183"/>
           </w:tcPr>
           <w:p>
             <w:r/>
@@ -11606,7 +11629,7 @@
         </w:tc>
         <w:tc>
           <w:tcPr>
-            <w:tcW w:type="dxa" w:w="2160"/>
+            <w:tcW w:type="dxa" w:w="2183"/>
           </w:tcPr>
           <w:p>
             <w:r/>
@@ -11621,7 +11644,7 @@
         </w:tc>
         <w:tc>
           <w:tcPr>
-            <w:tcW w:type="dxa" w:w="2160"/>
+            <w:tcW w:type="dxa" w:w="2183"/>
           </w:tcPr>
           <w:p>
             <w:r/>
@@ -11638,7 +11661,7 @@
       <w:tr>
         <w:tc>
           <w:tcPr>
-            <w:tcW w:type="dxa" w:w="2160"/>
+            <w:tcW w:type="dxa" w:w="2183"/>
           </w:tcPr>
           <w:p>
             <w:r/>
@@ -11653,7 +11676,7 @@
         </w:tc>
         <w:tc>
           <w:tcPr>
-            <w:tcW w:type="dxa" w:w="2160"/>
+            <w:tcW w:type="dxa" w:w="2183"/>
           </w:tcPr>
           <w:p>
             <w:r/>
@@ -11668,7 +11691,7 @@
         </w:tc>
         <w:tc>
           <w:tcPr>
-            <w:tcW w:type="dxa" w:w="2160"/>
+            <w:tcW w:type="dxa" w:w="2183"/>
           </w:tcPr>
           <w:p>
             <w:r/>
@@ -11683,7 +11706,7 @@
         </w:tc>
         <w:tc>
           <w:tcPr>
-            <w:tcW w:type="dxa" w:w="2160"/>
+            <w:tcW w:type="dxa" w:w="2183"/>
           </w:tcPr>
           <w:p>
             <w:r/>
@@ -11700,7 +11723,7 @@
       <w:tr>
         <w:tc>
           <w:tcPr>
-            <w:tcW w:type="dxa" w:w="2160"/>
+            <w:tcW w:type="dxa" w:w="2183"/>
           </w:tcPr>
           <w:p>
             <w:r/>
@@ -11715,7 +11738,7 @@
         </w:tc>
         <w:tc>
           <w:tcPr>
-            <w:tcW w:type="dxa" w:w="2160"/>
+            <w:tcW w:type="dxa" w:w="2183"/>
           </w:tcPr>
           <w:p>
             <w:r/>
@@ -11730,7 +11753,7 @@
         </w:tc>
         <w:tc>
           <w:tcPr>
-            <w:tcW w:type="dxa" w:w="2160"/>
+            <w:tcW w:type="dxa" w:w="2183"/>
           </w:tcPr>
           <w:p>
             <w:r/>
@@ -11745,7 +11768,7 @@
         </w:tc>
         <w:tc>
           <w:tcPr>
-            <w:tcW w:type="dxa" w:w="2160"/>
+            <w:tcW w:type="dxa" w:w="2183"/>
           </w:tcPr>
           <w:p>
             <w:r/>
@@ -11762,7 +11785,7 @@
       <w:tr>
         <w:tc>
           <w:tcPr>
-            <w:tcW w:type="dxa" w:w="2160"/>
+            <w:tcW w:type="dxa" w:w="2183"/>
           </w:tcPr>
           <w:p>
             <w:r/>
@@ -11777,7 +11800,7 @@
         </w:tc>
         <w:tc>
           <w:tcPr>
-            <w:tcW w:type="dxa" w:w="2160"/>
+            <w:tcW w:type="dxa" w:w="2183"/>
           </w:tcPr>
           <w:p>
             <w:r/>
@@ -11792,7 +11815,7 @@
         </w:tc>
         <w:tc>
           <w:tcPr>
-            <w:tcW w:type="dxa" w:w="2160"/>
+            <w:tcW w:type="dxa" w:w="2183"/>
           </w:tcPr>
           <w:p>
             <w:r/>
@@ -11807,7 +11830,7 @@
         </w:tc>
         <w:tc>
           <w:tcPr>
-            <w:tcW w:type="dxa" w:w="2160"/>
+            <w:tcW w:type="dxa" w:w="2183"/>
           </w:tcPr>
           <w:p>
             <w:r/>
@@ -11824,7 +11847,7 @@
       <w:tr>
         <w:tc>
           <w:tcPr>
-            <w:tcW w:type="dxa" w:w="2160"/>
+            <w:tcW w:type="dxa" w:w="2183"/>
           </w:tcPr>
           <w:p>
             <w:r/>
@@ -11839,7 +11862,7 @@
         </w:tc>
         <w:tc>
           <w:tcPr>
-            <w:tcW w:type="dxa" w:w="2160"/>
+            <w:tcW w:type="dxa" w:w="2183"/>
           </w:tcPr>
           <w:p>
             <w:r/>
@@ -11854,7 +11877,7 @@
         </w:tc>
         <w:tc>
           <w:tcPr>
-            <w:tcW w:type="dxa" w:w="2160"/>
+            <w:tcW w:type="dxa" w:w="2183"/>
           </w:tcPr>
           <w:p>
             <w:r/>
@@ -11869,7 +11892,7 @@
         </w:tc>
         <w:tc>
           <w:tcPr>
-            <w:tcW w:type="dxa" w:w="2160"/>
+            <w:tcW w:type="dxa" w:w="2183"/>
           </w:tcPr>
           <w:p>
             <w:r/>
@@ -11886,7 +11909,7 @@
       <w:tr>
         <w:tc>
           <w:tcPr>
-            <w:tcW w:type="dxa" w:w="2160"/>
+            <w:tcW w:type="dxa" w:w="2183"/>
           </w:tcPr>
           <w:p>
             <w:r/>
@@ -11901,7 +11924,7 @@
         </w:tc>
         <w:tc>
           <w:tcPr>
-            <w:tcW w:type="dxa" w:w="2160"/>
+            <w:tcW w:type="dxa" w:w="2183"/>
           </w:tcPr>
           <w:p>
             <w:r/>
@@ -11916,7 +11939,7 @@
         </w:tc>
         <w:tc>
           <w:tcPr>
-            <w:tcW w:type="dxa" w:w="2160"/>
+            <w:tcW w:type="dxa" w:w="2183"/>
           </w:tcPr>
           <w:p>
             <w:r/>
@@ -11931,7 +11954,7 @@
         </w:tc>
         <w:tc>
           <w:tcPr>
-            <w:tcW w:type="dxa" w:w="2160"/>
+            <w:tcW w:type="dxa" w:w="2183"/>
           </w:tcPr>
           <w:p>
             <w:r/>
@@ -11948,6 +11971,7 @@
     </w:tbl>
     <w:p>
       <w:pPr>
+        <w:spacing/>
         <w:jc w:val="center"/>
       </w:pPr>
       <w:r>
@@ -11960,8 +11984,8 @@
       </w:r>
     </w:p>
     <w:sectPr>
-      <w:pgSz w:w="12240" w:h="15840"/>
-      <w:pgMar w:top="1440" w:right="1800" w:bottom="1440" w:left="1800" w:header="720" w:footer="720" w:gutter="0"/>
+      <w:pgSz w:w="11906" w:h="16838"/>
+      <w:pgMar w:top="1417" w:right="1587" w:bottom="1417" w:left="1587" w:header="720" w:footer="720" w:gutter="0"/>
       <w:cols w:space="720"/>
       <w:docGrid w:linePitch="360"/>
     </w:sectPr>
